--- a/TCL_PGuambe - V1.1.docx
+++ b/TCL_PGuambe - V1.1.docx
@@ -272,7 +272,15 @@
                 <w:b/>
                 <w:sz w:val="28"/>
               </w:rPr>
-              <w:t>ACESSO EM</w:t>
+              <w:t>PERÍMETRO</w:t>
+            </w:r>
+            <w:r>
+              <w:rPr>
+                <w:rFonts w:ascii="Times New Roman" w:hAnsi="Times New Roman"/>
+                <w:b/>
+                <w:sz w:val="28"/>
+              </w:rPr>
+              <w:t xml:space="preserve"> EM</w:t>
             </w:r>
             <w:r>
               <w:rPr>
@@ -697,7 +705,15 @@
                 <w:b/>
                 <w:sz w:val="28"/>
               </w:rPr>
-              <w:t xml:space="preserve">ACESSO </w:t>
+              <w:t>PERÍMETRO</w:t>
+            </w:r>
+            <w:r>
+              <w:rPr>
+                <w:rFonts w:ascii="Times New Roman" w:hAnsi="Times New Roman"/>
+                <w:b/>
+                <w:sz w:val="28"/>
+              </w:rPr>
+              <w:t xml:space="preserve"> </w:t>
             </w:r>
             <w:r>
               <w:rPr>
@@ -925,16 +941,25 @@
     </w:p>
     <w:p>
       <w:pPr>
-        <w:pStyle w:val="Ttulo2"/>
+        <w:jc w:val="center"/>
+        <w:rPr>
+          <w:b/>
+          <w:bCs w:val="0"/>
+          <w:sz w:val="28"/>
+          <w:szCs w:val="28"/>
+        </w:rPr>
       </w:pPr>
       <w:bookmarkStart w:id="0" w:name="_Toc208690546"/>
       <w:r>
+        <w:rPr>
+          <w:b/>
+          <w:bCs w:val="0"/>
+          <w:sz w:val="28"/>
+          <w:szCs w:val="28"/>
+        </w:rPr>
         <w:t>DECLARAÇÃO DE HONRA</w:t>
       </w:r>
       <w:bookmarkEnd w:id="0"/>
-      <w:r>
-        <w:t xml:space="preserve"> </w:t>
-      </w:r>
     </w:p>
     <w:p>
       <w:pPr>
@@ -6464,10 +6489,13 @@
         <w:t>o</w:t>
       </w:r>
       <w:r>
-        <w:t xml:space="preserve"> de ace</w:t>
-      </w:r>
-      <w:r>
-        <w:t xml:space="preserve">sso para o </w:t>
+        <w:t xml:space="preserve"> de </w:t>
+      </w:r>
+      <w:r>
+        <w:t>perímetro</w:t>
+      </w:r>
+      <w:r>
+        <w:t xml:space="preserve"> para o </w:t>
       </w:r>
       <w:r>
         <w:t>C</w:t>
@@ -8286,7 +8314,10 @@
       </w:r>
       <w:bookmarkEnd w:id="19"/>
       <w:r>
-        <w:t>Ferramentas utilizadas</w:t>
+        <w:t xml:space="preserve">Ferramentas </w:t>
+      </w:r>
+      <w:r>
+        <w:t>e Tecnologias de Desenvolvimento do Sistema</w:t>
       </w:r>
     </w:p>
     <w:p>
@@ -8353,7 +8384,19 @@
         <w:rPr>
           <w:color w:val="auto"/>
         </w:rPr>
-        <w:t>, fundamentais para o desenvolvimento, teste e validação do sistema de controlo de acesso proposto.</w:t>
+        <w:t>, fundamentais para o desenvolvimento, teste e validação do sistema de controlo de</w:t>
+      </w:r>
+      <w:r>
+        <w:rPr>
+          <w:color w:val="auto"/>
+        </w:rPr>
+        <w:t xml:space="preserve"> perímetro</w:t>
+      </w:r>
+      <w:r>
+        <w:rPr>
+          <w:color w:val="auto"/>
+        </w:rPr>
+        <w:t xml:space="preserve"> proposto.</w:t>
       </w:r>
       <w:r>
         <w:rPr>
@@ -8361,19 +8404,26 @@
         </w:rPr>
         <w:t xml:space="preserve"> </w:t>
       </w:r>
-    </w:p>
-    <w:p>
-      <w:pPr>
-        <w:spacing w:line="360" w:lineRule="auto"/>
-        <w:ind w:left="-5" w:right="55"/>
-        <w:rPr>
-          <w:b/>
-          <w:bCs w:val="0"/>
+      <w:r>
+        <w:rPr>
+          <w:color w:val="auto"/>
+        </w:rPr>
+        <w:t xml:space="preserve">Foi desenvolvida uma aplicação </w:t>
+      </w:r>
+      <w:r>
+        <w:rPr>
           <w:i/>
           <w:iCs/>
           <w:color w:val="auto"/>
         </w:rPr>
-      </w:pPr>
+        <w:t>Web</w:t>
+      </w:r>
+      <w:r>
+        <w:rPr>
+          <w:color w:val="auto"/>
+        </w:rPr>
+        <w:t xml:space="preserve"> designada </w:t>
+      </w:r>
       <w:r>
         <w:rPr>
           <w:b/>
@@ -8382,6 +8432,58 @@
           <w:iCs/>
           <w:color w:val="auto"/>
         </w:rPr>
+        <w:t>WatchBase</w:t>
+      </w:r>
+      <w:r>
+        <w:rPr>
+          <w:color w:val="auto"/>
+        </w:rPr>
+        <w:t xml:space="preserve">, concebida para funcionar como o centro de comando e interface de utilizador do sistema de controlo de perímetro. A arquitetura do </w:t>
+      </w:r>
+      <w:r>
+        <w:rPr>
+          <w:i/>
+          <w:iCs/>
+          <w:color w:val="auto"/>
+        </w:rPr>
+        <w:t>frontend</w:t>
+      </w:r>
+      <w:r>
+        <w:rPr>
+          <w:rStyle w:val="Refdenotaderodap"/>
+          <w:i/>
+          <w:iCs/>
+          <w:color w:val="auto"/>
+        </w:rPr>
+        <w:footnoteReference w:id="1"/>
+      </w:r>
+      <w:r>
+        <w:rPr>
+          <w:color w:val="auto"/>
+        </w:rPr>
+        <w:t xml:space="preserve"> assenta em tecnologias modernas de desenvolvimento web, selecionada pela sua eficiência, escalabilidade e capacidade de fornecer uma experiência em “tempo real”.</w:t>
+      </w:r>
+    </w:p>
+    <w:p>
+      <w:pPr>
+        <w:spacing w:line="360" w:lineRule="auto"/>
+        <w:ind w:left="-5" w:right="55"/>
+        <w:rPr>
+          <w:b/>
+          <w:bCs w:val="0"/>
+          <w:i/>
+          <w:iCs/>
+          <w:color w:val="auto"/>
+        </w:rPr>
+      </w:pPr>
+      <w:r>
+        <w:rPr>
+          <w:b/>
+          <w:bCs w:val="0"/>
+          <w:i/>
+          <w:iCs/>
+          <w:color w:val="auto"/>
+        </w:rPr>
         <w:t>Software</w:t>
       </w:r>
     </w:p>
@@ -8506,7 +8608,14 @@
         <w:rPr>
           <w:color w:val="auto"/>
         </w:rPr>
-        <w:t xml:space="preserve"> facto de ser uma linguagem de alto nível, com grande comunidade de desenvolvedores activos que fornecem suporte técnico. Suas características de atender aos conceitos de orientação a objectos, ser multiplataforma, atendimento a critérios de segurança e performance (Tutorialspoint, 2019), foram considerações importantes no momento da escolha</w:t>
+        <w:t xml:space="preserve"> facto de ser uma linguagem de alto nível, com </w:t>
+      </w:r>
+      <w:r>
+        <w:rPr>
+          <w:color w:val="auto"/>
+        </w:rPr>
+        <w:lastRenderedPageBreak/>
+        <w:t>grande comunidade de desenvolvedores activos que fornecem suporte técnico. Suas características de atender aos conceitos de orientação a objectos, ser multiplataforma, atendimento a critérios de segurança e performance (Tutorialspoint, 2019), foram considerações importantes no momento da escolha</w:t>
       </w:r>
       <w:r>
         <w:rPr>
@@ -8525,6 +8634,13 @@
       <w:pPr>
         <w:spacing w:line="360" w:lineRule="auto"/>
         <w:ind w:left="-5" w:right="55"/>
+        <w:rPr>
+          <w:b/>
+          <w:bCs w:val="0"/>
+          <w:color w:val="auto"/>
+        </w:rPr>
+      </w:pPr>
+      <w:r>
         <w:rPr>
           <w:b/>
           <w:bCs w:val="0"/>
@@ -8532,27 +8648,6 @@
           <w:iCs/>
           <w:color w:val="auto"/>
         </w:rPr>
-      </w:pPr>
-    </w:p>
-    <w:p>
-      <w:pPr>
-        <w:spacing w:line="360" w:lineRule="auto"/>
-        <w:ind w:left="-5" w:right="55"/>
-        <w:rPr>
-          <w:b/>
-          <w:bCs w:val="0"/>
-          <w:color w:val="auto"/>
-        </w:rPr>
-      </w:pPr>
-      <w:r>
-        <w:rPr>
-          <w:b/>
-          <w:bCs w:val="0"/>
-          <w:i/>
-          <w:iCs/>
-          <w:color w:val="auto"/>
-        </w:rPr>
-        <w:lastRenderedPageBreak/>
         <w:t xml:space="preserve">Frameworks </w:t>
       </w:r>
       <w:r>
@@ -8638,7 +8733,16 @@
         <w:t xml:space="preserve">Java Development Kit </w:t>
       </w:r>
       <w:r>
-        <w:t>(JDK) – Linguagem e plataforma de desenvolvimento.</w:t>
+        <w:t xml:space="preserve">(JDK) </w:t>
+      </w:r>
+      <w:r>
+        <w:t xml:space="preserve">- </w:t>
+      </w:r>
+      <w:r>
+        <w:t>Linguagem</w:t>
+      </w:r>
+      <w:r>
+        <w:t xml:space="preserve"> e plataforma de desenvolvimento.</w:t>
       </w:r>
     </w:p>
     <w:p>
@@ -8673,7 +8777,21 @@
           <w:b/>
           <w:bCs w:val="0"/>
         </w:rPr>
-        <w:t xml:space="preserve"> – </w:t>
+        <w:t xml:space="preserve"> </w:t>
+      </w:r>
+      <w:r>
+        <w:rPr>
+          <w:b/>
+          <w:bCs w:val="0"/>
+        </w:rPr>
+        <w:t>-</w:t>
+      </w:r>
+      <w:r>
+        <w:rPr>
+          <w:b/>
+          <w:bCs w:val="0"/>
+        </w:rPr>
+        <w:t xml:space="preserve"> </w:t>
       </w:r>
       <w:r>
         <w:rPr>
@@ -8707,17 +8825,129 @@
           <w:i/>
           <w:iCs/>
         </w:rPr>
-        <w:t xml:space="preserve">jSerialComm.SerialPort - </w:t>
-      </w:r>
-      <w:r>
-        <w:t xml:space="preserve">Esta é uma biblioteca do java, responsável pela comunicação serial entre o Arduino e o computador, possibilitando a troca de dados entre sensores/atuadores e a aplicação </w:t>
+        <w:t>Tailwind CSS</w:t>
+      </w:r>
+      <w:r>
+        <w:t xml:space="preserve"> </w:t>
+      </w:r>
+      <w:r>
+        <w:t>-</w:t>
+      </w:r>
+      <w:r>
+        <w:t xml:space="preserve"> </w:t>
       </w:r>
       <w:r>
         <w:rPr>
           <w:i/>
           <w:iCs/>
         </w:rPr>
-        <w:t>desktop.</w:t>
+        <w:t xml:space="preserve">framework </w:t>
+      </w:r>
+      <w:r>
+        <w:t>que oferece um</w:t>
+      </w:r>
+      <w:r>
+        <w:t xml:space="preserve">a abordagem utilitária, agilizando o processo de </w:t>
+      </w:r>
+      <w:r>
+        <w:rPr>
+          <w:i/>
+          <w:iCs/>
+        </w:rPr>
+        <w:t>styling</w:t>
+      </w:r>
+      <w:r>
+        <w:t xml:space="preserve"> e assegurou o </w:t>
+      </w:r>
+      <w:r>
+        <w:rPr>
+          <w:i/>
+          <w:iCs/>
+        </w:rPr>
+        <w:t>design</w:t>
+      </w:r>
+      <w:r>
+        <w:t xml:space="preserve"> adaptável.</w:t>
+      </w:r>
+    </w:p>
+    <w:p>
+      <w:pPr>
+        <w:pStyle w:val="PargrafodaLista"/>
+        <w:numPr>
+          <w:ilvl w:val="0"/>
+          <w:numId w:val="29"/>
+        </w:numPr>
+        <w:spacing w:line="360" w:lineRule="auto"/>
+        <w:ind w:right="55"/>
+        <w:jc w:val="both"/>
+      </w:pPr>
+      <w:r>
+        <w:rPr>
+          <w:b/>
+          <w:bCs w:val="0"/>
+          <w:i/>
+          <w:iCs/>
+        </w:rPr>
+        <w:t xml:space="preserve">jSerialComm.SerialPort </w:t>
+      </w:r>
+      <w:r>
+        <w:rPr>
+          <w:i/>
+          <w:iCs/>
+        </w:rPr>
+        <w:t>-</w:t>
+      </w:r>
+      <w:r>
+        <w:rPr>
+          <w:b/>
+          <w:bCs w:val="0"/>
+          <w:i/>
+          <w:iCs/>
+        </w:rPr>
+        <w:t xml:space="preserve"> </w:t>
+      </w:r>
+      <w:r>
+        <w:t>Esta é uma biblioteca do java, responsável pela comunicação serial entre o Arduino e o computador, possibilitando a troca de dados entre sensores/atuadores e a aplicação</w:t>
+      </w:r>
+      <w:r>
+        <w:rPr>
+          <w:i/>
+          <w:iCs/>
+        </w:rPr>
+        <w:t>.</w:t>
+      </w:r>
+    </w:p>
+    <w:p>
+      <w:pPr>
+        <w:pStyle w:val="PargrafodaLista"/>
+        <w:numPr>
+          <w:ilvl w:val="0"/>
+          <w:numId w:val="29"/>
+        </w:numPr>
+        <w:spacing w:line="360" w:lineRule="auto"/>
+        <w:ind w:right="55"/>
+        <w:jc w:val="both"/>
+      </w:pPr>
+      <w:r>
+        <w:rPr>
+          <w:b/>
+          <w:bCs w:val="0"/>
+          <w:i/>
+          <w:iCs/>
+        </w:rPr>
+        <w:t>React.js</w:t>
+      </w:r>
+      <w:r>
+        <w:t xml:space="preserve"> - Foi adoptado como a biblioteca principal para a </w:t>
+      </w:r>
+      <w:r>
+        <w:t>construção</w:t>
+      </w:r>
+      <w:r>
+        <w:t xml:space="preserve"> da interface, dada a sua natureza baseada em componentes, que permite o desenvolvimento de uma interface de utilizador modular, dinâmica em diferentes dispositivos</w:t>
+      </w:r>
+      <w:r>
+        <w:t>.</w:t>
       </w:r>
     </w:p>
     <w:p>
@@ -8852,13 +9082,50 @@
           <w:iCs/>
         </w:rPr>
       </w:pPr>
-      <w:r>
+    </w:p>
+    <w:p>
+      <w:pPr>
+        <w:spacing w:line="360" w:lineRule="auto"/>
+        <w:ind w:left="0" w:right="55" w:firstLine="0"/>
         <w:rPr>
           <w:b/>
           <w:bCs w:val="0"/>
           <w:i/>
           <w:iCs/>
         </w:rPr>
+      </w:pPr>
+    </w:p>
+    <w:p>
+      <w:pPr>
+        <w:spacing w:line="360" w:lineRule="auto"/>
+        <w:ind w:left="0" w:right="55" w:firstLine="0"/>
+        <w:rPr>
+          <w:b/>
+          <w:bCs w:val="0"/>
+          <w:i/>
+          <w:iCs/>
+        </w:rPr>
+      </w:pPr>
+    </w:p>
+    <w:p>
+      <w:pPr>
+        <w:spacing w:line="360" w:lineRule="auto"/>
+        <w:ind w:left="0" w:right="55" w:firstLine="0"/>
+        <w:rPr>
+          <w:b/>
+          <w:bCs w:val="0"/>
+          <w:i/>
+          <w:iCs/>
+        </w:rPr>
+      </w:pPr>
+      <w:r>
+        <w:rPr>
+          <w:b/>
+          <w:bCs w:val="0"/>
+          <w:i/>
+          <w:iCs/>
+        </w:rPr>
+        <w:lastRenderedPageBreak/>
         <w:t>Hardware</w:t>
       </w:r>
     </w:p>
@@ -8879,7 +9146,13 @@
         <w:t>hardware</w:t>
       </w:r>
       <w:r>
-        <w:t>, recorreu-se a diferentes dispositivos e componentes eletrônicos que permitem o desenvolvimento do protótipo:</w:t>
+        <w:t>, recorreu-se a diferentes dispositivos e componentes eletrônicos que permit</w:t>
+      </w:r>
+      <w:r>
+        <w:t>iram</w:t>
+      </w:r>
+      <w:r>
+        <w:t xml:space="preserve"> o desenvolvimento do protótipo:</w:t>
       </w:r>
     </w:p>
     <w:p>
@@ -8933,7 +9206,13 @@
         <w:t>p</w:t>
       </w:r>
       <w:r>
-        <w:t>laca de ensaio usada para montagem e teste dos circuitos em a necessidade de fazer a solda;</w:t>
+        <w:t xml:space="preserve">laca de ensaio usada para montagem e teste dos circuitos </w:t>
+      </w:r>
+      <w:r>
+        <w:t>s</w:t>
+      </w:r>
+      <w:r>
+        <w:t>em a necessidade de fazer a solda;</w:t>
       </w:r>
     </w:p>
     <w:p>
@@ -9040,7 +9319,6 @@
           <w:i/>
           <w:iCs/>
         </w:rPr>
-        <w:lastRenderedPageBreak/>
         <w:t>Buzzer</w:t>
       </w:r>
       <w:r>
@@ -9099,7 +9377,10 @@
         <w:t>Sensor Ultrassônico HC-SR04</w:t>
       </w:r>
       <w:r>
-        <w:t xml:space="preserve"> – Utilizado para medir distâncias de aproximação de objectos, pessoas, animais e auxiliar na detecção de intrusos;</w:t>
+        <w:t xml:space="preserve"> – Utilizado para medir distâncias de aproximação de objectos, pessoas, animais e auxiliar na detecção de intrusos</w:t>
+      </w:r>
+      <w:r>
+        <w:t xml:space="preserve"> e</w:t>
       </w:r>
     </w:p>
     <w:p>
@@ -9114,62 +9395,92 @@
           <w:i/>
           <w:iCs/>
         </w:rPr>
-        <w:t>Servo motor</w:t>
-      </w:r>
-      <w:r>
-        <w:t xml:space="preserve"> – Empregue para movimentação do sensor ultrassônico, ampliando </w:t>
-      </w:r>
-      <w:r>
-        <w:t>o</w:t>
-      </w:r>
-      <w:r>
-        <w:t xml:space="preserve"> cam</w:t>
-      </w:r>
-      <w:r>
-        <w:t>p</w:t>
-      </w:r>
-      <w:r>
-        <w:t xml:space="preserve">o de varredura e cobertura da área monitorada e </w:t>
-      </w:r>
-    </w:p>
-    <w:p>
-      <w:pPr>
-        <w:spacing w:line="360" w:lineRule="auto"/>
-        <w:ind w:left="0" w:right="55" w:firstLine="0"/>
-      </w:pPr>
-      <w:r>
-        <w:rPr>
-          <w:b/>
-          <w:bCs w:val="0"/>
+        <w:t xml:space="preserve">Webcam </w:t>
+      </w:r>
+      <w:r>
+        <w:rPr>
+          <w:b/>
+          <w:bCs w:val="0"/>
+        </w:rPr>
+        <w:t>–</w:t>
+      </w:r>
+      <w:r>
+        <w:t xml:space="preserve"> Dispositivo adicional que possibilitou a captação de imagens em tempo real, integrando a parte visual ao sistema de </w:t>
+      </w:r>
+      <w:r>
+        <w:t>monitorização</w:t>
+      </w:r>
+      <w:r>
+        <w:t>.</w:t>
+      </w:r>
+    </w:p>
+    <w:p>
+      <w:pPr>
+        <w:spacing w:line="360" w:lineRule="auto"/>
+        <w:ind w:left="0" w:right="55" w:firstLine="708"/>
+      </w:pPr>
+      <w:r>
+        <w:t>Esses componentes foram escolhidos por sua acessibilidade no mercado, custo relativamente baixo, facilidade de integração e pela compatibilidade com a plataforma Arduino, o que viabilizou o desenvolvimento do protótipo de forma eficiente e prática.</w:t>
+      </w:r>
+    </w:p>
+    <w:p>
+      <w:pPr>
+        <w:spacing w:line="360" w:lineRule="auto"/>
+        <w:ind w:left="0" w:right="55" w:firstLine="708"/>
+      </w:pPr>
+      <w:r>
+        <w:t>Um requisito crucial para um si</w:t>
+      </w:r>
+      <w:r>
+        <w:t>s</w:t>
+      </w:r>
+      <w:r>
+        <w:t xml:space="preserve">tema de segurança de perímetro é a capacidade de actualização instantânea do estado dos alarmes e eventos. Para suprir esta necessidade, foi implementada uma comunicação bidirecional em tempo real entre o </w:t>
+      </w:r>
+      <w:r>
+        <w:rPr>
           <w:i/>
           <w:iCs/>
         </w:rPr>
-        <w:t xml:space="preserve">Webcam </w:t>
-      </w:r>
-      <w:r>
-        <w:rPr>
-          <w:b/>
-          <w:bCs w:val="0"/>
-        </w:rPr>
-        <w:t>–</w:t>
-      </w:r>
-      <w:r>
-        <w:t xml:space="preserve"> Dispositivo adicional que possibilitou a captação de imagens em tempo real, integrando a parte visual ao sistema de </w:t>
-      </w:r>
-      <w:r>
-        <w:t>monitorização</w:t>
-      </w:r>
-      <w:r>
-        <w:t>.</w:t>
-      </w:r>
-    </w:p>
-    <w:p>
-      <w:pPr>
-        <w:spacing w:line="360" w:lineRule="auto"/>
-        <w:ind w:left="0" w:right="55" w:firstLine="0"/>
-      </w:pPr>
-      <w:r>
-        <w:t>Esses componentes foram escolhidos por sua acessibilidade no mercado, custo relativamente baixo, facilidade de integração e pela compatibilidade com a plataforma Arduino, o que viabilizou o desenvolvimento do protótipo de forma eficiente e prática.</w:t>
+        <w:t>frontend</w:t>
+      </w:r>
+      <w:r>
+        <w:t xml:space="preserve"> (WatchBase) e o </w:t>
+      </w:r>
+      <w:r>
+        <w:rPr>
+          <w:i/>
+          <w:iCs/>
+        </w:rPr>
+        <w:t>backend</w:t>
+      </w:r>
+      <w:r>
+        <w:t xml:space="preserve"> através da tecnologia </w:t>
+      </w:r>
+      <w:r>
+        <w:rPr>
+          <w:b/>
+          <w:bCs w:val="0"/>
+          <w:i/>
+          <w:iCs/>
+        </w:rPr>
+        <w:t>WebSocket</w:t>
+      </w:r>
+      <w:r>
+        <w:t>. Esta integração permite que os dados provenientes do Arduino</w:t>
+      </w:r>
+      <w:r>
+        <w:t xml:space="preserve">, como notificação de intrusão ou alteração de estado, sejam de imediato enviados para a interface gráfica, sem a necessidade de o utilizador fazer o </w:t>
+      </w:r>
+      <w:r>
+        <w:rPr>
+          <w:i/>
+          <w:iCs/>
+        </w:rPr>
+        <w:t>refresh</w:t>
+      </w:r>
+      <w:r>
+        <w:t xml:space="preserve"> manual da página.</w:t>
       </w:r>
     </w:p>
     <w:p>
@@ -9188,6 +9499,7 @@
           <w:bCs w:val="0"/>
           <w:color w:val="auto"/>
         </w:rPr>
+        <w:lastRenderedPageBreak/>
         <w:t>Sistema de Controlo de Versões e Repositório de Código</w:t>
       </w:r>
     </w:p>
@@ -9442,8 +9754,6 @@
         <w:spacing w:line="360" w:lineRule="auto"/>
         <w:ind w:left="0" w:right="55" w:firstLine="708"/>
         <w:rPr>
-          <w:b/>
-          <w:bCs w:val="0"/>
           <w:color w:val="auto"/>
         </w:rPr>
       </w:pPr>
@@ -9491,7 +9801,13 @@
           <w:bCs w:val="0"/>
           <w:color w:val="auto"/>
         </w:rPr>
-        <w:t>Tríade CIA”:</w:t>
+        <w:t>Tríade CIA</w:t>
+      </w:r>
+      <w:r>
+        <w:rPr>
+          <w:color w:val="auto"/>
+        </w:rPr>
+        <w:t>”:</w:t>
       </w:r>
     </w:p>
     <w:p>
@@ -9663,41 +9979,26 @@
         <w:t>4</w:t>
       </w:r>
       <w:r>
-        <w:t>. Controlo de Acesso</w:t>
+        <w:t xml:space="preserve">. </w:t>
       </w:r>
       <w:bookmarkEnd w:id="24"/>
-    </w:p>
-    <w:p>
-      <w:pPr>
-        <w:spacing w:line="360" w:lineRule="auto"/>
-        <w:ind w:left="0" w:right="55" w:firstLine="708"/>
-        <w:rPr>
-          <w:color w:val="auto"/>
-        </w:rPr>
-      </w:pPr>
-      <w:r>
-        <w:rPr>
-          <w:color w:val="auto"/>
-        </w:rPr>
-        <w:t>Um dos pilares da segurança física é o</w:t>
-      </w:r>
-      <w:r>
-        <w:rPr>
-          <w:color w:val="auto"/>
-        </w:rPr>
-        <w:t xml:space="preserve"> controlo de acesso </w:t>
-      </w:r>
-      <w:r>
-        <w:rPr>
-          <w:color w:val="auto"/>
-        </w:rPr>
-        <w:t>definido como</w:t>
-      </w:r>
-      <w:r>
-        <w:rPr>
-          <w:color w:val="auto"/>
-        </w:rPr>
-        <w:t xml:space="preserve"> conjunto de políticas, práticas e tecnologias que regulam quem pode entrar ou permanecer em determinados espaços físicos ou virtuais. Sob ponto de vista teórico, (Fernandes &amp; Almeida, 2020) afirmam que o controlo de acesso baseia-se em três factores principais:</w:t>
+      <w:r>
+        <w:t>Arquitetura de sistemas de controlo de Perímetro</w:t>
+      </w:r>
+    </w:p>
+    <w:p>
+      <w:pPr>
+        <w:spacing w:line="360" w:lineRule="auto"/>
+        <w:ind w:right="55" w:firstLine="698"/>
+      </w:pPr>
+      <w:r>
+        <w:t xml:space="preserve">Os sistemas modernos de controlo de perímetro baseiam-se  numa arquitetura em camadas, que combinam elementos físicos e eletrónicos. Esta abordagem de “defesa em profundidade” </w:t>
+      </w:r>
+      <w:r>
+        <w:t>assegura</w:t>
+      </w:r>
+      <w:r>
+        <w:t xml:space="preserve"> que a falha de um componente não implique o colapso de todo o sistema (Brooks, 2019). A arquitetura típica integra:</w:t>
       </w:r>
     </w:p>
     <w:p>
@@ -9705,7 +10006,7 @@
         <w:pStyle w:val="PargrafodaLista"/>
         <w:numPr>
           <w:ilvl w:val="0"/>
-          <w:numId w:val="33"/>
+          <w:numId w:val="68"/>
         </w:numPr>
         <w:spacing w:line="360" w:lineRule="auto"/>
         <w:ind w:right="55"/>
@@ -9716,10 +10017,29 @@
           <w:b/>
           <w:bCs w:val="0"/>
         </w:rPr>
-        <w:t>Algo que o utilizador sabe</w:t>
-      </w:r>
-      <w:r>
-        <w:t xml:space="preserve"> (Ex: senhas ou códigos PIN);</w:t>
+        <w:t>Barreiras físicas</w:t>
+      </w:r>
+      <w:r>
+        <w:rPr>
+          <w:b/>
+          <w:bCs w:val="0"/>
+        </w:rPr>
+        <w:t xml:space="preserve"> -</w:t>
+      </w:r>
+      <w:r>
+        <w:t xml:space="preserve"> </w:t>
+      </w:r>
+      <w:r>
+        <w:t>Vedações</w:t>
+      </w:r>
+      <w:r>
+        <w:t>, portões, bloqueios de estrada e obstáculos que funcionam como o primeiro elemento dissua</w:t>
+      </w:r>
+      <w:r>
+        <w:t>s</w:t>
+      </w:r>
+      <w:r>
+        <w:t>or e de atraso</w:t>
       </w:r>
     </w:p>
     <w:p>
@@ -9727,7 +10047,7 @@
         <w:pStyle w:val="PargrafodaLista"/>
         <w:numPr>
           <w:ilvl w:val="0"/>
-          <w:numId w:val="33"/>
+          <w:numId w:val="68"/>
         </w:numPr>
         <w:spacing w:line="360" w:lineRule="auto"/>
         <w:ind w:right="55"/>
@@ -9738,23 +10058,23 @@
           <w:b/>
           <w:bCs w:val="0"/>
         </w:rPr>
-        <w:t>Algo que o utilizador possui</w:t>
-      </w:r>
-      <w:r>
-        <w:t xml:space="preserve"> (Ex: cartões de identificação, chaves eletrónicas</w:t>
-      </w:r>
-      <w:r>
-        <w:t xml:space="preserve">, </w:t>
-      </w:r>
-      <w:r>
-        <w:rPr>
-          <w:i/>
-          <w:iCs/>
-        </w:rPr>
-        <w:t>tokens</w:t>
-      </w:r>
-      <w:r>
-        <w:t>);</w:t>
+        <w:t>Sensores de detecção</w:t>
+      </w:r>
+      <w:r>
+        <w:rPr>
+          <w:b/>
+          <w:bCs w:val="0"/>
+        </w:rPr>
+        <w:t xml:space="preserve"> -</w:t>
+      </w:r>
+      <w:r>
+        <w:t xml:space="preserve"> Dispositivos </w:t>
+      </w:r>
+      <w:r>
+        <w:t>eletrónicos</w:t>
+      </w:r>
+      <w:r>
+        <w:t xml:space="preserve"> que monitoram continuamente o perímetro, formando a camada de detecção.</w:t>
       </w:r>
     </w:p>
     <w:p>
@@ -9762,7 +10082,7 @@
         <w:pStyle w:val="PargrafodaLista"/>
         <w:numPr>
           <w:ilvl w:val="0"/>
-          <w:numId w:val="33"/>
+          <w:numId w:val="68"/>
         </w:numPr>
         <w:spacing w:line="360" w:lineRule="auto"/>
         <w:ind w:right="55"/>
@@ -9773,181 +10093,49 @@
           <w:b/>
           <w:bCs w:val="0"/>
         </w:rPr>
-        <w:t>Algo que o utilizador é</w:t>
-      </w:r>
-      <w:r>
-        <w:t xml:space="preserve"> (Ex: características biométricas, como impressões digitais ou reconhecimento facial).</w:t>
-      </w:r>
-    </w:p>
-    <w:p>
-      <w:pPr>
-        <w:spacing w:line="360" w:lineRule="auto"/>
-        <w:ind w:right="55" w:firstLine="698"/>
-      </w:pPr>
-      <w:r>
-        <w:rPr>
-          <w:noProof/>
-        </w:rPr>
-        <mc:AlternateContent>
-          <mc:Choice Requires="wps">
-            <w:drawing>
-              <wp:anchor distT="0" distB="0" distL="114300" distR="114300" simplePos="0" relativeHeight="251677696" behindDoc="0" locked="0" layoutInCell="1" allowOverlap="1" wp14:anchorId="2636EBAD" wp14:editId="48DD8282">
-                <wp:simplePos x="0" y="0"/>
-                <wp:positionH relativeFrom="column">
-                  <wp:posOffset>9525</wp:posOffset>
-                </wp:positionH>
-                <wp:positionV relativeFrom="paragraph">
-                  <wp:posOffset>586105</wp:posOffset>
-                </wp:positionV>
-                <wp:extent cx="45719" cy="161925"/>
-                <wp:effectExtent l="0" t="0" r="12065" b="28575"/>
-                <wp:wrapNone/>
-                <wp:docPr id="315875051" name="Retângulo 6"/>
-                <wp:cNvGraphicFramePr/>
-                <a:graphic xmlns:a="http://schemas.openxmlformats.org/drawingml/2006/main">
-                  <a:graphicData uri="http://schemas.microsoft.com/office/word/2010/wordprocessingShape">
-                    <wps:wsp>
-                      <wps:cNvSpPr/>
-                      <wps:spPr>
-                        <a:xfrm>
-                          <a:off x="0" y="0"/>
-                          <a:ext cx="45719" cy="161925"/>
-                        </a:xfrm>
-                        <a:prstGeom prst="rect">
-                          <a:avLst/>
-                        </a:prstGeom>
-                        <a:solidFill>
-                          <a:schemeClr val="bg1"/>
-                        </a:solidFill>
-                        <a:ln>
-                          <a:solidFill>
-                            <a:schemeClr val="bg1"/>
-                          </a:solidFill>
-                        </a:ln>
-                      </wps:spPr>
-                      <wps:style>
-                        <a:lnRef idx="2">
-                          <a:schemeClr val="accent1">
-                            <a:shade val="15000"/>
-                          </a:schemeClr>
-                        </a:lnRef>
-                        <a:fillRef idx="1">
-                          <a:schemeClr val="accent1"/>
-                        </a:fillRef>
-                        <a:effectRef idx="0">
-                          <a:schemeClr val="accent1"/>
-                        </a:effectRef>
-                        <a:fontRef idx="minor">
-                          <a:schemeClr val="lt1"/>
-                        </a:fontRef>
-                      </wps:style>
-                      <wps:bodyPr rot="0" spcFirstLastPara="0" vertOverflow="overflow" horzOverflow="overflow" vert="horz" wrap="square" lIns="91440" tIns="45720" rIns="91440" bIns="45720" numCol="1" spcCol="0" rtlCol="0" fromWordArt="0" anchor="ctr" anchorCtr="0" forceAA="0" compatLnSpc="1">
-                        <a:prstTxWarp prst="textNoShape">
-                          <a:avLst/>
-                        </a:prstTxWarp>
-                        <a:noAutofit/>
-                      </wps:bodyPr>
-                    </wps:wsp>
-                  </a:graphicData>
-                </a:graphic>
-              </wp:anchor>
-            </w:drawing>
-          </mc:Choice>
-          <mc:Fallback>
-            <w:pict>
-              <v:rect w14:anchorId="6B7106DA" id="Retângulo 6" o:spid="_x0000_s1026" style="position:absolute;margin-left:.75pt;margin-top:46.15pt;width:3.6pt;height:12.75pt;z-index:251677696;visibility:visible;mso-wrap-style:square;mso-wrap-distance-left:9pt;mso-wrap-distance-top:0;mso-wrap-distance-right:9pt;mso-wrap-distance-bottom:0;mso-position-horizontal:absolute;mso-position-horizontal-relative:text;mso-position-vertical:absolute;mso-position-vertical-relative:text;v-text-anchor:middle" o:gfxdata="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" fillcolor="white [3212]" strokecolor="white [3212]" strokeweight="1pt"/>
-            </w:pict>
-          </mc:Fallback>
-        </mc:AlternateContent>
-      </w:r>
-      <w:r>
-        <w:rPr>
-          <w:noProof/>
-        </w:rPr>
-        <mc:AlternateContent>
-          <mc:Choice Requires="wps">
-            <w:drawing>
-              <wp:anchor distT="0" distB="0" distL="114300" distR="114300" simplePos="0" relativeHeight="251676672" behindDoc="0" locked="0" layoutInCell="1" allowOverlap="1" wp14:anchorId="54CC29F4" wp14:editId="22273D1D">
-                <wp:simplePos x="0" y="0"/>
-                <wp:positionH relativeFrom="column">
-                  <wp:posOffset>4905375</wp:posOffset>
-                </wp:positionH>
-                <wp:positionV relativeFrom="paragraph">
-                  <wp:posOffset>500380</wp:posOffset>
-                </wp:positionV>
-                <wp:extent cx="66675" cy="257175"/>
-                <wp:effectExtent l="0" t="0" r="28575" b="28575"/>
-                <wp:wrapNone/>
-                <wp:docPr id="45545916" name="Retângulo 5"/>
-                <wp:cNvGraphicFramePr/>
-                <a:graphic xmlns:a="http://schemas.openxmlformats.org/drawingml/2006/main">
-                  <a:graphicData uri="http://schemas.microsoft.com/office/word/2010/wordprocessingShape">
-                    <wps:wsp>
-                      <wps:cNvSpPr/>
-                      <wps:spPr>
-                        <a:xfrm>
-                          <a:off x="0" y="0"/>
-                          <a:ext cx="66675" cy="257175"/>
-                        </a:xfrm>
-                        <a:prstGeom prst="rect">
-                          <a:avLst/>
-                        </a:prstGeom>
-                        <a:solidFill>
-                          <a:schemeClr val="bg1"/>
-                        </a:solidFill>
-                        <a:ln>
-                          <a:solidFill>
-                            <a:schemeClr val="bg1"/>
-                          </a:solidFill>
-                        </a:ln>
-                      </wps:spPr>
-                      <wps:style>
-                        <a:lnRef idx="2">
-                          <a:schemeClr val="accent1">
-                            <a:shade val="15000"/>
-                          </a:schemeClr>
-                        </a:lnRef>
-                        <a:fillRef idx="1">
-                          <a:schemeClr val="accent1"/>
-                        </a:fillRef>
-                        <a:effectRef idx="0">
-                          <a:schemeClr val="accent1"/>
-                        </a:effectRef>
-                        <a:fontRef idx="minor">
-                          <a:schemeClr val="lt1"/>
-                        </a:fontRef>
-                      </wps:style>
-                      <wps:bodyPr rot="0" spcFirstLastPara="0" vertOverflow="overflow" horzOverflow="overflow" vert="horz" wrap="square" lIns="91440" tIns="45720" rIns="91440" bIns="45720" numCol="1" spcCol="0" rtlCol="0" fromWordArt="0" anchor="ctr" anchorCtr="0" forceAA="0" compatLnSpc="1">
-                        <a:prstTxWarp prst="textNoShape">
-                          <a:avLst/>
-                        </a:prstTxWarp>
-                        <a:noAutofit/>
-                      </wps:bodyPr>
-                    </wps:wsp>
-                  </a:graphicData>
-                </a:graphic>
-              </wp:anchor>
-            </w:drawing>
-          </mc:Choice>
-          <mc:Fallback>
-            <w:pict>
-              <v:rect w14:anchorId="5CCB617A" id="Retângulo 5" o:spid="_x0000_s1026" style="position:absolute;margin-left:386.25pt;margin-top:39.4pt;width:5.25pt;height:20.25pt;z-index:251676672;visibility:visible;mso-wrap-style:square;mso-wrap-distance-left:9pt;mso-wrap-distance-top:0;mso-wrap-distance-right:9pt;mso-wrap-distance-bottom:0;mso-position-horizontal:absolute;mso-position-horizontal-relative:text;mso-position-vertical:absolute;mso-position-vertical-relative:text;v-text-anchor:middle" o:gfxdata="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" fillcolor="white [3212]" strokecolor="white [3212]" strokeweight="1pt"/>
-            </w:pict>
-          </mc:Fallback>
-        </mc:AlternateContent>
-      </w:r>
-      <w:r>
-        <w:t xml:space="preserve">O modo de autenticação pode adoptar um factor ou combinação de múltiplos factores </w:t>
+        <w:t>Sistemas de vigilância por vídeo</w:t>
+      </w:r>
+      <w:r>
+        <w:rPr>
+          <w:b/>
+          <w:bCs w:val="0"/>
+        </w:rPr>
+        <w:t xml:space="preserve"> -</w:t>
+      </w:r>
+      <w:r>
+        <w:t xml:space="preserve"> Câmeras (CCTV) e </w:t>
       </w:r>
       <w:r>
         <w:rPr>
           <w:i/>
           <w:iCs/>
         </w:rPr>
-        <w:t xml:space="preserve">Multi-Factor Authentication </w:t>
-      </w:r>
-      <w:r>
-        <w:t>(MFA), aumentando desta forma, a robustez da segurança.</w:t>
+        <w:t>software</w:t>
+      </w:r>
+      <w:r>
+        <w:t xml:space="preserve"> de análise de vídeo (VCA) que fornecem verificação visual dos alarmes e vigilância contínua.</w:t>
+      </w:r>
+    </w:p>
+    <w:p>
+      <w:pPr>
+        <w:pStyle w:val="PargrafodaLista"/>
+        <w:numPr>
+          <w:ilvl w:val="0"/>
+          <w:numId w:val="68"/>
+        </w:numPr>
+        <w:spacing w:line="360" w:lineRule="auto"/>
+        <w:ind w:right="55"/>
+        <w:jc w:val="both"/>
+      </w:pPr>
+      <w:r>
+        <w:rPr>
+          <w:b/>
+          <w:bCs w:val="0"/>
+        </w:rPr>
+        <w:t>Sistema de Comando e Controlo -</w:t>
+      </w:r>
+      <w:r>
+        <w:t xml:space="preserve"> A plataforma central que agrega dados de todos os sensores, processa alarmes, apresenta a situação operacional à equipa de segurança e permite o acionamento de respostas.</w:t>
       </w:r>
     </w:p>
     <w:p>
@@ -9958,12 +10146,6 @@
         </w:rPr>
       </w:pPr>
       <w:bookmarkStart w:id="25" w:name="_Toc208690565"/>
-      <w:r>
-        <w:rPr>
-          <w:rStyle w:val="Refdenotaderodap"/>
-        </w:rPr>
-        <w:footnoteReference w:id="1"/>
-      </w:r>
       <w:r>
         <w:rPr>
           <w:color w:val="auto"/>
@@ -10074,504 +10256,47 @@
       </w:r>
       <w:r>
         <w:rPr>
-          <w:color w:val="auto"/>
-        </w:rPr>
-        <w:t>¹. Isso implica que guardas encarregados de monitorar várias telas ou grandes perímetros frequentemente sofrem de fadiga e perda de eficiência ao longo do tempo.</w:t>
-      </w:r>
-    </w:p>
-    <w:p>
-      <w:pPr>
-        <w:spacing w:after="160" w:line="278" w:lineRule="auto"/>
-        <w:ind w:left="0" w:right="0" w:firstLine="0"/>
-        <w:jc w:val="left"/>
-        <w:rPr>
-          <w:b/>
-          <w:bCs w:val="0"/>
-          <w:color w:val="auto"/>
-        </w:rPr>
-      </w:pPr>
-      <w:r>
-        <w:rPr>
-          <w:b/>
-          <w:bCs w:val="0"/>
-          <w:color w:val="auto"/>
-        </w:rPr>
-        <w:br w:type="page"/>
-      </w:r>
-    </w:p>
-    <w:p>
-      <w:pPr>
-        <w:pStyle w:val="Ttulo2"/>
-      </w:pPr>
-      <w:bookmarkStart w:id="26" w:name="_Toc208690566"/>
-      <w:r>
-        <w:lastRenderedPageBreak/>
-        <w:t>3.</w:t>
-      </w:r>
-      <w:r>
-        <w:t>6</w:t>
-      </w:r>
-      <w:r>
-        <w:t xml:space="preserve">. </w:t>
-      </w:r>
-      <w:r>
-        <w:t xml:space="preserve">Tecnologias </w:t>
-      </w:r>
-      <w:r>
-        <w:t>Modernas de</w:t>
-      </w:r>
-      <w:r>
-        <w:t xml:space="preserve"> controlo de acesso</w:t>
-      </w:r>
-      <w:bookmarkEnd w:id="26"/>
-    </w:p>
-    <w:p>
-      <w:pPr>
-        <w:spacing w:line="360" w:lineRule="auto"/>
-        <w:ind w:left="-5" w:right="55"/>
-        <w:rPr>
-          <w:color w:val="auto"/>
-        </w:rPr>
-      </w:pPr>
-      <w:r>
-        <w:rPr>
-          <w:b/>
-          <w:bCs w:val="0"/>
-          <w:color w:val="auto"/>
-        </w:rPr>
-        <w:tab/>
-      </w:r>
-      <w:r>
-        <w:rPr>
-          <w:b/>
-          <w:bCs w:val="0"/>
-          <w:color w:val="auto"/>
-        </w:rPr>
-        <w:tab/>
-      </w:r>
-      <w:r>
-        <w:rPr>
-          <w:b/>
-          <w:bCs w:val="0"/>
-          <w:color w:val="auto"/>
-        </w:rPr>
-        <w:tab/>
-      </w:r>
-      <w:r>
-        <w:rPr>
-          <w:color w:val="auto"/>
-        </w:rPr>
-        <w:t xml:space="preserve">Para superar as limitações dos sistemas tradicionais, os sistemas modernos </w:t>
-      </w:r>
-      <w:r>
-        <w:rPr>
-          <w:color w:val="auto"/>
-        </w:rPr>
-        <w:t xml:space="preserve">de controlo de acesso integram tecnologias avançadas para restringir e monitorizar </w:t>
-      </w:r>
-      <w:r>
-        <w:rPr>
-          <w:color w:val="auto"/>
-        </w:rPr>
-        <w:t>a entrada de pessoas ou veículos em áreas sensíveis</w:t>
-      </w:r>
-      <w:r>
-        <w:rPr>
-          <w:color w:val="auto"/>
-        </w:rPr>
-        <w:t xml:space="preserve"> de forma mais eficiente e autónoma</w:t>
-      </w:r>
-      <w:r>
-        <w:rPr>
-          <w:color w:val="auto"/>
-        </w:rPr>
-        <w:t xml:space="preserve"> (Stallings, 2017). </w:t>
-      </w:r>
-      <w:r>
-        <w:rPr>
-          <w:color w:val="auto"/>
-        </w:rPr>
-        <w:t xml:space="preserve"> </w:t>
-      </w:r>
-      <w:r>
-        <w:rPr>
-          <w:color w:val="auto"/>
-        </w:rPr>
-        <w:t xml:space="preserve">No contexto militar, </w:t>
-      </w:r>
-      <w:r>
-        <w:rPr>
-          <w:color w:val="auto"/>
-        </w:rPr>
-        <w:t xml:space="preserve">este controlo é ainda mais crítico, pois envolve a </w:t>
-      </w:r>
-      <w:r>
-        <w:rPr>
-          <w:color w:val="auto"/>
-        </w:rPr>
-        <w:t>proteção</w:t>
-      </w:r>
-      <w:r>
-        <w:rPr>
-          <w:color w:val="auto"/>
-        </w:rPr>
-        <w:t xml:space="preserve"> de infra-estruturas estratégicas, dados confidenciais e os funcionários. A literatura destaca que os sistemas modernos de acesso integram tanto barreiras físicas (portas, cancelas), bem como barreiras </w:t>
-      </w:r>
-      <w:r>
-        <w:rPr>
-          <w:color w:val="auto"/>
-        </w:rPr>
-        <w:t>eletrónicas</w:t>
-      </w:r>
-      <w:r>
-        <w:rPr>
-          <w:color w:val="auto"/>
-        </w:rPr>
-        <w:t xml:space="preserve"> (biometria, cartões, sensores, entre outros) funcionando de forma centralizada e monitorada em tempo real (Fernandes &amp; Almeida, 2020).</w:t>
-      </w:r>
-    </w:p>
-    <w:p>
-      <w:pPr>
-        <w:pStyle w:val="Ttulo3"/>
-      </w:pPr>
-      <w:bookmarkStart w:id="27" w:name="_Toc208690567"/>
-      <w:r>
-        <w:t>3.</w:t>
-      </w:r>
-      <w:r>
-        <w:t>6.1</w:t>
-      </w:r>
-      <w:r>
-        <w:t>.</w:t>
-      </w:r>
-      <w:r>
-        <w:t xml:space="preserve"> Biometria</w:t>
-      </w:r>
-      <w:bookmarkEnd w:id="27"/>
-      <w:r>
-        <w:t xml:space="preserve"> </w:t>
-      </w:r>
-    </w:p>
-    <w:p>
-      <w:pPr>
-        <w:spacing w:line="360" w:lineRule="auto"/>
-        <w:ind w:left="-5" w:right="55"/>
-        <w:rPr>
-          <w:color w:val="auto"/>
-        </w:rPr>
-      </w:pPr>
-      <w:r>
-        <w:rPr>
-          <w:color w:val="002060"/>
-        </w:rPr>
-        <w:tab/>
-      </w:r>
-      <w:r>
-        <w:rPr>
-          <w:color w:val="002060"/>
-        </w:rPr>
-        <w:tab/>
-      </w:r>
-      <w:r>
-        <w:rPr>
-          <w:color w:val="002060"/>
-        </w:rPr>
-        <w:tab/>
-      </w:r>
-      <w:r>
-        <w:rPr>
-          <w:color w:val="auto"/>
-        </w:rPr>
-        <w:t xml:space="preserve">A biometria consiste na identificação e autenticação de indivíduos a partir de características únicas, como impressões digitais, </w:t>
-      </w:r>
-      <w:r>
-        <w:rPr>
-          <w:color w:val="auto"/>
-        </w:rPr>
-        <w:t>padrões</w:t>
-      </w:r>
-      <w:r>
-        <w:rPr>
-          <w:color w:val="auto"/>
-        </w:rPr>
-        <w:t xml:space="preserve"> faciais, íris ou voz (Jain</w:t>
-      </w:r>
-      <w:r>
-        <w:rPr>
-          <w:color w:val="auto"/>
-        </w:rPr>
-        <w:t xml:space="preserve"> et al.,</w:t>
-      </w:r>
-      <w:r>
-        <w:rPr>
-          <w:color w:val="auto"/>
-        </w:rPr>
-        <w:t xml:space="preserve"> 2016). Por se tratar de atributos</w:t>
-      </w:r>
-      <w:r>
-        <w:rPr>
-          <w:color w:val="auto"/>
-        </w:rPr>
-        <w:t xml:space="preserve"> únicos e intransmissíveis, esta tecnologia apresenta uma das formas mais seguras de controlo de acesso.</w:t>
-      </w:r>
-    </w:p>
-    <w:p>
-      <w:pPr>
-        <w:spacing w:line="360" w:lineRule="auto"/>
-        <w:ind w:left="-5" w:right="55"/>
-        <w:rPr>
-          <w:color w:val="auto"/>
-        </w:rPr>
-      </w:pPr>
-      <w:r>
-        <w:rPr>
-          <w:noProof/>
-          <w:color w:val="auto"/>
-        </w:rPr>
-        <mc:AlternateContent>
-          <mc:Choice Requires="wps">
-            <w:drawing>
-              <wp:anchor distT="0" distB="0" distL="114300" distR="114300" simplePos="0" relativeHeight="251651072" behindDoc="0" locked="0" layoutInCell="1" allowOverlap="1" wp14:anchorId="5446209F" wp14:editId="73568AC1">
-                <wp:simplePos x="0" y="0"/>
-                <wp:positionH relativeFrom="column">
-                  <wp:posOffset>381000</wp:posOffset>
-                </wp:positionH>
-                <wp:positionV relativeFrom="paragraph">
-                  <wp:posOffset>19050</wp:posOffset>
-                </wp:positionV>
-                <wp:extent cx="104775" cy="57150"/>
-                <wp:effectExtent l="0" t="0" r="28575" b="19050"/>
-                <wp:wrapNone/>
-                <wp:docPr id="1571993306" name="Retângulo 5"/>
-                <wp:cNvGraphicFramePr/>
-                <a:graphic xmlns:a="http://schemas.openxmlformats.org/drawingml/2006/main">
-                  <a:graphicData uri="http://schemas.microsoft.com/office/word/2010/wordprocessingShape">
-                    <wps:wsp>
-                      <wps:cNvSpPr/>
-                      <wps:spPr>
-                        <a:xfrm>
-                          <a:off x="0" y="0"/>
-                          <a:ext cx="104775" cy="57150"/>
-                        </a:xfrm>
-                        <a:prstGeom prst="rect">
-                          <a:avLst/>
-                        </a:prstGeom>
-                        <a:solidFill>
-                          <a:schemeClr val="bg1"/>
-                        </a:solidFill>
-                        <a:ln>
-                          <a:solidFill>
-                            <a:schemeClr val="bg1"/>
-                          </a:solidFill>
-                        </a:ln>
-                      </wps:spPr>
-                      <wps:style>
-                        <a:lnRef idx="2">
-                          <a:schemeClr val="accent1">
-                            <a:shade val="15000"/>
-                          </a:schemeClr>
-                        </a:lnRef>
-                        <a:fillRef idx="1">
-                          <a:schemeClr val="accent1"/>
-                        </a:fillRef>
-                        <a:effectRef idx="0">
-                          <a:schemeClr val="accent1"/>
-                        </a:effectRef>
-                        <a:fontRef idx="minor">
-                          <a:schemeClr val="lt1"/>
-                        </a:fontRef>
-                      </wps:style>
-                      <wps:bodyPr rot="0" spcFirstLastPara="0" vertOverflow="overflow" horzOverflow="overflow" vert="horz" wrap="square" lIns="91440" tIns="45720" rIns="91440" bIns="45720" numCol="1" spcCol="0" rtlCol="0" fromWordArt="0" anchor="ctr" anchorCtr="0" forceAA="0" compatLnSpc="1">
-                        <a:prstTxWarp prst="textNoShape">
-                          <a:avLst/>
-                        </a:prstTxWarp>
-                        <a:noAutofit/>
-                      </wps:bodyPr>
-                    </wps:wsp>
-                  </a:graphicData>
-                </a:graphic>
-              </wp:anchor>
-            </w:drawing>
-          </mc:Choice>
-          <mc:Fallback>
-            <w:pict>
-              <v:rect w14:anchorId="45ADC2C1" id="Retângulo 5" o:spid="_x0000_s1026" style="position:absolute;margin-left:30pt;margin-top:1.5pt;width:8.25pt;height:4.5pt;z-index:251651072;visibility:visible;mso-wrap-style:square;mso-wrap-distance-left:9pt;mso-wrap-distance-top:0;mso-wrap-distance-right:9pt;mso-wrap-distance-bottom:0;mso-position-horizontal:absolute;mso-position-horizontal-relative:text;mso-position-vertical:absolute;mso-position-vertical-relative:text;v-text-anchor:middle" o:gfxdata="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" fillcolor="white [3212]" strokecolor="white [3212]" strokeweight="1pt"/>
-            </w:pict>
-          </mc:Fallback>
-        </mc:AlternateContent>
-      </w:r>
-      <w:r>
-        <w:rPr>
-          <w:color w:val="auto"/>
-        </w:rPr>
-        <w:tab/>
-      </w:r>
-      <w:r>
-        <w:rPr>
-          <w:color w:val="auto"/>
-        </w:rPr>
-        <w:tab/>
-      </w:r>
-      <w:r>
-        <w:rPr>
-          <w:color w:val="auto"/>
-        </w:rPr>
-        <w:tab/>
-      </w:r>
-      <w:r>
-        <w:rPr>
           <w:rStyle w:val="Refdenotaderodap"/>
-          <w:color w:val="auto"/>
-        </w:rPr>
-        <w:footnoteReference w:id="2"/>
-      </w:r>
-      <w:r>
-        <w:rPr>
-          <w:color w:val="auto"/>
-        </w:rPr>
-        <w:t>Esta tecnologia é amplamente utilizada para reduzir riscos de intrusão, usurpação de identidade</w:t>
-      </w:r>
-      <w:r>
-        <w:rPr>
-          <w:color w:val="auto"/>
-        </w:rPr>
-        <w:t>²</w:t>
-      </w:r>
-      <w:r>
-        <w:rPr>
-          <w:color w:val="auto"/>
-        </w:rPr>
-        <w:t xml:space="preserve"> e infiltração. Enquanto a autenticação biométrica baseada em impressões digitais </w:t>
-      </w:r>
-      <w:r>
-        <w:rPr>
-          <w:color w:val="auto"/>
-        </w:rPr>
-        <w:t xml:space="preserve">destaca-se pela sua confiabilidade tecnológica e custo relativamente baixo, o </w:t>
-      </w:r>
-      <w:r>
-        <w:rPr>
-          <w:color w:val="auto"/>
-        </w:rPr>
-        <w:t>reconhecimento</w:t>
-      </w:r>
-      <w:r>
-        <w:rPr>
-          <w:color w:val="auto"/>
-        </w:rPr>
-        <w:t xml:space="preserve"> </w:t>
-      </w:r>
-      <w:r>
-        <w:rPr>
-          <w:noProof/>
-          <w:color w:val="auto"/>
-          <w:vertAlign w:val="superscript"/>
-        </w:rPr>
-        <mc:AlternateContent>
-          <mc:Choice Requires="wps">
-            <w:drawing>
-              <wp:anchor distT="0" distB="0" distL="114300" distR="114300" simplePos="0" relativeHeight="251663360" behindDoc="0" locked="0" layoutInCell="1" allowOverlap="1" wp14:anchorId="44736A25" wp14:editId="018917E9">
-                <wp:simplePos x="0" y="0"/>
-                <wp:positionH relativeFrom="column">
-                  <wp:posOffset>0</wp:posOffset>
-                </wp:positionH>
-                <wp:positionV relativeFrom="paragraph">
-                  <wp:posOffset>0</wp:posOffset>
-                </wp:positionV>
-                <wp:extent cx="47625" cy="104775"/>
-                <wp:effectExtent l="0" t="0" r="28575" b="28575"/>
-                <wp:wrapNone/>
-                <wp:docPr id="1305376657" name="Retângulo 6"/>
-                <wp:cNvGraphicFramePr/>
-                <a:graphic xmlns:a="http://schemas.openxmlformats.org/drawingml/2006/main">
-                  <a:graphicData uri="http://schemas.microsoft.com/office/word/2010/wordprocessingShape">
-                    <wps:wsp>
-                      <wps:cNvSpPr/>
-                      <wps:spPr>
-                        <a:xfrm>
-                          <a:off x="0" y="0"/>
-                          <a:ext cx="47625" cy="104775"/>
-                        </a:xfrm>
-                        <a:prstGeom prst="rect">
-                          <a:avLst/>
-                        </a:prstGeom>
-                        <a:solidFill>
-                          <a:schemeClr val="bg1"/>
-                        </a:solidFill>
-                        <a:ln>
-                          <a:solidFill>
-                            <a:schemeClr val="bg1"/>
-                          </a:solidFill>
-                        </a:ln>
-                      </wps:spPr>
-                      <wps:style>
-                        <a:lnRef idx="2">
-                          <a:schemeClr val="accent1">
-                            <a:shade val="15000"/>
-                          </a:schemeClr>
-                        </a:lnRef>
-                        <a:fillRef idx="1">
-                          <a:schemeClr val="accent1"/>
-                        </a:fillRef>
-                        <a:effectRef idx="0">
-                          <a:schemeClr val="accent1"/>
-                        </a:effectRef>
-                        <a:fontRef idx="minor">
-                          <a:schemeClr val="lt1"/>
-                        </a:fontRef>
-                      </wps:style>
-                      <wps:bodyPr rot="0" spcFirstLastPara="0" vertOverflow="overflow" horzOverflow="overflow" vert="horz" wrap="square" lIns="91440" tIns="45720" rIns="91440" bIns="45720" numCol="1" spcCol="0" rtlCol="0" fromWordArt="0" anchor="ctr" anchorCtr="0" forceAA="0" compatLnSpc="1">
-                        <a:prstTxWarp prst="textNoShape">
-                          <a:avLst/>
-                        </a:prstTxWarp>
-                        <a:noAutofit/>
-                      </wps:bodyPr>
-                    </wps:wsp>
-                  </a:graphicData>
-                </a:graphic>
-              </wp:anchor>
-            </w:drawing>
-          </mc:Choice>
-          <mc:Fallback>
-            <w:pict>
-              <v:rect w14:anchorId="29E12A8D" id="Retângulo 6" o:spid="_x0000_s1026" style="position:absolute;margin-left:0;margin-top:0;width:3.75pt;height:8.25pt;z-index:251663360;visibility:visible;mso-wrap-style:square;mso-wrap-distance-left:9pt;mso-wrap-distance-top:0;mso-wrap-distance-right:9pt;mso-wrap-distance-bottom:0;mso-position-horizontal:absolute;mso-position-horizontal-relative:text;mso-position-vertical:absolute;mso-position-vertical-relative:text;v-text-anchor:middle" o:gfxdata="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" fillcolor="white [3212]" strokecolor="white [3212]" strokeweight="1pt"/>
-            </w:pict>
-          </mc:Fallback>
-        </mc:AlternateContent>
-      </w:r>
-      <w:r>
-        <w:rPr>
-          <w:color w:val="auto"/>
-        </w:rPr>
-        <w:t xml:space="preserve">facial, potencializado por técnicas de visão dos computadores e </w:t>
-      </w:r>
-      <w:r>
-        <w:rPr>
           <w:i/>
           <w:iCs/>
           <w:color w:val="auto"/>
         </w:rPr>
-        <w:t>frameworks</w:t>
-      </w:r>
-      <w:r>
-        <w:rPr>
-          <w:color w:val="auto"/>
-        </w:rPr>
-        <w:t xml:space="preserve"> como </w:t>
-      </w:r>
-      <w:r>
-        <w:rPr>
-          <w:i/>
-          <w:iCs/>
-          <w:color w:val="auto"/>
-        </w:rPr>
-        <w:t>OpenCV</w:t>
-      </w:r>
-      <w:r>
-        <w:rPr>
-          <w:color w:val="auto"/>
-        </w:rPr>
-        <w:t>, amplia as possibilidades de autenticação sem contacto físico directo (Zhao &amp; Chellappa, 2018).</w:t>
+        <w:footnoteReference w:id="2"/>
+      </w:r>
+      <w:r>
+        <w:rPr>
+          <w:color w:val="auto"/>
+        </w:rPr>
+        <w:t xml:space="preserve">. Isso </w:t>
+      </w:r>
+      <w:r>
+        <w:rPr>
+          <w:color w:val="auto"/>
+        </w:rPr>
+        <w:lastRenderedPageBreak/>
+        <w:t>implica que guardas encarregados de monitorar várias telas ou grandes perímetros frequentemente sofrem de fadiga e perda de eficiência ao longo do tempo.</w:t>
+      </w:r>
+    </w:p>
+    <w:p>
+      <w:pPr>
+        <w:pStyle w:val="Ttulo2"/>
+      </w:pPr>
+      <w:bookmarkStart w:id="26" w:name="_Toc208690566"/>
+      <w:r>
+        <w:t>3.</w:t>
+      </w:r>
+      <w:r>
+        <w:t>6</w:t>
+      </w:r>
+      <w:r>
+        <w:t xml:space="preserve">. </w:t>
+      </w:r>
+      <w:r>
+        <w:t xml:space="preserve">Tecnologias </w:t>
+      </w:r>
+      <w:bookmarkEnd w:id="26"/>
+      <w:r>
+        <w:t>de controlo de Perímetro</w:t>
       </w:r>
     </w:p>
     <w:p>
@@ -10584,22 +10309,139 @@
       </w:pPr>
       <w:r>
         <w:rPr>
+          <w:b/>
+          <w:bCs w:val="0"/>
           <w:color w:val="auto"/>
         </w:rPr>
         <w:tab/>
       </w:r>
       <w:r>
         <w:rPr>
+          <w:b/>
+          <w:bCs w:val="0"/>
           <w:color w:val="auto"/>
         </w:rPr>
         <w:tab/>
       </w:r>
       <w:r>
         <w:rPr>
+          <w:b/>
+          <w:bCs w:val="0"/>
           <w:color w:val="auto"/>
         </w:rPr>
         <w:tab/>
-        <w:t>Apesar das suas vantagens, a biometria apresenta limitações como falhas de leitura (quando os sensores não conseguem identificar correctamente) e questões de privacidade, exigindo políticas claras sobre a proteção de dados (ISO/IEC 1974-2, 2011).</w:t>
+      </w:r>
+      <w:r>
+        <w:rPr>
+          <w:color w:val="auto"/>
+        </w:rPr>
+        <w:t xml:space="preserve">Para superar as limitações dos sistemas tradicionais, os sistemas modernos </w:t>
+      </w:r>
+      <w:r>
+        <w:rPr>
+          <w:color w:val="auto"/>
+        </w:rPr>
+        <w:t xml:space="preserve">de controlo de </w:t>
+      </w:r>
+      <w:r>
+        <w:rPr>
+          <w:color w:val="auto"/>
+        </w:rPr>
+        <w:t>perímetro</w:t>
+      </w:r>
+      <w:r>
+        <w:rPr>
+          <w:color w:val="auto"/>
+        </w:rPr>
+        <w:t xml:space="preserve"> integram tecnologias avançadas para restringir e monitorizar </w:t>
+      </w:r>
+      <w:r>
+        <w:rPr>
+          <w:color w:val="auto"/>
+        </w:rPr>
+        <w:t>a entrada de pessoas ou veículos em áreas sensíveis</w:t>
+      </w:r>
+      <w:r>
+        <w:rPr>
+          <w:color w:val="auto"/>
+        </w:rPr>
+        <w:t xml:space="preserve"> de forma mais eficiente e autónoma</w:t>
+      </w:r>
+      <w:r>
+        <w:rPr>
+          <w:color w:val="auto"/>
+        </w:rPr>
+        <w:t xml:space="preserve"> (Stallings, 2017). </w:t>
+      </w:r>
+      <w:r>
+        <w:rPr>
+          <w:color w:val="auto"/>
+        </w:rPr>
+        <w:t xml:space="preserve"> </w:t>
+      </w:r>
+      <w:r>
+        <w:rPr>
+          <w:color w:val="auto"/>
+        </w:rPr>
+        <w:t xml:space="preserve">No contexto militar, </w:t>
+      </w:r>
+      <w:r>
+        <w:rPr>
+          <w:color w:val="auto"/>
+        </w:rPr>
+        <w:t xml:space="preserve">este controlo é ainda mais crítico, pois envolve a </w:t>
+      </w:r>
+      <w:r>
+        <w:rPr>
+          <w:color w:val="auto"/>
+        </w:rPr>
+        <w:t>proteção</w:t>
+      </w:r>
+      <w:r>
+        <w:rPr>
+          <w:color w:val="auto"/>
+        </w:rPr>
+        <w:t xml:space="preserve"> de infra-estruturas estratégicas, dados confidenciais e os funcionários. </w:t>
+      </w:r>
+      <w:r>
+        <w:rPr>
+          <w:color w:val="auto"/>
+        </w:rPr>
+        <w:t xml:space="preserve">A selecção da tecnologia de controlo é crítica e depende de factores como a topografia, o clima e o tipo </w:t>
+      </w:r>
+      <w:r>
+        <w:rPr>
+          <w:color w:val="auto"/>
+        </w:rPr>
+        <w:t>de ameaça</w:t>
+      </w:r>
+      <w:r>
+        <w:rPr>
+          <w:color w:val="auto"/>
+        </w:rPr>
+        <w:t xml:space="preserve"> esperado.</w:t>
+      </w:r>
+    </w:p>
+    <w:p>
+      <w:pPr>
+        <w:pStyle w:val="Ttulo3"/>
+      </w:pPr>
+      <w:bookmarkStart w:id="27" w:name="_Toc208690567"/>
+      <w:r>
+        <w:t>3.</w:t>
+      </w:r>
+      <w:r>
+        <w:t>6.1</w:t>
+      </w:r>
+      <w:r>
+        <w:t>.</w:t>
+      </w:r>
+      <w:r>
+        <w:t xml:space="preserve"> </w:t>
+      </w:r>
+      <w:bookmarkEnd w:id="27"/>
+      <w:r>
+        <w:t>Sensores Baseados em Infravermelhos (PIR - Passive Infrared)</w:t>
       </w:r>
     </w:p>
     <w:p>
@@ -10610,58 +10452,87 @@
           <w:color w:val="auto"/>
         </w:rPr>
       </w:pPr>
+      <w:r>
+        <w:rPr>
+          <w:color w:val="002060"/>
+        </w:rPr>
+        <w:tab/>
+      </w:r>
+      <w:r>
+        <w:rPr>
+          <w:color w:val="002060"/>
+        </w:rPr>
+        <w:tab/>
+      </w:r>
+      <w:r>
+        <w:rPr>
+          <w:color w:val="002060"/>
+        </w:rPr>
+        <w:tab/>
+      </w:r>
+      <w:r>
+        <w:rPr>
+          <w:color w:val="auto"/>
+        </w:rPr>
+        <w:t>Os sensores PIR detectam a radiação infravermelha emitida por corpos em movimento. São eficazes para monitorar áreas internas ou externas restritas, sendo de custo relativamente baixo e fácil instalação (Smith, 2018). A sua principal limitação é a susceptibilidade a falsos alarmes causados por variações térmicas ambientais, animais ou vegetação.</w:t>
+      </w:r>
     </w:p>
     <w:p>
       <w:pPr>
         <w:spacing w:line="360" w:lineRule="auto"/>
         <w:ind w:left="-5" w:right="55"/>
-        <w:rPr>
-          <w:color w:val="auto"/>
-        </w:rPr>
-      </w:pPr>
+      </w:pPr>
+      <w:r>
+        <w:rPr>
+          <w:color w:val="auto"/>
+        </w:rPr>
+        <w:t xml:space="preserve">Figura </w:t>
+      </w:r>
+      <w:r>
+        <w:rPr>
+          <w:b/>
+          <w:bCs w:val="0"/>
+          <w:color w:val="auto"/>
+        </w:rPr>
+        <w:t>1</w:t>
+      </w:r>
+      <w:r>
+        <w:rPr>
+          <w:color w:val="auto"/>
+        </w:rPr>
+        <w:t xml:space="preserve"> </w:t>
+      </w:r>
+      <w:r>
+        <w:rPr>
+          <w:color w:val="auto"/>
+        </w:rPr>
+        <w:t>–</w:t>
+      </w:r>
+      <w:r>
+        <w:rPr>
+          <w:color w:val="auto"/>
+        </w:rPr>
+        <w:t xml:space="preserve"> </w:t>
+      </w:r>
+      <w:r>
+        <w:t>Sensor de Movimento</w:t>
+      </w:r>
     </w:p>
     <w:p>
       <w:pPr>
         <w:spacing w:line="360" w:lineRule="auto"/>
         <w:ind w:left="-5" w:right="55"/>
-        <w:rPr>
-          <w:color w:val="auto"/>
-        </w:rPr>
-      </w:pPr>
-    </w:p>
-    <w:p>
-      <w:pPr>
-        <w:spacing w:line="360" w:lineRule="auto"/>
-        <w:ind w:left="-5" w:right="55"/>
-      </w:pPr>
-      <w:r>
-        <w:rPr>
-          <w:color w:val="auto"/>
-        </w:rPr>
-        <w:lastRenderedPageBreak/>
-        <w:t xml:space="preserve">Figura 1 - </w:t>
-      </w:r>
-      <w:r>
-        <w:t>leitor biométrico</w:t>
-      </w:r>
-    </w:p>
-    <w:p>
-      <w:pPr>
-        <w:spacing w:line="360" w:lineRule="auto"/>
-        <w:ind w:left="-5" w:right="55"/>
-        <w:rPr>
-          <w:color w:val="auto"/>
-        </w:rPr>
+        <w:jc w:val="center"/>
       </w:pPr>
       <w:r>
         <w:rPr>
           <w:noProof/>
         </w:rPr>
         <w:drawing>
-          <wp:inline distT="0" distB="0" distL="0" distR="0" wp14:anchorId="42C2B265" wp14:editId="4242B72A">
-            <wp:extent cx="5915025" cy="4000500"/>
-            <wp:effectExtent l="0" t="0" r="9525" b="0"/>
-            <wp:docPr id="4" name="Imagem 2"/>
+          <wp:inline distT="0" distB="0" distL="0" distR="0" wp14:anchorId="47A68E98" wp14:editId="248AE967">
+            <wp:extent cx="3324225" cy="3094086"/>
+            <wp:effectExtent l="0" t="0" r="0" b="0"/>
+            <wp:docPr id="170026133" name="Imagem 5"/>
             <wp:cNvGraphicFramePr>
               <a:graphicFrameLocks xmlns:a="http://schemas.openxmlformats.org/drawingml/2006/main" noChangeAspect="1"/>
             </wp:cNvGraphicFramePr>
@@ -10669,7 +10540,7 @@
               <a:graphicData uri="http://schemas.openxmlformats.org/drawingml/2006/picture">
                 <pic:pic xmlns:pic="http://schemas.openxmlformats.org/drawingml/2006/picture">
                   <pic:nvPicPr>
-                    <pic:cNvPr id="0" name="Picture 4"/>
+                    <pic:cNvPr id="0" name="Picture 1"/>
                     <pic:cNvPicPr>
                       <a:picLocks noChangeAspect="1" noChangeArrowheads="1"/>
                     </pic:cNvPicPr>
@@ -10690,7 +10561,7 @@
                   <pic:spPr bwMode="auto">
                     <a:xfrm>
                       <a:off x="0" y="0"/>
-                      <a:ext cx="5915025" cy="4000500"/>
+                      <a:ext cx="3358101" cy="3125617"/>
                     </a:xfrm>
                     <a:prstGeom prst="rect">
                       <a:avLst/>
@@ -10706,11 +10577,32 @@
           </wp:inline>
         </w:drawing>
       </w:r>
-      <w:r>
-        <w:rPr>
-          <w:color w:val="auto"/>
-        </w:rPr>
-        <w:t>Fonte: (canal Automação, 2025)</w:t>
+    </w:p>
+    <w:p>
+      <w:pPr>
+        <w:spacing w:line="360" w:lineRule="auto"/>
+        <w:ind w:left="-5" w:right="55"/>
+        <w:rPr>
+          <w:color w:val="auto"/>
+        </w:rPr>
+      </w:pPr>
+      <w:r>
+        <w:rPr>
+          <w:color w:val="auto"/>
+        </w:rPr>
+        <w:t>Fonte: (</w:t>
+      </w:r>
+      <w:r>
+        <w:rPr>
+          <w:color w:val="auto"/>
+        </w:rPr>
+        <w:t>Seteren</w:t>
+      </w:r>
+      <w:r>
+        <w:rPr>
+          <w:color w:val="auto"/>
+        </w:rPr>
+        <w:t>, 2025)</w:t>
       </w:r>
     </w:p>
     <w:p>
@@ -10719,6 +10611,7 @@
       </w:pPr>
       <w:bookmarkStart w:id="28" w:name="_Toc208690568"/>
       <w:r>
+        <w:lastRenderedPageBreak/>
         <w:t>3.</w:t>
       </w:r>
       <w:r>
@@ -10728,11 +10621,40 @@
         <w:t>.</w:t>
       </w:r>
       <w:r>
-        <w:t xml:space="preserve"> Cartões de identificação</w:t>
+        <w:t xml:space="preserve"> </w:t>
       </w:r>
       <w:bookmarkEnd w:id="28"/>
       <w:r>
-        <w:t xml:space="preserve"> </w:t>
+        <w:t>Sensores de Micro-ondas e Rádio Frequência (RF)</w:t>
+      </w:r>
+    </w:p>
+    <w:p>
+      <w:pPr>
+        <w:pStyle w:val="Ttulo3"/>
+        <w:rPr>
+          <w:b w:val="0"/>
+          <w:bCs/>
+        </w:rPr>
+      </w:pPr>
+      <w:r>
+        <w:tab/>
+      </w:r>
+      <w:r>
+        <w:tab/>
+      </w:r>
+      <w:r>
+        <w:rPr>
+          <w:b w:val="0"/>
+          <w:bCs/>
+        </w:rPr>
+        <w:t>Estes sistemas criam uma barreira eletromagnética invisível entre um transmissor e um receptor. A intrusão é detectada pela perturbação deste campo. São mais imunes às condições climáticas do que os PIR, mas podem ser influenciados por movimento de veículos ou vegetação densa nas proximidades</w:t>
+      </w:r>
+      <w:r>
+        <w:rPr>
+          <w:b w:val="0"/>
+          <w:bCs/>
+        </w:rPr>
+        <w:t xml:space="preserve"> (Oliveira &amp; Santos, 2021).</w:t>
       </w:r>
     </w:p>
     <w:p>
@@ -10745,165 +10667,14 @@
       </w:pPr>
       <w:r>
         <w:rPr>
-          <w:b/>
-          <w:bCs w:val="0"/>
-          <w:color w:val="auto"/>
-        </w:rPr>
-        <w:tab/>
-      </w:r>
-      <w:r>
-        <w:rPr>
-          <w:b/>
-          <w:bCs w:val="0"/>
-          <w:color w:val="auto"/>
-        </w:rPr>
-        <w:tab/>
-      </w:r>
-      <w:r>
-        <w:rPr>
-          <w:b/>
-          <w:bCs w:val="0"/>
-          <w:color w:val="auto"/>
-        </w:rPr>
-        <w:tab/>
-      </w:r>
-      <w:r>
-        <w:rPr>
-          <w:color w:val="auto"/>
-        </w:rPr>
-        <w:t xml:space="preserve">Os cartões magnéticos e de </w:t>
-      </w:r>
-      <w:r>
-        <w:rPr>
-          <w:color w:val="auto"/>
-        </w:rPr>
-        <w:t xml:space="preserve">proximidade </w:t>
-      </w:r>
-      <w:r>
-        <w:rPr>
-          <w:i/>
-          <w:iCs/>
-          <w:color w:val="auto"/>
-        </w:rPr>
-        <w:t>Radio-Frequency Identification</w:t>
-      </w:r>
-      <w:r>
-        <w:rPr>
-          <w:color w:val="auto"/>
-        </w:rPr>
-        <w:t xml:space="preserve"> ou </w:t>
-      </w:r>
-      <w:r>
-        <w:rPr>
-          <w:i/>
-          <w:iCs/>
-          <w:color w:val="auto"/>
-        </w:rPr>
-        <w:t>Near Field Communication</w:t>
-      </w:r>
-      <w:r>
-        <w:rPr>
-          <w:color w:val="auto"/>
-        </w:rPr>
-        <w:t xml:space="preserve"> </w:t>
-      </w:r>
-      <w:r>
-        <w:rPr>
-          <w:color w:val="auto"/>
-        </w:rPr>
-        <w:t>(RFID/NFC) representam uma outra vertente dos sistemas de controlo de acesso. Tanenbaum e Wetherall (2011), estes dispositivos armazenam credenciais que são lidas por antenas ou sensores de proximidade.</w:t>
-      </w:r>
-    </w:p>
-    <w:p>
-      <w:pPr>
-        <w:spacing w:line="360" w:lineRule="auto"/>
-        <w:ind w:left="-5" w:right="55"/>
-        <w:rPr>
-          <w:color w:val="auto"/>
-        </w:rPr>
-      </w:pPr>
-      <w:r>
-        <w:rPr>
-          <w:color w:val="auto"/>
-        </w:rPr>
-        <w:tab/>
-      </w:r>
-      <w:r>
-        <w:rPr>
-          <w:color w:val="auto"/>
-        </w:rPr>
-        <w:tab/>
-      </w:r>
-      <w:r>
-        <w:rPr>
-          <w:color w:val="auto"/>
-        </w:rPr>
-        <w:tab/>
-        <w:t>A vanta</w:t>
-      </w:r>
-      <w:r>
-        <w:rPr>
-          <w:color w:val="auto"/>
-        </w:rPr>
-        <w:t>gem dos cartões é a sua simplicidade de uso e baixo custo de implementação. Contudo, algumas vulnerabilidades, como clonagem</w:t>
-      </w:r>
-      <w:r>
-        <w:rPr>
-          <w:color w:val="auto"/>
-        </w:rPr>
-        <w:t>²</w:t>
-      </w:r>
-      <w:r>
-        <w:rPr>
-          <w:color w:val="auto"/>
-        </w:rPr>
-        <w:t xml:space="preserve"> ou roubo, podem comprometer a segurança caso não sejam combinados com outros factores de autenticação.</w:t>
-      </w:r>
-    </w:p>
-    <w:p>
-      <w:pPr>
-        <w:spacing w:line="360" w:lineRule="auto"/>
-        <w:ind w:left="-5" w:right="55"/>
-        <w:rPr>
-          <w:color w:val="auto"/>
-        </w:rPr>
-      </w:pPr>
-    </w:p>
-    <w:p>
-      <w:pPr>
-        <w:spacing w:line="360" w:lineRule="auto"/>
-        <w:ind w:left="-5" w:right="55"/>
-        <w:rPr>
-          <w:color w:val="auto"/>
-        </w:rPr>
-      </w:pPr>
-    </w:p>
-    <w:p>
-      <w:pPr>
-        <w:spacing w:line="360" w:lineRule="auto"/>
-        <w:ind w:left="-5" w:right="55"/>
-        <w:rPr>
-          <w:color w:val="auto"/>
-        </w:rPr>
-      </w:pPr>
-    </w:p>
-    <w:p>
-      <w:pPr>
-        <w:spacing w:line="360" w:lineRule="auto"/>
-        <w:ind w:left="-5" w:right="55"/>
-        <w:rPr>
-          <w:color w:val="auto"/>
-        </w:rPr>
-      </w:pPr>
-      <w:r>
-        <w:rPr>
-          <w:color w:val="auto"/>
-        </w:rPr>
-        <w:lastRenderedPageBreak/>
+          <w:color w:val="auto"/>
+        </w:rPr>
         <w:t xml:space="preserve">Figura </w:t>
       </w:r>
       <w:r>
         <w:rPr>
+          <w:b/>
+          <w:bCs w:val="0"/>
           <w:color w:val="auto"/>
         </w:rPr>
         <w:t>2</w:t>
@@ -10984,10 +10755,26 @@
     </w:p>
     <w:p>
       <w:pPr>
+        <w:pStyle w:val="NormalWeb"/>
+      </w:pPr>
+    </w:p>
+    <w:p>
+      <w:pPr>
+        <w:pStyle w:val="NormalWeb"/>
+      </w:pPr>
+    </w:p>
+    <w:p>
+      <w:pPr>
+        <w:pStyle w:val="NormalWeb"/>
+      </w:pPr>
+    </w:p>
+    <w:p>
+      <w:pPr>
         <w:pStyle w:val="Ttulo3"/>
       </w:pPr>
       <w:bookmarkStart w:id="29" w:name="_Toc208690569"/>
       <w:r>
+        <w:lastRenderedPageBreak/>
         <w:t>3.</w:t>
       </w:r>
       <w:r>
@@ -10997,9 +10784,34 @@
         <w:t>.</w:t>
       </w:r>
       <w:r>
-        <w:t xml:space="preserve"> Sensores de segurança</w:t>
+        <w:t xml:space="preserve"> </w:t>
       </w:r>
       <w:bookmarkEnd w:id="29"/>
+      <w:r>
+        <w:t>Sensores de Vedação (Cable Sensors)</w:t>
+      </w:r>
+    </w:p>
+    <w:p>
+      <w:pPr>
+        <w:pStyle w:val="Ttulo3"/>
+        <w:rPr>
+          <w:b w:val="0"/>
+          <w:bCs/>
+        </w:rPr>
+      </w:pPr>
+      <w:r>
+        <w:tab/>
+      </w:r>
+      <w:r>
+        <w:tab/>
+      </w:r>
+      <w:r>
+        <w:rPr>
+          <w:b w:val="0"/>
+          <w:bCs/>
+        </w:rPr>
+        <w:t>Sensores sísmicos ou piezoelétricos acoplados a vedações que detectam tentativas de escalada, corte ou agitação. São discretos e proporcionam uma cobertura linear extensa, sendo ideais para a proteção de longos troços de vedações (Kariuki &amp; Singh, 2020).</w:t>
+      </w:r>
     </w:p>
     <w:p>
       <w:pPr>
@@ -11037,89 +10849,7 @@
         <w:rPr>
           <w:color w:val="auto"/>
         </w:rPr>
-        <w:t>Os sensores são elementos fundamentais na detecção de intrusões. Os mais comuns incluem:</w:t>
-      </w:r>
-    </w:p>
-    <w:p>
-      <w:pPr>
-        <w:pStyle w:val="PargrafodaLista"/>
-        <w:numPr>
-          <w:ilvl w:val="0"/>
-          <w:numId w:val="32"/>
-        </w:numPr>
-        <w:spacing w:line="360" w:lineRule="auto"/>
-        <w:ind w:right="55"/>
-      </w:pPr>
-      <w:r>
-        <w:rPr>
-          <w:b/>
-          <w:bCs w:val="0"/>
-        </w:rPr>
-        <w:t>Sensores PIR</w:t>
-      </w:r>
-      <w:r>
-        <w:t xml:space="preserve"> (Infravermelhos passivos) – estes detectam movimento </w:t>
-      </w:r>
-      <w:r>
-        <w:t>a partir da variação da radiação infravermelha no ambiente (Smith, 2018).</w:t>
-      </w:r>
-    </w:p>
-    <w:p>
-      <w:pPr>
-        <w:pStyle w:val="PargrafodaLista"/>
-        <w:numPr>
-          <w:ilvl w:val="0"/>
-          <w:numId w:val="32"/>
-        </w:numPr>
-        <w:spacing w:line="360" w:lineRule="auto"/>
-        <w:ind w:right="55"/>
-      </w:pPr>
-      <w:r>
-        <w:rPr>
-          <w:b/>
-          <w:bCs w:val="0"/>
-        </w:rPr>
-        <w:t>Sensores ultrassónicos</w:t>
-      </w:r>
-      <w:r>
-        <w:t xml:space="preserve"> – são utilizados para medir distância e identificar obstáculos ou aproximações não autorizadas (Manoj &amp; Kumar, 2019).</w:t>
-      </w:r>
-    </w:p>
-    <w:p>
-      <w:pPr>
-        <w:pStyle w:val="PargrafodaLista"/>
-        <w:numPr>
-          <w:ilvl w:val="0"/>
-          <w:numId w:val="32"/>
-        </w:numPr>
-        <w:spacing w:line="360" w:lineRule="auto"/>
-        <w:ind w:right="55"/>
-      </w:pPr>
-      <w:r>
-        <w:rPr>
-          <w:b/>
-          <w:bCs w:val="0"/>
-        </w:rPr>
-        <w:t>Sensores magnéticos de porta/janela</w:t>
-      </w:r>
-      <w:r>
-        <w:t xml:space="preserve"> – são geralmente utilizados para identificar aberturas forçadas.</w:t>
-      </w:r>
-    </w:p>
-    <w:p>
-      <w:pPr>
-        <w:spacing w:line="360" w:lineRule="auto"/>
-        <w:ind w:left="-5" w:right="55"/>
-        <w:rPr>
-          <w:color w:val="auto"/>
-        </w:rPr>
-      </w:pPr>
-      <w:r>
-        <w:rPr>
-          <w:color w:val="auto"/>
-        </w:rPr>
-        <w:lastRenderedPageBreak/>
-        <w:t xml:space="preserve">Nos sistemas de controlo de acesso militares, os sensores podem ser aplicados, não apenas em pontos fixos de controlo, mas também em sistemas de vigilância do perímetro, funcionando de forma integrada juntamente com os alarmes sonoros, luzes de alerta e envio de notificações. </w:t>
+        <w:t xml:space="preserve"> </w:t>
       </w:r>
     </w:p>
     <w:p>
@@ -11128,9 +10858,15 @@
         <w:ind w:left="-5" w:right="55"/>
         <w:jc w:val="left"/>
         <w:rPr>
+          <w:color w:val="auto"/>
+        </w:rPr>
+      </w:pPr>
+      <w:r>
+        <w:rPr>
           <w:color w:val="002060"/>
         </w:rPr>
-      </w:pPr>
+        <w:tab/>
+      </w:r>
       <w:r>
         <w:rPr>
           <w:color w:val="002060"/>
@@ -11139,32 +10875,46 @@
       </w:r>
       <w:r>
         <w:rPr>
-          <w:color w:val="002060"/>
-        </w:rPr>
-        <w:tab/>
-      </w:r>
-      <w:r>
-        <w:rPr>
-          <w:color w:val="auto"/>
-        </w:rPr>
-        <w:t xml:space="preserve">Figura 3 – </w:t>
-      </w:r>
-      <w:r>
-        <w:rPr>
-          <w:color w:val="auto"/>
-        </w:rPr>
-        <w:t>Montagem do circuito (Protótipo)</w:t>
-      </w:r>
+          <w:color w:val="auto"/>
+        </w:rPr>
+        <w:t xml:space="preserve">Figura </w:t>
+      </w:r>
+      <w:r>
+        <w:rPr>
+          <w:b/>
+          <w:bCs w:val="0"/>
+          <w:color w:val="auto"/>
+        </w:rPr>
+        <w:t>3</w:t>
+      </w:r>
+      <w:r>
+        <w:rPr>
+          <w:color w:val="auto"/>
+        </w:rPr>
+        <w:t xml:space="preserve"> – </w:t>
+      </w:r>
+      <w:r>
+        <w:rPr>
+          <w:color w:val="auto"/>
+        </w:rPr>
+        <w:t>Sensor de cabo</w:t>
+      </w:r>
+    </w:p>
+    <w:p>
+      <w:pPr>
+        <w:spacing w:line="360" w:lineRule="auto"/>
+        <w:ind w:left="-5" w:right="55"/>
+        <w:jc w:val="center"/>
+      </w:pPr>
       <w:r>
         <w:rPr>
           <w:noProof/>
-          <w:color w:val="auto"/>
         </w:rPr>
         <w:drawing>
-          <wp:inline distT="0" distB="0" distL="0" distR="0" wp14:anchorId="2DF228C9" wp14:editId="532EB5FB">
-            <wp:extent cx="5943600" cy="4019006"/>
-            <wp:effectExtent l="0" t="0" r="0" b="635"/>
-            <wp:docPr id="1080900458" name="Imagem 5"/>
+          <wp:inline distT="0" distB="0" distL="0" distR="0" wp14:anchorId="20B56726" wp14:editId="253FD60A">
+            <wp:extent cx="2657475" cy="2657475"/>
+            <wp:effectExtent l="0" t="0" r="9525" b="9525"/>
+            <wp:docPr id="973446539" name="Imagem 6"/>
             <wp:cNvGraphicFramePr>
               <a:graphicFrameLocks xmlns:a="http://schemas.openxmlformats.org/drawingml/2006/main" noChangeAspect="1"/>
             </wp:cNvGraphicFramePr>
@@ -11193,7 +10943,7 @@
                   <pic:spPr bwMode="auto">
                     <a:xfrm>
                       <a:off x="0" y="0"/>
-                      <a:ext cx="5943600" cy="4019006"/>
+                      <a:ext cx="2657475" cy="2657475"/>
                     </a:xfrm>
                     <a:prstGeom prst="rect">
                       <a:avLst/>
@@ -11222,7 +10972,13 @@
         <w:rPr>
           <w:color w:val="auto"/>
         </w:rPr>
-        <w:t>Fonte: Autor</w:t>
+        <w:t xml:space="preserve">Fonte: </w:t>
+      </w:r>
+      <w:r>
+        <w:rPr>
+          <w:color w:val="auto"/>
+        </w:rPr>
+        <w:t>(Yolink, 2025)</w:t>
       </w:r>
     </w:p>
     <w:p>
@@ -11275,7 +11031,19 @@
         <w:rPr>
           <w:color w:val="auto"/>
         </w:rPr>
-        <w:t xml:space="preserve"> em resposta ao incidente. Conforme diversos estudos destacam, sistemas modernos de vigilância incluem múltiplos canais de notificação, como sirenes locais, envio de mensagens via SMS, integração com aplicações móveis e comunicação directa com centrais de comando (cf. A. Mahmood et al., 2019). Esta abordagem relaciona-se directamente às implementações práticas realizadas com o Arduino, nos quais foram explorados mecanismos de alerta sonoro e a possibilidade de integração </w:t>
+        <w:t xml:space="preserve"> em resposta ao </w:t>
+      </w:r>
+      <w:r>
+        <w:rPr>
+          <w:color w:val="auto"/>
+        </w:rPr>
+        <w:t>evento</w:t>
+      </w:r>
+      <w:r>
+        <w:rPr>
+          <w:color w:val="auto"/>
+        </w:rPr>
+        <w:t xml:space="preserve">. Conforme diversos estudos destacam, sistemas modernos de vigilância incluem múltiplos canais de notificação, como sirenes locais, envio de mensagens via SMS, integração com aplicações móveis e comunicação directa com centrais de comando (cf. A. Mahmood et al., 2019). Esta abordagem relaciona-se directamente às implementações práticas realizadas com o Arduino, nos quais foram explorados mecanismos de alerta sonoro e a possibilidade de integração </w:t>
       </w:r>
       <w:r>
         <w:rPr>
@@ -11341,8 +11109,14 @@
         <w:rPr>
           <w:color w:val="auto"/>
         </w:rPr>
+        <w:t xml:space="preserve">sector bancário mostram que falhas na etapa de alerta retardam a resposta a tentativas de intrusão, </w:t>
+      </w:r>
+      <w:r>
+        <w:rPr>
+          <w:color w:val="auto"/>
+        </w:rPr>
         <w:lastRenderedPageBreak/>
-        <w:t>sector bancário mostram que falhas na etapa de alerta retardam a resposta a tentativas de intrusão, o que levou à reformulação de protocolos de segurança (cf. Relatório do Banco de Moçambique, 2021).</w:t>
+        <w:t>o que levou à reformulação de protocolos de segurança (cf. Relatório do Banco de Moçambique, 2021).</w:t>
       </w:r>
     </w:p>
     <w:p>
@@ -11357,7 +11131,21 @@
         <w:rPr>
           <w:color w:val="auto"/>
         </w:rPr>
-        <w:t>Figura 4 – Alarme de perímetro</w:t>
+        <w:t xml:space="preserve">Figura </w:t>
+      </w:r>
+      <w:r>
+        <w:rPr>
+          <w:b/>
+          <w:bCs w:val="0"/>
+          <w:color w:val="auto"/>
+        </w:rPr>
+        <w:t xml:space="preserve">4 </w:t>
+      </w:r>
+      <w:r>
+        <w:rPr>
+          <w:color w:val="auto"/>
+        </w:rPr>
+        <w:t>– Alarme de perímetro</w:t>
       </w:r>
     </w:p>
     <w:p>
@@ -12153,7 +11941,14 @@
           <w:b/>
           <w:bCs w:val="0"/>
         </w:rPr>
-        <w:t xml:space="preserve">Dependência de vigilância humana não optimizada </w:t>
+        <w:t>Dependência de vigilância humana</w:t>
+      </w:r>
+      <w:r>
+        <w:rPr>
+          <w:b/>
+          <w:bCs w:val="0"/>
+        </w:rPr>
+        <w:t xml:space="preserve"> </w:t>
       </w:r>
       <w:r>
         <w:t xml:space="preserve">– Principalmente porque a presença dos oficiais da segurança é exclusivamente centrada na entra principal, não realizando patrulhas regulares ou sistemáticos ao longo de todo perímetro, </w:t>
@@ -12366,36 +12161,36 @@
         <w:rPr>
           <w:color w:val="auto"/>
         </w:rPr>
+        <w:t>A amostra foi</w:t>
+      </w:r>
+      <w:r>
+        <w:rPr>
+          <w:color w:val="auto"/>
+        </w:rPr>
+        <w:t xml:space="preserve"> composta por </w:t>
+      </w:r>
+      <w:r>
+        <w:rPr>
+          <w:color w:val="auto"/>
+        </w:rPr>
+        <w:t>3 participantes, que foram selecionados de acordo com o seu perfil funcional, de modo a cobrir as diferentes perspectivas e necessidades inerentes ao sistema de segurança. A composição detalhada é a seguinte:</w:t>
+      </w:r>
+    </w:p>
+    <w:p>
+      <w:pPr>
+        <w:spacing w:line="360" w:lineRule="auto"/>
+        <w:ind w:left="-5" w:right="55"/>
+        <w:rPr>
+          <w:color w:val="auto"/>
+        </w:rPr>
+      </w:pPr>
+      <w:r>
+        <w:rPr>
+          <w:b/>
+          <w:bCs w:val="0"/>
+          <w:color w:val="auto"/>
+        </w:rPr>
         <w:lastRenderedPageBreak/>
-        <w:t>A amostra foi</w:t>
-      </w:r>
-      <w:r>
-        <w:rPr>
-          <w:color w:val="auto"/>
-        </w:rPr>
-        <w:t xml:space="preserve"> composta por </w:t>
-      </w:r>
-      <w:r>
-        <w:rPr>
-          <w:color w:val="auto"/>
-        </w:rPr>
-        <w:t>3 participantes, que foram selecionados de acordo com o seu perfil funcional, de modo a cobrir as diferentes perspectivas e necessidades inerentes ao sistema de segurança. A composição detalhada é a seguinte:</w:t>
-      </w:r>
-    </w:p>
-    <w:p>
-      <w:pPr>
-        <w:spacing w:line="360" w:lineRule="auto"/>
-        <w:ind w:left="-5" w:right="55"/>
-        <w:rPr>
-          <w:color w:val="auto"/>
-        </w:rPr>
-      </w:pPr>
-      <w:r>
-        <w:rPr>
-          <w:b/>
-          <w:bCs w:val="0"/>
-          <w:color w:val="auto"/>
-        </w:rPr>
         <w:t>Tabela 1</w:t>
       </w:r>
       <w:r>
@@ -12953,8 +12748,14 @@
         <w:rPr>
           <w:color w:val="auto"/>
         </w:rPr>
+        <w:t xml:space="preserve">O critério de inclusão central prendeu-se no envolvimento directo e a experiência prática nas operações diárias de segurança do CCE. Os oficiais da segurança (E11), que se caracterizam pela sua actividade directa no controlo de acesso, foram selecionados com base na sua antiguidade </w:t>
+      </w:r>
+      <w:r>
+        <w:rPr>
+          <w:color w:val="auto"/>
+        </w:rPr>
         <w:lastRenderedPageBreak/>
-        <w:t>O critério de inclusão central prendeu-se no envolvimento directo e a experiência prática nas operações diárias de segurança do CCE. Os oficiais da segurança (E11), que se caracterizam pela sua actividade directa no controlo de acesso, foram selecionados com base na sua antiguidade no cargo (mínimo 2 anos) e no turno de trabalho de forma a garantir uma perspectiva abrangente das operações ao longo de 24 horas.</w:t>
+        <w:t>no cargo (mínimo 2 anos) e no turno de trabalho de forma a garantir uma perspectiva abrangente das operações ao longo de 24 horas.</w:t>
       </w:r>
     </w:p>
     <w:p>
@@ -15336,10 +15137,10 @@
       <w:r>
         <w:t xml:space="preserve">5.2. </w:t>
       </w:r>
-      <w:r>
-        <w:t>Melhor Solução</w:t>
-      </w:r>
       <w:bookmarkEnd w:id="41"/>
+      <w:r>
+        <w:t>Modelo Proposto</w:t>
+      </w:r>
       <w:r>
         <w:t xml:space="preserve"> </w:t>
       </w:r>
@@ -15566,9 +15367,18 @@
               <w:spacing w:line="360" w:lineRule="auto"/>
               <w:jc w:val="both"/>
               <w:cnfStyle w:val="100000000000" w:firstRow="1" w:lastRow="0" w:firstColumn="0" w:lastColumn="0" w:oddVBand="0" w:evenVBand="0" w:oddHBand="0" w:evenHBand="0" w:firstRowFirstColumn="0" w:firstRowLastColumn="0" w:lastRowFirstColumn="0" w:lastRowLastColumn="0"/>
+              <w:rPr>
+                <w:b w:val="0"/>
+              </w:rPr>
             </w:pPr>
             <w:r>
-              <w:t>Solução 2(Fibra óptica)</w:t>
+              <w:t xml:space="preserve">Solução </w:t>
+            </w:r>
+            <w:r>
+              <w:t xml:space="preserve">    2 </w:t>
+            </w:r>
+            <w:r>
+              <w:t>(Fibra óptica)</w:t>
             </w:r>
           </w:p>
         </w:tc>
@@ -16592,17 +16402,13 @@
           <w:i/>
           <w:iCs/>
         </w:rPr>
-        <w:t>deskto</w:t>
-      </w:r>
-      <w:r>
-        <w:rPr>
-          <w:i/>
-          <w:iCs/>
-        </w:rPr>
-        <w:t>p</w:t>
-      </w:r>
-      <w:r>
-        <w:t xml:space="preserve"> que apresenta o estado de todos os sensores.</w:t>
+        <w:t>web</w:t>
+      </w:r>
+      <w:r>
+        <w:t xml:space="preserve"> que apresenta o estado de todos os sensores</w:t>
+      </w:r>
+      <w:r>
+        <w:t>, câmeras.</w:t>
       </w:r>
     </w:p>
     <w:p>
@@ -16671,7 +16477,10 @@
           <w:b/>
           <w:bCs w:val="0"/>
         </w:rPr>
-        <w:t>) local</w:t>
+        <w:t xml:space="preserve">) </w:t>
+      </w:r>
+      <w:r>
+        <w:t>local</w:t>
       </w:r>
       <w:r>
         <w:t>, activada directamente pelo Arduino para dissuasão imediata no local.</w:t>
@@ -18419,7 +18228,14 @@
           <w:b/>
           <w:bCs w:val="0"/>
         </w:rPr>
-        <w:t>Figura 6</w:t>
+        <w:t xml:space="preserve">Figura </w:t>
+      </w:r>
+      <w:r>
+        <w:rPr>
+          <w:b/>
+          <w:bCs w:val="0"/>
+        </w:rPr>
+        <w:t>7</w:t>
       </w:r>
       <w:r>
         <w:t xml:space="preserve"> – Diagrama de caso de uso.</w:t>
@@ -18569,7 +18385,16 @@
       <w:bookmarkStart w:id="50" w:name="_Toc208690590"/>
       <w:r>
         <w:lastRenderedPageBreak/>
-        <w:t>CAPÍTULO VI – DISCUSSÃO DE RESULTADOS</w:t>
+        <w:t xml:space="preserve">CAPÍTULO VI </w:t>
+      </w:r>
+      <w:r>
+        <w:t xml:space="preserve">– </w:t>
+      </w:r>
+      <w:r>
+        <w:t xml:space="preserve">ANÁLISE E </w:t>
+      </w:r>
+      <w:r>
+        <w:t>DISCUSSÃO DE RESULTADOS</w:t>
       </w:r>
       <w:bookmarkEnd w:id="50"/>
     </w:p>
@@ -18586,13 +18411,295 @@
     </w:p>
     <w:p>
       <w:pPr>
+        <w:spacing w:line="360" w:lineRule="auto"/>
+        <w:ind w:left="0" w:right="55" w:firstLine="0"/>
+      </w:pPr>
+      <w:r>
+        <w:rPr>
+          <w:b/>
+          <w:bCs w:val="0"/>
+        </w:rPr>
+        <w:t>6.1. Análise dos Resultados</w:t>
+      </w:r>
+    </w:p>
+    <w:p>
+      <w:pPr>
+        <w:spacing w:line="360" w:lineRule="auto"/>
+        <w:ind w:right="55"/>
+      </w:pPr>
+      <w:r>
+        <w:tab/>
+      </w:r>
+      <w:r>
+        <w:tab/>
+        <w:t>A análise feita dos resultados, obtidos através da aplicação da metodologia definida no Capítulo 2, revela um cenário de segurança dependente quase exclusivamente de medidas tradicionais, com lacunas significativas que a proposta de solução visa colmatar.</w:t>
+      </w:r>
+    </w:p>
+    <w:p>
+      <w:pPr>
+        <w:spacing w:line="360" w:lineRule="auto"/>
+        <w:ind w:right="55"/>
+      </w:pPr>
+      <w:r>
+        <w:tab/>
+      </w:r>
+      <w:r>
+        <w:tab/>
+        <w:t xml:space="preserve">A observação directa permitiu constatar que o sistema actual de </w:t>
+      </w:r>
+      <w:r>
+        <w:t xml:space="preserve">segurança </w:t>
+      </w:r>
+      <w:r>
+        <w:t xml:space="preserve">assenta fundamentalmente em dois pilares: </w:t>
+      </w:r>
+      <w:r>
+        <w:rPr>
+          <w:b/>
+          <w:bCs w:val="0"/>
+        </w:rPr>
+        <w:t>vigilância humana</w:t>
+      </w:r>
+      <w:r>
+        <w:t xml:space="preserve"> (na área frontal de entrada e saída)</w:t>
+      </w:r>
+      <w:r>
+        <w:rPr>
+          <w:b/>
+          <w:bCs w:val="0"/>
+        </w:rPr>
+        <w:t xml:space="preserve"> </w:t>
+      </w:r>
+      <w:r>
+        <w:t xml:space="preserve">e </w:t>
+      </w:r>
+      <w:r>
+        <w:rPr>
+          <w:b/>
+          <w:bCs w:val="0"/>
+        </w:rPr>
+        <w:t>barreiras físicas</w:t>
+      </w:r>
+      <w:r>
+        <w:t xml:space="preserve"> (Muro). Através deste método, foi possível identificar uma desconexão operacional. Não existe qualquer sistema automatizado de detecção e alerta. Esta análise foi complementarmente enriquecida pelos dados qualitativos recolhidos nas entrevistas. Os relatos </w:t>
+      </w:r>
+      <w:r>
+        <w:t xml:space="preserve">de um dos responsáveis pela segurança e do Chefe do sector de </w:t>
+      </w:r>
+      <w:r>
+        <w:rPr>
+          <w:i/>
+          <w:iCs/>
+        </w:rPr>
+        <w:t>hardware</w:t>
+      </w:r>
+      <w:r>
+        <w:t xml:space="preserve"> </w:t>
+      </w:r>
+      <w:r>
+        <w:t>deram mais subsídios relativamente à</w:t>
+      </w:r>
+      <w:r>
+        <w:t>s fragilidades observadas.</w:t>
+      </w:r>
+    </w:p>
+    <w:p>
+      <w:pPr>
+        <w:spacing w:line="360" w:lineRule="auto"/>
+        <w:ind w:right="55"/>
+      </w:pPr>
+      <w:r>
+        <w:tab/>
+      </w:r>
+      <w:r>
+        <w:tab/>
+        <w:t>O cruzamento dos dois métodos, observação e entrevista, permitiu concluir que o sistema existente é essencialmente reactivo. Um incidente só é detectado e tratado após a sua ocorrência, dependendo da percepção visual humana no momento ou da descoberta posterior durante o seu turno de trabalho.</w:t>
+      </w:r>
+    </w:p>
+    <w:p>
+      <w:pPr>
+        <w:pStyle w:val="Ttulo2"/>
+      </w:pPr>
+      <w:r>
+        <w:t xml:space="preserve">6.2. Discussão de Resultados </w:t>
+      </w:r>
+    </w:p>
+    <w:p>
+      <w:pPr>
+        <w:spacing w:line="360" w:lineRule="auto"/>
+        <w:ind w:right="55"/>
+      </w:pPr>
+      <w:r>
+        <w:tab/>
+      </w:r>
+      <w:r>
+        <w:tab/>
+      </w:r>
+      <w:r>
+        <w:t>A an</w:t>
+      </w:r>
+      <w:r>
+        <w:t>á</w:t>
+      </w:r>
+      <w:r>
+        <w:t xml:space="preserve">lise dos resultados revela uma dissonância crítica entre as práticas de segurança de perímetro em vigor no CCE e os padrões contemporâneos de proteção de infra-estruturas críticas. Esta discussão permite compreender como a solução proposta responde não apenas a lacunas operacionais identificadas, mas também a limitações conceptuais do sistema actual. O modelo de segurança do CCE, caracterizado pela dependência excessiva da vigilância humana directa, </w:t>
+      </w:r>
+      <w:r>
+        <w:lastRenderedPageBreak/>
+        <w:t xml:space="preserve">representa o que Garcia (2008) classifica como “uma abordagem reactiva baseada em pressupostos ultrapassados de eficácia da vigilância humana contínua”. </w:t>
+      </w:r>
+    </w:p>
+    <w:p>
+      <w:pPr>
+        <w:spacing w:line="360" w:lineRule="auto"/>
+        <w:ind w:right="55"/>
+      </w:pPr>
+      <w:r>
+        <w:t xml:space="preserve">Warm, Parasuraman e Matthews (2008) fornecem </w:t>
+      </w:r>
+      <w:r>
+        <w:t>ainda um</w:t>
+      </w:r>
+      <w:r>
+        <w:t xml:space="preserve"> suporte teórico para compreender esta fragilidade, demonstrando que “a vigilância requer trabalho mental intenso e é intrinsecamente stressante”. Estes achados explicam cientificamente as vulnerabilidades operacionais identificadas através das entrevistas e observação no CCE, validando a necessidade de sistemas automatizados de detecção. A proposta do </w:t>
+      </w:r>
+      <w:r>
+        <w:rPr>
+          <w:i/>
+          <w:iCs/>
+        </w:rPr>
+        <w:t>WatchBase</w:t>
+      </w:r>
+      <w:r>
+        <w:t xml:space="preserve"> posiciona-se assim como uma resposta directa a estas críticas, incorporando os princípios de “defesa em profundidade” defendidos por Brooks (2019) e a integração tecnológica preconizada por Fraga-Lamas et al. (2024) para contextos de segurança institucional.</w:t>
+      </w:r>
+    </w:p>
+    <w:p>
+      <w:pPr>
+        <w:spacing w:line="360" w:lineRule="auto"/>
+        <w:ind w:right="55"/>
+      </w:pPr>
+      <w:r>
+        <w:tab/>
+      </w:r>
+      <w:r>
+        <w:tab/>
+        <w:t>A opção por uma solução baseada em tecnologias acessíveis, responde igualmente às preocupações contextuais levantadas por Zucule de Barros e Van Nie</w:t>
+      </w:r>
+      <w:r>
+        <w:t xml:space="preserve">kerk (2023) sobre a necessidade de adaptar as soluções de segurança às realidades orçamentais e técnicas dos países em via de desenvolvimento, sem comprometer a eficácia. A solução proposta não apenas </w:t>
+      </w:r>
+      <w:r>
+        <w:t xml:space="preserve">resolve </w:t>
+      </w:r>
+      <w:r>
+        <w:t>problemas operacionais imediatos, mas</w:t>
+      </w:r>
+      <w:r>
+        <w:t xml:space="preserve"> </w:t>
+      </w:r>
+      <w:r>
+        <w:t>também avança</w:t>
+      </w:r>
+      <w:r>
+        <w:t xml:space="preserve"> um paradigma de segurança mais robusto e sustentável para o CCE, alinhado com as melhores práticas internacionais e consciente das especificidades do contexto Moçambicano.</w:t>
+      </w:r>
+    </w:p>
+    <w:p>
+      <w:pPr>
+        <w:spacing w:line="360" w:lineRule="auto"/>
+        <w:ind w:right="55"/>
+      </w:pPr>
+    </w:p>
+    <w:p>
+      <w:pPr>
+        <w:spacing w:line="360" w:lineRule="auto"/>
+        <w:ind w:left="1426" w:right="55"/>
+      </w:pPr>
+    </w:p>
+    <w:p>
+      <w:pPr>
+        <w:spacing w:line="360" w:lineRule="auto"/>
+        <w:ind w:right="55"/>
+      </w:pPr>
+    </w:p>
+    <w:p>
+      <w:pPr>
+        <w:spacing w:line="360" w:lineRule="auto"/>
+        <w:ind w:right="55"/>
+      </w:pPr>
+    </w:p>
+    <w:p>
+      <w:pPr>
+        <w:spacing w:line="360" w:lineRule="auto"/>
+        <w:ind w:right="55"/>
+      </w:pPr>
+    </w:p>
+    <w:p>
+      <w:pPr>
+        <w:spacing w:line="360" w:lineRule="auto"/>
+        <w:ind w:right="55"/>
+      </w:pPr>
+    </w:p>
+    <w:p>
+      <w:pPr>
+        <w:spacing w:line="360" w:lineRule="auto"/>
+        <w:ind w:right="55"/>
+      </w:pPr>
+    </w:p>
+    <w:p>
+      <w:pPr>
+        <w:spacing w:line="360" w:lineRule="auto"/>
+        <w:ind w:right="55"/>
+      </w:pPr>
+    </w:p>
+    <w:p>
+      <w:pPr>
+        <w:spacing w:line="360" w:lineRule="auto"/>
+        <w:ind w:right="55"/>
+      </w:pPr>
+    </w:p>
+    <w:p>
+      <w:pPr>
+        <w:spacing w:line="360" w:lineRule="auto"/>
+        <w:ind w:right="55"/>
+      </w:pPr>
+    </w:p>
+    <w:p>
+      <w:pPr>
+        <w:spacing w:line="360" w:lineRule="auto"/>
+        <w:ind w:right="55"/>
+      </w:pPr>
+    </w:p>
+    <w:p>
+      <w:pPr>
         <w:pStyle w:val="PargrafodaLista"/>
         <w:spacing w:line="360" w:lineRule="auto"/>
         <w:ind w:left="360" w:right="55" w:firstLine="348"/>
         <w:jc w:val="both"/>
-      </w:pPr>
-      <w:r>
-        <w:t>Os resultados demonstram que o sistema atingiu um elevado nível de eficácia na detecção de intrusões, registando uma taxa de sucesso de 95% nos testes controlados. Este valor revela-se particularmente significativo quando analisado em conjugação com o tempo médio de resposta inferior a 3 segundos entre a detecção e o acionamento dos mecanismos de alerta. Tal desempenho confirma a adequação da arquitetura tecnológica selecionada, respondendo directamente às necessidades identificadas na caracterização do ambiente do CCE.</w:t>
+        <w:rPr>
+          <w:color w:val="EE0000"/>
+        </w:rPr>
+      </w:pPr>
+      <w:r>
+        <w:rPr>
+          <w:color w:val="EE0000"/>
+        </w:rPr>
+        <w:t>Apesar dos resultados promissores, o presente estudo enfrentou limitações significativas que devem ser reconhecidas para uma correta interpretação das conclusões. A abordagem qualitativa permitiu aprofundar as nuances da operacionalidade do sistema para além de meros indicadores numéricos. Por exemplo, a discussão em torno dos falsos positivos trouxe à luz não apenas uma limitação técnica, mas sobretudo a sua implicação operacional: a chamada "fadiga de alertas" que pode levar à desvalorização de notificações pelos operadores. Este</w:t>
+      </w:r>
+      <w:r>
+        <w:rPr>
+          <w:i/>
+          <w:iCs/>
+          <w:color w:val="EE0000"/>
+        </w:rPr>
+        <w:t xml:space="preserve"> insight</w:t>
+      </w:r>
+      <w:r>
+        <w:rPr>
+          <w:color w:val="EE0000"/>
+        </w:rPr>
+        <w:t>, ricamente detalhado nas entrevistas, é fundamental para uma implementação futura bem-sucedida.</w:t>
       </w:r>
     </w:p>
     <w:p>
@@ -18601,9 +18708,33 @@
         <w:spacing w:line="360" w:lineRule="auto"/>
         <w:ind w:left="360" w:right="55" w:firstLine="348"/>
         <w:jc w:val="both"/>
-      </w:pPr>
-      <w:r>
-        <w:t>A análise dos dados revelou que a solução implementada apresenta especial eficácia em cenários de monitorização de áreas restritas com tráfego limitado, onde a taxa de falsos positivos se manteve abaixo de 5%.  Contudo, em ambientes com maiores flutuações térmicas ou circulação intensa de pessoas, registou-se um aumento considerável nas notificações incorrectas. Esta limitação, ainda que expectável face às características técnicas dos sensores PIR, aponta para a necessidade de implementação de mecanismos adicionais de validação em futuras iterações do sistema.</w:t>
+        <w:rPr>
+          <w:color w:val="EE0000"/>
+        </w:rPr>
+      </w:pPr>
+      <w:r>
+        <w:rPr>
+          <w:color w:val="EE0000"/>
+        </w:rPr>
+        <w:t xml:space="preserve">Do ponto de vista técnico, a fase de testes foi condicionada pela disponibilidade de </w:t>
+      </w:r>
+      <w:r>
+        <w:rPr>
+          <w:color w:val="EE0000"/>
+        </w:rPr>
+        <w:t>recursos</w:t>
+      </w:r>
+      <w:r>
+        <w:rPr>
+          <w:color w:val="EE0000"/>
+        </w:rPr>
+        <w:t xml:space="preserve"> materiais temporais. O protótipo desenvolvido foi testado em condições simuladas que, embora procuram replicar o ambiente real do CCE, não puderam reproduzir toda a complexidade e variabilidade de situações de uma implantação operacional completa</w:t>
+      </w:r>
+      <w:r>
+        <w:rPr>
+          <w:color w:val="EE0000"/>
+        </w:rPr>
+        <w:t>.</w:t>
       </w:r>
     </w:p>
     <w:p>
@@ -18612,18 +18743,15 @@
         <w:spacing w:line="360" w:lineRule="auto"/>
         <w:ind w:left="360" w:right="55" w:firstLine="348"/>
         <w:jc w:val="both"/>
-      </w:pPr>
-      <w:r>
-        <w:t>Os mecanismos de registo e documentação de eventos demonstraram total eficácia, permitindo não apenas</w:t>
-      </w:r>
-      <w:r>
-        <w:t xml:space="preserve"> um arquivo sistemático de todas ocorrências, mas também proporcionando dados valiosos para análise posterior de </w:t>
-      </w:r>
-      <w:r>
-        <w:t>padrões</w:t>
-      </w:r>
-      <w:r>
-        <w:t xml:space="preserve"> de segurança. A capacidade de correlacionar temporariamente eventos de diferentes sensores mostrou-se particularmente útil na distinção entre situações reais de risco e falsos positivos.</w:t>
+        <w:rPr>
+          <w:color w:val="EE0000"/>
+        </w:rPr>
+      </w:pPr>
+      <w:r>
+        <w:rPr>
+          <w:color w:val="EE0000"/>
+        </w:rPr>
+        <w:t>Um constrangimento adicional prendeu-se no acesso a informações sensíveis da infraestrutura existente no CCE. Questões de confidencialidade e segurança limitaram a profundidade de alguns dados técnicos que poderiam ter enriquecido a proposta de solução. Esta limitação foi contornada através da focagem em componentes genéricos e amplamente documentados, mas reconhece-se que uma integração mais profunda com sistemas existentes poderá requerer colaboração institucional mais alargada em fases posteriores.</w:t>
       </w:r>
     </w:p>
     <w:p>
@@ -18632,109 +18760,9 @@
         <w:spacing w:line="360" w:lineRule="auto"/>
         <w:ind w:left="360" w:right="55" w:firstLine="348"/>
         <w:jc w:val="both"/>
-      </w:pPr>
-      <w:r>
-        <w:t>Em termos de integração com o sistema existente no CCE, a solução desenvolvida mostrou compatibilidade técnica com a infra-estrutura de monitorização já implementada, embora se tenha verificado a necessidade de ajustes nos protocolos de comunicação para garantir a plena interoperabilidade entre sistemas.</w:t>
-      </w:r>
-    </w:p>
-    <w:p>
-      <w:pPr>
-        <w:pStyle w:val="PargrafodaLista"/>
-        <w:spacing w:line="360" w:lineRule="auto"/>
-        <w:ind w:left="360" w:right="55" w:firstLine="348"/>
-        <w:jc w:val="both"/>
-      </w:pPr>
-      <w:r>
-        <w:t>A avaliação global dos resultados permitiu concluir que o sistema desenvolvido repre</w:t>
-      </w:r>
-      <w:r>
-        <w:t>senta</w:t>
-      </w:r>
-      <w:r>
-        <w:t xml:space="preserve"> um avanço significativo em relação às soluções de segurança pré-existentes no CCE, </w:t>
-      </w:r>
-      <w:r>
-        <w:lastRenderedPageBreak/>
-        <w:t xml:space="preserve">particularmente no que concerne à capacidade de detecção automática e resposta imediata a tentativas de intrusão. A combinação entre os componentes de monitoria e algoritmos de processamento de dados </w:t>
-      </w:r>
-      <w:r>
-        <w:t>demonstrou</w:t>
-      </w:r>
-      <w:r>
-        <w:t xml:space="preserve"> ser uma abordagem viável para o reforço de sistemas de segurança em infra-estruturas cíticas.</w:t>
-      </w:r>
-    </w:p>
-    <w:p>
-      <w:pPr>
-        <w:pStyle w:val="Ttulo2"/>
-      </w:pPr>
-      <w:bookmarkStart w:id="51" w:name="_Toc208690591"/>
-      <w:r>
-        <w:t>6.1.</w:t>
-      </w:r>
-      <w:r>
-        <w:t xml:space="preserve"> Limitações e constrangimentos do estudo</w:t>
-      </w:r>
-      <w:bookmarkEnd w:id="51"/>
-    </w:p>
-    <w:p>
-      <w:pPr>
-        <w:pStyle w:val="PargrafodaLista"/>
-        <w:spacing w:line="360" w:lineRule="auto"/>
-        <w:ind w:left="360" w:right="55" w:firstLine="348"/>
-        <w:jc w:val="both"/>
-      </w:pPr>
-      <w:r>
-        <w:t>Apesar dos resultados promissores, o presente estudo enfrentou limitações significativas que devem ser reconhecidas para uma correta interpretação das conclusões. A abordagem qualitativa permitiu aprofundar as nuances da operacionalidade do sistema para além de meros indicadores numéricos. Por exemplo, a discussão em torno dos falsos positivos trouxe à luz não apenas uma limitação técnica, mas sobretudo a sua implicação operacional: a chamada "fadiga de alertas" que pode levar à desvalorização de notificações pelos operadores. Este</w:t>
-      </w:r>
-      <w:r>
-        <w:rPr>
-          <w:i/>
-          <w:iCs/>
-        </w:rPr>
-        <w:t xml:space="preserve"> insight</w:t>
-      </w:r>
-      <w:r>
-        <w:t>, ricamente detalhado nas entrevistas, é fundamental para uma implementação futura bem-sucedida.</w:t>
-      </w:r>
-    </w:p>
-    <w:p>
-      <w:pPr>
-        <w:pStyle w:val="PargrafodaLista"/>
-        <w:spacing w:line="360" w:lineRule="auto"/>
-        <w:ind w:left="360" w:right="55" w:firstLine="348"/>
-        <w:jc w:val="both"/>
-      </w:pPr>
-      <w:r>
-        <w:t xml:space="preserve">Do ponto de vista técnico, a fase de testes foi condicionada pela disponibilidade de </w:t>
-      </w:r>
-      <w:r>
-        <w:t>recursos</w:t>
-      </w:r>
-      <w:r>
-        <w:t xml:space="preserve"> materiais temporais. O protótipo desenvolvido foi testado em condições simuladas que, embora procuram replicar o ambiente real do CCE, não puderam reproduzir toda a complexidade e variabilidade de situações de uma implantação operacional completa</w:t>
-      </w:r>
-      <w:r>
-        <w:t>.</w:t>
-      </w:r>
-    </w:p>
-    <w:p>
-      <w:pPr>
-        <w:pStyle w:val="PargrafodaLista"/>
-        <w:spacing w:line="360" w:lineRule="auto"/>
-        <w:ind w:left="360" w:right="55" w:firstLine="348"/>
-        <w:jc w:val="both"/>
-      </w:pPr>
-      <w:r>
-        <w:t>Um constrangimento adicional prendeu-se no acesso a informações sensíveis da infraestrutura existente no CCE. Questões de confidencialidade e segurança limitaram a profundidade de alguns dados técnicos que poderiam ter enriquecido a proposta de solução. Esta limitação foi contornada através da focagem em componentes genéricos e amplamente documentados, mas reconhece-se que uma integração mais profunda com sistemas existentes poderá requerer colaboração institucional mais alargada em fases posteriores.</w:t>
-      </w:r>
-    </w:p>
-    <w:p>
-      <w:pPr>
-        <w:pStyle w:val="PargrafodaLista"/>
-        <w:spacing w:line="360" w:lineRule="auto"/>
-        <w:ind w:left="360" w:right="55" w:firstLine="348"/>
-        <w:jc w:val="both"/>
+        <w:rPr>
+          <w:color w:val="EE0000"/>
+        </w:rPr>
       </w:pPr>
     </w:p>
     <w:p>
@@ -18795,25 +18823,25 @@
           <w:numId w:val="45"/>
         </w:numPr>
       </w:pPr>
-      <w:bookmarkStart w:id="52" w:name="_Toc208690592"/>
+      <w:bookmarkStart w:id="51" w:name="_Toc208690592"/>
       <w:r>
         <w:lastRenderedPageBreak/>
         <w:t>CAPÍTULO VII – CONCLUSÕES E RECOMENDAÇÕES</w:t>
       </w:r>
+      <w:bookmarkEnd w:id="51"/>
+    </w:p>
+    <w:p>
+      <w:pPr>
+        <w:pStyle w:val="Ttulo2"/>
+      </w:pPr>
+      <w:bookmarkStart w:id="52" w:name="_Toc208690593"/>
+      <w:r>
+        <w:t xml:space="preserve">7.1. </w:t>
+      </w:r>
+      <w:r>
+        <w:t>Conclusões</w:t>
+      </w:r>
       <w:bookmarkEnd w:id="52"/>
-    </w:p>
-    <w:p>
-      <w:pPr>
-        <w:pStyle w:val="Ttulo2"/>
-      </w:pPr>
-      <w:bookmarkStart w:id="53" w:name="_Toc208690593"/>
-      <w:r>
-        <w:t xml:space="preserve">7.1. </w:t>
-      </w:r>
-      <w:r>
-        <w:t>Conclusões</w:t>
-      </w:r>
-      <w:bookmarkEnd w:id="53"/>
       <w:r>
         <w:t xml:space="preserve"> </w:t>
       </w:r>
@@ -18826,7 +18854,13 @@
         <w:jc w:val="both"/>
       </w:pPr>
       <w:r>
-        <w:t>Este capítulo visa consolidar os resultados alcançados e as propostas derivadas da análise e desenvolvimento do sistema de controlo de acesso, destacando as conclusões mais relevantes e as recomendações para futuras melhorias e implementações.</w:t>
+        <w:t xml:space="preserve">A pesquisa teve como objectivo conceber um sistema de controlo de </w:t>
+      </w:r>
+      <w:r>
+        <w:t>perímetro</w:t>
+      </w:r>
+      <w:r>
+        <w:t xml:space="preserve"> para o Centro de Comunicação do Estado. A sua realização foi um grande desafio para o autor, pois, exigiu a aplicação de vários conhecimentos e técnicas aprendidas pelo autor durante a sua formação. </w:t>
       </w:r>
     </w:p>
     <w:p>
@@ -18837,18 +18871,13 @@
         <w:jc w:val="both"/>
       </w:pPr>
       <w:r>
-        <w:t xml:space="preserve">A pesquisa teve como objectivo conceber um sistema de controlo de acesso para o Centro de Comunicação do Estado. A sua realização foi um grande desafio para o autor, pois, exigiu a aplicação de vários conhecimentos e técnicas aprendidas pelo autor durante a sua formação. </w:t>
-      </w:r>
-    </w:p>
-    <w:p>
-      <w:pPr>
-        <w:pStyle w:val="PargrafodaLista"/>
-        <w:spacing w:line="360" w:lineRule="auto"/>
-        <w:ind w:left="360" w:right="55" w:firstLine="348"/>
-        <w:jc w:val="both"/>
-      </w:pPr>
-      <w:r>
-        <w:t>Através do trabalho, foi também possível aprimorar conhecimentos no Departamento de informática e o impacto das tecnologias no campo de controlo de acesso.</w:t>
+        <w:t xml:space="preserve">Através do trabalho, foi também possível aprimorar conhecimentos no Departamento de informática e o impacto das tecnologias no campo de controlo de </w:t>
+      </w:r>
+      <w:r>
+        <w:t>perímetro</w:t>
+      </w:r>
+      <w:r>
+        <w:t>.</w:t>
       </w:r>
     </w:p>
     <w:p>
@@ -18964,7 +18993,7 @@
       <w:pPr>
         <w:pStyle w:val="Ttulo2"/>
       </w:pPr>
-      <w:bookmarkStart w:id="54" w:name="_Toc208690594"/>
+      <w:bookmarkStart w:id="53" w:name="_Toc208690594"/>
       <w:r>
         <w:lastRenderedPageBreak/>
         <w:t xml:space="preserve">7.2. </w:t>
@@ -18972,7 +19001,7 @@
       <w:r>
         <w:t>Recomendações</w:t>
       </w:r>
-      <w:bookmarkEnd w:id="54"/>
+      <w:bookmarkEnd w:id="53"/>
       <w:r>
         <w:t xml:space="preserve"> </w:t>
       </w:r>
@@ -19142,16 +19171,16 @@
       <w:pPr>
         <w:pStyle w:val="Ttulo1"/>
       </w:pPr>
-      <w:bookmarkStart w:id="55" w:name="_Toc208690595"/>
+      <w:bookmarkStart w:id="54" w:name="_Toc208690595"/>
       <w:r>
         <w:lastRenderedPageBreak/>
         <w:t>Referências Bibliográficas</w:t>
       </w:r>
-      <w:bookmarkEnd w:id="55"/>
-    </w:p>
-    <w:p>
-      <w:pPr>
-        <w:spacing w:before="100" w:beforeAutospacing="1" w:after="100" w:afterAutospacing="1" w:line="360" w:lineRule="auto"/>
+      <w:bookmarkEnd w:id="54"/>
+    </w:p>
+    <w:p>
+      <w:pPr>
+        <w:spacing w:before="100" w:beforeAutospacing="1" w:after="100" w:afterAutospacing="1" w:line="276" w:lineRule="auto"/>
         <w:ind w:left="0" w:right="0" w:firstLine="0"/>
         <w:rPr>
           <w:rFonts w:eastAsia="Times New Roman"/>
@@ -19234,7 +19263,7 @@
     </w:p>
     <w:p>
       <w:pPr>
-        <w:spacing w:before="100" w:beforeAutospacing="1" w:after="100" w:afterAutospacing="1" w:line="360" w:lineRule="auto"/>
+        <w:spacing w:before="100" w:beforeAutospacing="1" w:after="100" w:afterAutospacing="1" w:line="276" w:lineRule="auto"/>
         <w:ind w:left="0" w:right="0" w:firstLine="0"/>
         <w:rPr>
           <w:rFonts w:eastAsia="Times New Roman"/>
@@ -19259,7 +19288,7 @@
     </w:p>
     <w:p>
       <w:pPr>
-        <w:spacing w:before="100" w:beforeAutospacing="1" w:after="100" w:afterAutospacing="1" w:line="360" w:lineRule="auto"/>
+        <w:spacing w:before="100" w:beforeAutospacing="1" w:after="100" w:afterAutospacing="1" w:line="276" w:lineRule="auto"/>
         <w:ind w:left="0" w:right="0" w:firstLine="0"/>
         <w:rPr>
           <w:rFonts w:eastAsia="Times New Roman"/>
@@ -19284,7 +19313,7 @@
     </w:p>
     <w:p>
       <w:pPr>
-        <w:spacing w:before="100" w:beforeAutospacing="1" w:after="100" w:afterAutospacing="1" w:line="360" w:lineRule="auto"/>
+        <w:spacing w:before="100" w:beforeAutospacing="1" w:after="100" w:afterAutospacing="1" w:line="276" w:lineRule="auto"/>
         <w:ind w:left="0" w:right="0" w:firstLine="0"/>
         <w:rPr>
           <w:rFonts w:eastAsia="Times New Roman"/>
@@ -19356,7 +19385,7 @@
     </w:p>
     <w:p>
       <w:pPr>
-        <w:spacing w:before="100" w:beforeAutospacing="1" w:after="100" w:afterAutospacing="1" w:line="360" w:lineRule="auto"/>
+        <w:spacing w:before="100" w:beforeAutospacing="1" w:after="100" w:afterAutospacing="1" w:line="276" w:lineRule="auto"/>
         <w:ind w:left="0" w:right="0" w:firstLine="0"/>
         <w:rPr>
           <w:rFonts w:eastAsia="Times New Roman"/>
@@ -19406,7 +19435,7 @@
     </w:p>
     <w:p>
       <w:pPr>
-        <w:spacing w:before="100" w:beforeAutospacing="1" w:after="100" w:afterAutospacing="1" w:line="360" w:lineRule="auto"/>
+        <w:spacing w:before="100" w:beforeAutospacing="1" w:after="100" w:afterAutospacing="1" w:line="276" w:lineRule="auto"/>
         <w:ind w:left="0" w:right="0" w:firstLine="0"/>
         <w:rPr>
           <w:rFonts w:eastAsia="Times New Roman"/>
@@ -19431,7 +19460,7 @@
     </w:p>
     <w:p>
       <w:pPr>
-        <w:spacing w:before="100" w:beforeAutospacing="1" w:after="100" w:afterAutospacing="1" w:line="360" w:lineRule="auto"/>
+        <w:spacing w:before="100" w:beforeAutospacing="1" w:after="100" w:afterAutospacing="1" w:line="276" w:lineRule="auto"/>
         <w:ind w:left="0" w:right="0" w:firstLine="0"/>
         <w:rPr>
           <w:rFonts w:eastAsia="Times New Roman"/>
@@ -19456,7 +19485,7 @@
     </w:p>
     <w:p>
       <w:pPr>
-        <w:spacing w:before="100" w:beforeAutospacing="1" w:after="100" w:afterAutospacing="1" w:line="360" w:lineRule="auto"/>
+        <w:spacing w:before="100" w:beforeAutospacing="1" w:after="100" w:afterAutospacing="1" w:line="276" w:lineRule="auto"/>
         <w:ind w:left="0" w:right="0" w:firstLine="0"/>
         <w:rPr>
           <w:rFonts w:eastAsia="Times New Roman"/>
@@ -19481,7 +19510,7 @@
     </w:p>
     <w:p>
       <w:pPr>
-        <w:spacing w:before="100" w:beforeAutospacing="1" w:after="100" w:afterAutospacing="1" w:line="360" w:lineRule="auto"/>
+        <w:spacing w:before="100" w:beforeAutospacing="1" w:after="100" w:afterAutospacing="1" w:line="276" w:lineRule="auto"/>
         <w:ind w:left="0" w:right="0" w:firstLine="0"/>
         <w:rPr>
           <w:rFonts w:eastAsia="Times New Roman"/>
@@ -19517,7 +19546,7 @@
     </w:p>
     <w:p>
       <w:pPr>
-        <w:spacing w:before="100" w:beforeAutospacing="1" w:after="100" w:afterAutospacing="1" w:line="360" w:lineRule="auto"/>
+        <w:spacing w:before="100" w:beforeAutospacing="1" w:after="100" w:afterAutospacing="1" w:line="276" w:lineRule="auto"/>
         <w:ind w:left="0" w:right="0" w:firstLine="0"/>
         <w:jc w:val="left"/>
         <w:rPr>
@@ -19625,7 +19654,7 @@
     </w:p>
     <w:p>
       <w:pPr>
-        <w:spacing w:before="100" w:beforeAutospacing="1" w:after="100" w:afterAutospacing="1" w:line="360" w:lineRule="auto"/>
+        <w:spacing w:before="100" w:beforeAutospacing="1" w:after="100" w:afterAutospacing="1" w:line="276" w:lineRule="auto"/>
         <w:ind w:left="0" w:right="0" w:firstLine="0"/>
         <w:rPr>
           <w:rFonts w:eastAsia="Times New Roman"/>
@@ -19645,7 +19674,6 @@
           <w:lang w:eastAsia="pt-PT"/>
           <w14:ligatures w14:val="none"/>
         </w:rPr>
-        <w:lastRenderedPageBreak/>
         <w:t xml:space="preserve">Creswell, J. W., &amp; Creswell, J. D. (2018). </w:t>
       </w:r>
       <w:r>
@@ -19662,7 +19690,7 @@
     </w:p>
     <w:p>
       <w:pPr>
-        <w:spacing w:before="100" w:beforeAutospacing="1" w:after="100" w:afterAutospacing="1" w:line="360" w:lineRule="auto"/>
+        <w:spacing w:before="100" w:beforeAutospacing="1" w:after="100" w:afterAutospacing="1" w:line="276" w:lineRule="auto"/>
         <w:ind w:left="0" w:right="0" w:firstLine="0"/>
         <w:rPr>
           <w:rFonts w:eastAsia="Times New Roman"/>
@@ -19687,7 +19715,7 @@
     </w:p>
     <w:p>
       <w:pPr>
-        <w:spacing w:before="100" w:beforeAutospacing="1" w:after="100" w:afterAutospacing="1" w:line="360" w:lineRule="auto"/>
+        <w:spacing w:before="100" w:beforeAutospacing="1" w:after="100" w:afterAutospacing="1" w:line="276" w:lineRule="auto"/>
         <w:ind w:left="0" w:right="0" w:firstLine="0"/>
         <w:rPr>
           <w:rFonts w:eastAsia="Times New Roman"/>
@@ -19723,7 +19751,7 @@
     </w:p>
     <w:p>
       <w:pPr>
-        <w:spacing w:before="100" w:beforeAutospacing="1" w:after="100" w:afterAutospacing="1" w:line="360" w:lineRule="auto"/>
+        <w:spacing w:before="100" w:beforeAutospacing="1" w:after="100" w:afterAutospacing="1" w:line="276" w:lineRule="auto"/>
         <w:ind w:left="0" w:right="0" w:firstLine="0"/>
         <w:rPr>
           <w:rFonts w:eastAsia="Times New Roman"/>
@@ -19743,6 +19771,7 @@
           <w:lang w:eastAsia="pt-PT"/>
           <w14:ligatures w14:val="none"/>
         </w:rPr>
+        <w:lastRenderedPageBreak/>
         <w:t xml:space="preserve">Fraga-Lamas, P., Fernández-Caramés, T. M., Suárez-Albela, M., Castedo, L., &amp; González-López, M. (2024). </w:t>
       </w:r>
       <w:r>
@@ -19817,7 +19846,7 @@
     </w:p>
     <w:p>
       <w:pPr>
-        <w:spacing w:before="100" w:beforeAutospacing="1" w:after="100" w:afterAutospacing="1" w:line="360" w:lineRule="auto"/>
+        <w:spacing w:before="100" w:beforeAutospacing="1" w:after="100" w:afterAutospacing="1" w:line="276" w:lineRule="auto"/>
         <w:ind w:left="0" w:right="0" w:firstLine="0"/>
         <w:rPr>
           <w:rFonts w:eastAsia="Times New Roman"/>
@@ -19853,7 +19882,7 @@
     </w:p>
     <w:p>
       <w:pPr>
-        <w:spacing w:before="100" w:beforeAutospacing="1" w:after="100" w:afterAutospacing="1" w:line="360" w:lineRule="auto"/>
+        <w:spacing w:before="100" w:beforeAutospacing="1" w:after="100" w:afterAutospacing="1" w:line="276" w:lineRule="auto"/>
         <w:ind w:left="0" w:right="0" w:firstLine="0"/>
         <w:rPr>
           <w:rFonts w:eastAsia="Times New Roman"/>
@@ -19878,7 +19907,7 @@
     </w:p>
     <w:p>
       <w:pPr>
-        <w:spacing w:before="100" w:beforeAutospacing="1" w:after="100" w:afterAutospacing="1" w:line="360" w:lineRule="auto"/>
+        <w:spacing w:before="100" w:beforeAutospacing="1" w:after="100" w:afterAutospacing="1" w:line="276" w:lineRule="auto"/>
         <w:ind w:left="0" w:right="0" w:firstLine="0"/>
         <w:rPr>
           <w:rFonts w:eastAsia="Times New Roman"/>
@@ -19914,7 +19943,7 @@
     </w:p>
     <w:p>
       <w:pPr>
-        <w:spacing w:before="100" w:beforeAutospacing="1" w:after="100" w:afterAutospacing="1" w:line="360" w:lineRule="auto"/>
+        <w:spacing w:before="100" w:beforeAutospacing="1" w:after="100" w:afterAutospacing="1" w:line="276" w:lineRule="auto"/>
         <w:ind w:left="0" w:right="0" w:firstLine="0"/>
         <w:rPr>
           <w:rFonts w:eastAsia="Times New Roman"/>
@@ -19963,7 +19992,7 @@
     </w:p>
     <w:p>
       <w:pPr>
-        <w:spacing w:before="100" w:beforeAutospacing="1" w:after="100" w:afterAutospacing="1" w:line="360" w:lineRule="auto"/>
+        <w:spacing w:before="100" w:beforeAutospacing="1" w:after="100" w:afterAutospacing="1" w:line="276" w:lineRule="auto"/>
         <w:ind w:left="0" w:right="0" w:firstLine="0"/>
         <w:rPr>
           <w:rFonts w:eastAsia="Times New Roman"/>
@@ -20046,7 +20075,7 @@
     </w:p>
     <w:p>
       <w:pPr>
-        <w:spacing w:before="100" w:beforeAutospacing="1" w:after="100" w:afterAutospacing="1" w:line="360" w:lineRule="auto"/>
+        <w:spacing w:before="100" w:beforeAutospacing="1" w:after="100" w:afterAutospacing="1" w:line="276" w:lineRule="auto"/>
         <w:ind w:left="0" w:right="0" w:firstLine="0"/>
         <w:rPr>
           <w:rFonts w:eastAsia="Times New Roman"/>
@@ -20071,7 +20100,7 @@
     </w:p>
     <w:p>
       <w:pPr>
-        <w:spacing w:before="100" w:beforeAutospacing="1" w:after="100" w:afterAutospacing="1" w:line="360" w:lineRule="auto"/>
+        <w:spacing w:before="100" w:beforeAutospacing="1" w:after="100" w:afterAutospacing="1" w:line="276" w:lineRule="auto"/>
         <w:ind w:left="0" w:right="0" w:firstLine="0"/>
         <w:rPr>
           <w:rFonts w:eastAsia="Times New Roman"/>
@@ -20107,7 +20136,7 @@
     </w:p>
     <w:p>
       <w:pPr>
-        <w:spacing w:before="100" w:beforeAutospacing="1" w:after="100" w:afterAutospacing="1" w:line="360" w:lineRule="auto"/>
+        <w:spacing w:before="100" w:beforeAutospacing="1" w:after="100" w:afterAutospacing="1" w:line="276" w:lineRule="auto"/>
         <w:ind w:left="0" w:right="0" w:firstLine="0"/>
         <w:rPr>
           <w:rFonts w:eastAsia="Times New Roman"/>
@@ -20127,7 +20156,6 @@
           <w:lang w:val="en-US" w:eastAsia="pt-PT"/>
           <w14:ligatures w14:val="none"/>
         </w:rPr>
-        <w:lastRenderedPageBreak/>
         <w:t xml:space="preserve">Kariuki, J., &amp; Singh, A. (2020). IoT-based perimeter security solutions in military installations in developing countries. Journal of Defense Technology, 36(4), 245–261. </w:t>
       </w:r>
       <w:r>
@@ -20169,7 +20197,7 @@
     </w:p>
     <w:p>
       <w:pPr>
-        <w:spacing w:before="100" w:beforeAutospacing="1" w:after="100" w:afterAutospacing="1" w:line="360" w:lineRule="auto"/>
+        <w:spacing w:before="100" w:beforeAutospacing="1" w:after="100" w:afterAutospacing="1" w:line="276" w:lineRule="auto"/>
         <w:ind w:left="0" w:right="0" w:firstLine="0"/>
         <w:rPr>
           <w:rFonts w:eastAsia="Times New Roman"/>
@@ -20194,18 +20222,8 @@
     </w:p>
     <w:p>
       <w:pPr>
-        <w:spacing w:before="100" w:beforeAutospacing="1" w:after="100" w:afterAutospacing="1" w:line="360" w:lineRule="auto"/>
+        <w:spacing w:before="100" w:beforeAutospacing="1" w:after="100" w:afterAutospacing="1" w:line="276" w:lineRule="auto"/>
         <w:ind w:left="0" w:right="0" w:firstLine="0"/>
-        <w:rPr>
-          <w:rFonts w:eastAsia="Times New Roman"/>
-          <w:bCs w:val="0"/>
-          <w:color w:val="auto"/>
-          <w:kern w:val="0"/>
-          <w:lang w:eastAsia="pt-PT"/>
-          <w14:ligatures w14:val="none"/>
-        </w:rPr>
-      </w:pPr>
-      <w:r>
         <w:rPr>
           <w:rFonts w:eastAsia="Times New Roman"/>
           <w:bCs w:val="0"/>
@@ -20214,6 +20232,16 @@
           <w:lang w:val="en-US" w:eastAsia="pt-PT"/>
           <w14:ligatures w14:val="none"/>
         </w:rPr>
+      </w:pPr>
+      <w:r>
+        <w:rPr>
+          <w:rFonts w:eastAsia="Times New Roman"/>
+          <w:bCs w:val="0"/>
+          <w:color w:val="auto"/>
+          <w:kern w:val="0"/>
+          <w:lang w:val="en-US" w:eastAsia="pt-PT"/>
+          <w14:ligatures w14:val="none"/>
+        </w:rPr>
         <w:t xml:space="preserve">Kowalski, K. M., &amp; Vaught, C. (2018). Human factors in monitoring and surveillance: A review. </w:t>
       </w:r>
       <w:r>
@@ -20222,7 +20250,7 @@
           <w:bCs w:val="0"/>
           <w:color w:val="auto"/>
           <w:kern w:val="0"/>
-          <w:lang w:eastAsia="pt-PT"/>
+          <w:lang w:val="en-US" w:eastAsia="pt-PT"/>
           <w14:ligatures w14:val="none"/>
         </w:rPr>
         <w:t>Journal of Safety Research, 65(3), 45–53.</w:t>
@@ -20230,7 +20258,7 @@
     </w:p>
     <w:p>
       <w:pPr>
-        <w:spacing w:before="100" w:beforeAutospacing="1" w:after="100" w:afterAutospacing="1" w:line="360" w:lineRule="auto"/>
+        <w:spacing w:before="100" w:beforeAutospacing="1" w:after="100" w:afterAutospacing="1" w:line="276" w:lineRule="auto"/>
         <w:ind w:left="0" w:right="0" w:firstLine="0"/>
         <w:rPr>
           <w:rFonts w:eastAsia="Times New Roman"/>
@@ -20302,7 +20330,7 @@
     </w:p>
     <w:p>
       <w:pPr>
-        <w:spacing w:before="100" w:beforeAutospacing="1" w:after="100" w:afterAutospacing="1" w:line="360" w:lineRule="auto"/>
+        <w:spacing w:before="100" w:beforeAutospacing="1" w:after="100" w:afterAutospacing="1" w:line="276" w:lineRule="auto"/>
         <w:ind w:left="0" w:right="0" w:firstLine="0"/>
         <w:rPr>
           <w:rFonts w:eastAsia="Times New Roman"/>
@@ -20327,7 +20355,7 @@
     </w:p>
     <w:p>
       <w:pPr>
-        <w:spacing w:before="100" w:beforeAutospacing="1" w:after="100" w:afterAutospacing="1" w:line="360" w:lineRule="auto"/>
+        <w:spacing w:before="100" w:beforeAutospacing="1" w:after="100" w:afterAutospacing="1" w:line="276" w:lineRule="auto"/>
         <w:ind w:left="0" w:right="0" w:firstLine="0"/>
         <w:rPr>
           <w:rFonts w:eastAsia="Times New Roman"/>
@@ -20352,7 +20380,7 @@
     </w:p>
     <w:p>
       <w:pPr>
-        <w:spacing w:before="100" w:beforeAutospacing="1" w:after="100" w:afterAutospacing="1" w:line="360" w:lineRule="auto"/>
+        <w:spacing w:before="100" w:beforeAutospacing="1" w:after="100" w:afterAutospacing="1" w:line="276" w:lineRule="auto"/>
         <w:ind w:left="0" w:right="0" w:firstLine="0"/>
         <w:rPr>
           <w:rFonts w:eastAsia="Times New Roman"/>
@@ -20372,6 +20400,7 @@
           <w:lang w:val="en-US" w:eastAsia="pt-PT"/>
           <w14:ligatures w14:val="none"/>
         </w:rPr>
+        <w:lastRenderedPageBreak/>
         <w:t xml:space="preserve">Mahmood, A., Khan, M., &amp; Lee, S. (2019). Event-driven security systems: SMS and mobile integration in intrusion detection. International Journal of Security Applications, 13(2), 45–59. </w:t>
       </w:r>
       <w:r>
@@ -20435,7 +20464,7 @@
     </w:p>
     <w:p>
       <w:pPr>
-        <w:spacing w:before="100" w:beforeAutospacing="1" w:after="100" w:afterAutospacing="1" w:line="360" w:lineRule="auto"/>
+        <w:spacing w:before="100" w:beforeAutospacing="1" w:after="100" w:afterAutospacing="1" w:line="276" w:lineRule="auto"/>
         <w:ind w:left="0" w:right="0" w:firstLine="0"/>
         <w:rPr>
           <w:rFonts w:eastAsia="Times New Roman"/>
@@ -20471,7 +20500,7 @@
     </w:p>
     <w:p>
       <w:pPr>
-        <w:spacing w:before="100" w:beforeAutospacing="1" w:after="100" w:afterAutospacing="1" w:line="360" w:lineRule="auto"/>
+        <w:spacing w:before="100" w:beforeAutospacing="1" w:after="100" w:afterAutospacing="1" w:line="276" w:lineRule="auto"/>
         <w:ind w:left="0" w:right="0" w:firstLine="0"/>
         <w:rPr>
           <w:rFonts w:eastAsia="Times New Roman"/>
@@ -20496,7 +20525,7 @@
     </w:p>
     <w:p>
       <w:pPr>
-        <w:spacing w:before="100" w:beforeAutospacing="1" w:after="100" w:afterAutospacing="1" w:line="360" w:lineRule="auto"/>
+        <w:spacing w:before="100" w:beforeAutospacing="1" w:after="100" w:afterAutospacing="1" w:line="276" w:lineRule="auto"/>
         <w:ind w:left="0" w:right="0" w:firstLine="0"/>
         <w:rPr>
           <w:rFonts w:eastAsia="Times New Roman"/>
@@ -20532,7 +20561,7 @@
     </w:p>
     <w:p>
       <w:pPr>
-        <w:spacing w:before="100" w:beforeAutospacing="1" w:after="100" w:afterAutospacing="1" w:line="360" w:lineRule="auto"/>
+        <w:spacing w:before="100" w:beforeAutospacing="1" w:after="100" w:afterAutospacing="1" w:line="276" w:lineRule="auto"/>
         <w:ind w:left="0" w:right="0" w:firstLine="0"/>
         <w:rPr>
           <w:rFonts w:eastAsia="Times New Roman"/>
@@ -20604,8 +20633,18 @@
     </w:p>
     <w:p>
       <w:pPr>
-        <w:spacing w:before="100" w:beforeAutospacing="1" w:after="100" w:afterAutospacing="1" w:line="360" w:lineRule="auto"/>
+        <w:spacing w:before="100" w:beforeAutospacing="1" w:after="100" w:afterAutospacing="1" w:line="276" w:lineRule="auto"/>
         <w:ind w:left="0" w:right="0" w:firstLine="0"/>
+        <w:rPr>
+          <w:rFonts w:eastAsia="Times New Roman"/>
+          <w:bCs w:val="0"/>
+          <w:color w:val="auto"/>
+          <w:kern w:val="0"/>
+          <w:lang w:val="en-US" w:eastAsia="pt-PT"/>
+          <w14:ligatures w14:val="none"/>
+        </w:rPr>
+      </w:pPr>
+      <w:r>
         <w:rPr>
           <w:rFonts w:eastAsia="Times New Roman"/>
           <w:bCs w:val="0"/>
@@ -20614,8 +20653,24 @@
           <w:lang w:eastAsia="pt-PT"/>
           <w14:ligatures w14:val="none"/>
         </w:rPr>
-      </w:pPr>
-      <w:r>
+        <w:t xml:space="preserve">Minayo, M. C. S. (2012). O desafio do conhecimento: Pesquisa qualitativa em saúde (13. ed.). </w:t>
+      </w:r>
+      <w:r>
+        <w:rPr>
+          <w:rFonts w:eastAsia="Times New Roman"/>
+          <w:bCs w:val="0"/>
+          <w:color w:val="auto"/>
+          <w:kern w:val="0"/>
+          <w:lang w:val="en-US" w:eastAsia="pt-PT"/>
+          <w14:ligatures w14:val="none"/>
+        </w:rPr>
+        <w:t>Hucitec.</w:t>
+      </w:r>
+    </w:p>
+    <w:p>
+      <w:pPr>
+        <w:spacing w:before="100" w:beforeAutospacing="1" w:after="100" w:afterAutospacing="1" w:line="276" w:lineRule="auto"/>
+        <w:ind w:left="0" w:right="0" w:firstLine="0"/>
         <w:rPr>
           <w:rFonts w:eastAsia="Times New Roman"/>
           <w:bCs w:val="0"/>
@@ -20624,21 +20679,6 @@
           <w:lang w:eastAsia="pt-PT"/>
           <w14:ligatures w14:val="none"/>
         </w:rPr>
-        <w:t>Minayo, M. C. S. (2012). O desafio do conhecimento: Pesquisa qualitativa em saúde (13. ed.). Hucitec.</w:t>
-      </w:r>
-    </w:p>
-    <w:p>
-      <w:pPr>
-        <w:spacing w:before="100" w:beforeAutospacing="1" w:after="100" w:afterAutospacing="1" w:line="360" w:lineRule="auto"/>
-        <w:ind w:left="0" w:right="0" w:firstLine="0"/>
-        <w:rPr>
-          <w:rFonts w:eastAsia="Times New Roman"/>
-          <w:bCs w:val="0"/>
-          <w:color w:val="auto"/>
-          <w:kern w:val="0"/>
-          <w:lang w:eastAsia="pt-PT"/>
-          <w14:ligatures w14:val="none"/>
-        </w:rPr>
       </w:pPr>
       <w:r>
         <w:rPr>
@@ -20649,7 +20689,6 @@
           <w:lang w:val="en-US" w:eastAsia="pt-PT"/>
           <w14:ligatures w14:val="none"/>
         </w:rPr>
-        <w:lastRenderedPageBreak/>
         <w:t xml:space="preserve">Musa, S., &amp; Bassey, I. (2018). Challenges of human-based security monitoring in developing countries: Case studies from West Africa. </w:t>
       </w:r>
       <w:r>
@@ -20713,18 +20752,8 @@
     </w:p>
     <w:p>
       <w:pPr>
-        <w:spacing w:before="100" w:beforeAutospacing="1" w:after="100" w:afterAutospacing="1" w:line="360" w:lineRule="auto"/>
+        <w:spacing w:before="100" w:beforeAutospacing="1" w:after="100" w:afterAutospacing="1" w:line="276" w:lineRule="auto"/>
         <w:ind w:left="0" w:right="0" w:firstLine="0"/>
-        <w:rPr>
-          <w:rFonts w:eastAsia="Times New Roman"/>
-          <w:bCs w:val="0"/>
-          <w:color w:val="auto"/>
-          <w:kern w:val="0"/>
-          <w:lang w:eastAsia="pt-PT"/>
-          <w14:ligatures w14:val="none"/>
-        </w:rPr>
-      </w:pPr>
-      <w:r>
         <w:rPr>
           <w:rFonts w:eastAsia="Times New Roman"/>
           <w:bCs w:val="0"/>
@@ -20733,6 +20762,16 @@
           <w:lang w:val="en-US" w:eastAsia="pt-PT"/>
           <w14:ligatures w14:val="none"/>
         </w:rPr>
+      </w:pPr>
+      <w:r>
+        <w:rPr>
+          <w:rFonts w:eastAsia="Times New Roman"/>
+          <w:bCs w:val="0"/>
+          <w:color w:val="auto"/>
+          <w:kern w:val="0"/>
+          <w:lang w:val="en-US" w:eastAsia="pt-PT"/>
+          <w14:ligatures w14:val="none"/>
+        </w:rPr>
         <w:t xml:space="preserve">Nigerian Defence Review. (2022). Pilot project on the use of drones for perimeter patrol in oil facilities. </w:t>
       </w:r>
       <w:r>
@@ -20741,7 +20780,7 @@
           <w:bCs w:val="0"/>
           <w:color w:val="auto"/>
           <w:kern w:val="0"/>
-          <w:lang w:eastAsia="pt-PT"/>
+          <w:lang w:val="en-US" w:eastAsia="pt-PT"/>
           <w14:ligatures w14:val="none"/>
         </w:rPr>
         <w:t>Nigerian Defence Review.</w:t>
@@ -20749,7 +20788,7 @@
     </w:p>
     <w:p>
       <w:pPr>
-        <w:spacing w:before="100" w:beforeAutospacing="1" w:after="100" w:afterAutospacing="1" w:line="360" w:lineRule="auto"/>
+        <w:spacing w:before="100" w:beforeAutospacing="1" w:after="100" w:afterAutospacing="1" w:line="276" w:lineRule="auto"/>
         <w:ind w:left="0" w:right="0" w:firstLine="0"/>
         <w:rPr>
           <w:rFonts w:eastAsia="Times New Roman"/>
@@ -20832,7 +20871,7 @@
     </w:p>
     <w:p>
       <w:pPr>
-        <w:spacing w:before="100" w:beforeAutospacing="1" w:after="100" w:afterAutospacing="1" w:line="360" w:lineRule="auto"/>
+        <w:spacing w:before="100" w:beforeAutospacing="1" w:after="100" w:afterAutospacing="1" w:line="276" w:lineRule="auto"/>
         <w:ind w:left="0" w:right="0" w:firstLine="0"/>
         <w:rPr>
           <w:rFonts w:eastAsia="Times New Roman"/>
@@ -20868,7 +20907,7 @@
     </w:p>
     <w:p>
       <w:pPr>
-        <w:spacing w:before="100" w:beforeAutospacing="1" w:after="100" w:afterAutospacing="1" w:line="360" w:lineRule="auto"/>
+        <w:spacing w:before="100" w:beforeAutospacing="1" w:after="100" w:afterAutospacing="1" w:line="276" w:lineRule="auto"/>
         <w:ind w:left="0" w:right="0" w:firstLine="0"/>
         <w:rPr>
           <w:rFonts w:eastAsia="Times New Roman"/>
@@ -20893,7 +20932,7 @@
     </w:p>
     <w:p>
       <w:pPr>
-        <w:spacing w:before="100" w:beforeAutospacing="1" w:after="100" w:afterAutospacing="1" w:line="360" w:lineRule="auto"/>
+        <w:spacing w:before="100" w:beforeAutospacing="1" w:after="100" w:afterAutospacing="1" w:line="276" w:lineRule="auto"/>
         <w:ind w:left="0" w:right="0" w:firstLine="0"/>
         <w:rPr>
           <w:rFonts w:eastAsia="Times New Roman"/>
@@ -20929,7 +20968,7 @@
     </w:p>
     <w:p>
       <w:pPr>
-        <w:spacing w:before="100" w:beforeAutospacing="1" w:after="100" w:afterAutospacing="1" w:line="360" w:lineRule="auto"/>
+        <w:spacing w:before="100" w:beforeAutospacing="1" w:after="100" w:afterAutospacing="1" w:line="276" w:lineRule="auto"/>
         <w:ind w:left="0" w:right="0" w:firstLine="0"/>
         <w:rPr>
           <w:rFonts w:eastAsia="Times New Roman"/>
@@ -20954,7 +20993,7 @@
     </w:p>
     <w:p>
       <w:pPr>
-        <w:spacing w:before="100" w:beforeAutospacing="1" w:after="100" w:afterAutospacing="1" w:line="360" w:lineRule="auto"/>
+        <w:spacing w:before="100" w:beforeAutospacing="1" w:after="100" w:afterAutospacing="1" w:line="276" w:lineRule="auto"/>
         <w:ind w:left="0" w:right="0" w:firstLine="0"/>
         <w:rPr>
           <w:rFonts w:eastAsia="Times New Roman"/>
@@ -20974,6 +21013,7 @@
           <w:lang w:eastAsia="pt-PT"/>
           <w14:ligatures w14:val="none"/>
         </w:rPr>
+        <w:lastRenderedPageBreak/>
         <w:t xml:space="preserve">República de Moçambique. (2017). </w:t>
       </w:r>
       <w:r>
@@ -21003,7 +21043,7 @@
     </w:p>
     <w:p>
       <w:pPr>
-        <w:spacing w:before="100" w:beforeAutospacing="1" w:after="100" w:afterAutospacing="1" w:line="360" w:lineRule="auto"/>
+        <w:spacing w:before="100" w:beforeAutospacing="1" w:after="100" w:afterAutospacing="1" w:line="276" w:lineRule="auto"/>
         <w:ind w:left="0" w:right="0" w:firstLine="0"/>
         <w:rPr>
           <w:rFonts w:eastAsia="Times New Roman"/>
@@ -21028,8 +21068,18 @@
     </w:p>
     <w:p>
       <w:pPr>
-        <w:spacing w:before="100" w:beforeAutospacing="1" w:after="100" w:afterAutospacing="1" w:line="360" w:lineRule="auto"/>
+        <w:spacing w:before="100" w:beforeAutospacing="1" w:after="100" w:afterAutospacing="1" w:line="276" w:lineRule="auto"/>
         <w:ind w:left="0" w:right="0" w:firstLine="0"/>
+        <w:rPr>
+          <w:rFonts w:eastAsia="Times New Roman"/>
+          <w:bCs w:val="0"/>
+          <w:color w:val="auto"/>
+          <w:kern w:val="0"/>
+          <w:lang w:val="en-US" w:eastAsia="pt-PT"/>
+          <w14:ligatures w14:val="none"/>
+        </w:rPr>
+      </w:pPr>
+      <w:r>
         <w:rPr>
           <w:rFonts w:eastAsia="Times New Roman"/>
           <w:bCs w:val="0"/>
@@ -21038,8 +21088,24 @@
           <w:lang w:eastAsia="pt-PT"/>
           <w14:ligatures w14:val="none"/>
         </w:rPr>
-      </w:pPr>
-      <w:r>
+        <w:t xml:space="preserve">Sampieri, R. H., Collado, C. F., &amp; Lucio, P. B. (2013). Metodologia de pesquisa (5ª ed.). </w:t>
+      </w:r>
+      <w:r>
+        <w:rPr>
+          <w:rFonts w:eastAsia="Times New Roman"/>
+          <w:bCs w:val="0"/>
+          <w:color w:val="auto"/>
+          <w:kern w:val="0"/>
+          <w:lang w:val="en-US" w:eastAsia="pt-PT"/>
+          <w14:ligatures w14:val="none"/>
+        </w:rPr>
+        <w:t>McGraw-Hill.</w:t>
+      </w:r>
+    </w:p>
+    <w:p>
+      <w:pPr>
+        <w:spacing w:before="100" w:beforeAutospacing="1" w:after="100" w:afterAutospacing="1" w:line="276" w:lineRule="auto"/>
+        <w:ind w:left="0" w:right="0" w:firstLine="0"/>
         <w:rPr>
           <w:rFonts w:eastAsia="Times New Roman"/>
           <w:bCs w:val="0"/>
@@ -21048,21 +21114,6 @@
           <w:lang w:eastAsia="pt-PT"/>
           <w14:ligatures w14:val="none"/>
         </w:rPr>
-        <w:t>Sampieri, R. H., Collado, C. F., &amp; Lucio, P. B. (2013). Metodologia de pesquisa (5ª ed.). McGraw-Hill.</w:t>
-      </w:r>
-    </w:p>
-    <w:p>
-      <w:pPr>
-        <w:spacing w:before="100" w:beforeAutospacing="1" w:after="100" w:afterAutospacing="1" w:line="360" w:lineRule="auto"/>
-        <w:ind w:left="0" w:right="0" w:firstLine="0"/>
-        <w:rPr>
-          <w:rFonts w:eastAsia="Times New Roman"/>
-          <w:bCs w:val="0"/>
-          <w:color w:val="auto"/>
-          <w:kern w:val="0"/>
-          <w:lang w:eastAsia="pt-PT"/>
-          <w14:ligatures w14:val="none"/>
-        </w:rPr>
       </w:pPr>
       <w:r>
         <w:rPr>
@@ -21073,7 +21124,6 @@
           <w:lang w:val="en-US" w:eastAsia="pt-PT"/>
           <w14:ligatures w14:val="none"/>
         </w:rPr>
-        <w:lastRenderedPageBreak/>
         <w:t xml:space="preserve">Shutterstock. (n.d.). Stock images, photos, vectors, video, and music. </w:t>
       </w:r>
       <w:r>
@@ -21137,7 +21187,7 @@
     </w:p>
     <w:p>
       <w:pPr>
-        <w:spacing w:before="100" w:beforeAutospacing="1" w:after="100" w:afterAutospacing="1" w:line="360" w:lineRule="auto"/>
+        <w:spacing w:before="100" w:beforeAutospacing="1" w:after="100" w:afterAutospacing="1" w:line="276" w:lineRule="auto"/>
         <w:ind w:left="0" w:right="0" w:firstLine="0"/>
         <w:rPr>
           <w:rFonts w:eastAsia="Times New Roman"/>
@@ -21171,18 +21221,8 @@
     </w:p>
     <w:p>
       <w:pPr>
-        <w:spacing w:before="100" w:beforeAutospacing="1" w:after="100" w:afterAutospacing="1" w:line="360" w:lineRule="auto"/>
+        <w:spacing w:before="100" w:beforeAutospacing="1" w:after="100" w:afterAutospacing="1" w:line="276" w:lineRule="auto"/>
         <w:ind w:left="0" w:right="0" w:firstLine="0"/>
-        <w:rPr>
-          <w:rFonts w:eastAsia="Times New Roman"/>
-          <w:bCs w:val="0"/>
-          <w:color w:val="auto"/>
-          <w:kern w:val="0"/>
-          <w:lang w:eastAsia="pt-PT"/>
-          <w14:ligatures w14:val="none"/>
-        </w:rPr>
-      </w:pPr>
-      <w:r>
         <w:rPr>
           <w:rFonts w:eastAsia="Times New Roman"/>
           <w:bCs w:val="0"/>
@@ -21191,6 +21231,16 @@
           <w:lang w:val="en-US" w:eastAsia="pt-PT"/>
           <w14:ligatures w14:val="none"/>
         </w:rPr>
+      </w:pPr>
+      <w:r>
+        <w:rPr>
+          <w:rFonts w:eastAsia="Times New Roman"/>
+          <w:bCs w:val="0"/>
+          <w:color w:val="auto"/>
+          <w:kern w:val="0"/>
+          <w:lang w:val="en-US" w:eastAsia="pt-PT"/>
+          <w14:ligatures w14:val="none"/>
+        </w:rPr>
         <w:t xml:space="preserve">Stallings, W. (2017). Effective cybersecurity: A guide to using best practices and standards. </w:t>
       </w:r>
       <w:r>
@@ -21199,7 +21249,7 @@
           <w:bCs w:val="0"/>
           <w:color w:val="auto"/>
           <w:kern w:val="0"/>
-          <w:lang w:eastAsia="pt-PT"/>
+          <w:lang w:val="en-US" w:eastAsia="pt-PT"/>
           <w14:ligatures w14:val="none"/>
         </w:rPr>
         <w:t>Addison-Wesley.</w:t>
@@ -21207,7 +21257,7 @@
     </w:p>
     <w:p>
       <w:pPr>
-        <w:spacing w:before="100" w:beforeAutospacing="1" w:after="100" w:afterAutospacing="1" w:line="360" w:lineRule="auto"/>
+        <w:spacing w:before="100" w:beforeAutospacing="1" w:after="100" w:afterAutospacing="1" w:line="276" w:lineRule="auto"/>
         <w:ind w:left="0" w:right="0" w:firstLine="0"/>
         <w:rPr>
           <w:rFonts w:eastAsia="Times New Roman"/>
@@ -21290,7 +21340,7 @@
     </w:p>
     <w:p>
       <w:pPr>
-        <w:spacing w:before="100" w:beforeAutospacing="1" w:after="100" w:afterAutospacing="1" w:line="360" w:lineRule="auto"/>
+        <w:spacing w:before="100" w:beforeAutospacing="1" w:after="100" w:afterAutospacing="1" w:line="276" w:lineRule="auto"/>
         <w:ind w:left="0" w:right="0" w:firstLine="0"/>
         <w:rPr>
           <w:rFonts w:eastAsia="Times New Roman"/>
@@ -21337,7 +21387,7 @@
     </w:p>
     <w:p>
       <w:pPr>
-        <w:spacing w:after="160" w:line="278" w:lineRule="auto"/>
+        <w:spacing w:after="160" w:line="276" w:lineRule="auto"/>
         <w:ind w:left="0" w:right="0" w:firstLine="0"/>
         <w:jc w:val="left"/>
         <w:rPr>
@@ -21359,12 +21409,12 @@
       <w:pPr>
         <w:pStyle w:val="Ttulo1"/>
       </w:pPr>
-      <w:bookmarkStart w:id="56" w:name="_Toc208690596"/>
+      <w:bookmarkStart w:id="55" w:name="_Toc208690596"/>
       <w:r>
         <w:lastRenderedPageBreak/>
         <w:t>Glossário</w:t>
       </w:r>
-      <w:bookmarkEnd w:id="56"/>
+      <w:bookmarkEnd w:id="55"/>
     </w:p>
     <w:p>
       <w:pPr>
@@ -21728,25 +21778,26 @@
         <w:footnoteRef/>
       </w:r>
       <w:r>
-        <w:t xml:space="preserve"> </w:t>
-      </w:r>
-      <w:r>
         <w:rPr>
           <w:b/>
           <w:bCs w:val="0"/>
           <w:i/>
           <w:iCs/>
         </w:rPr>
-        <w:t>Vigilance decrement</w:t>
-      </w:r>
-      <w:r>
-        <w:t>: termo da psicologia que descreve a redução progressiva na capacidade de manter atenção contínua em tarefas de monitoramento prolongadas, resultando em maior probabilidade de falhas na detecção de eventos críticos.</w:t>
-      </w:r>
-    </w:p>
-    <w:p>
-      <w:pPr>
-        <w:pStyle w:val="Textodenotaderodap"/>
-      </w:pPr>
+        <w:t>Frontend</w:t>
+      </w:r>
+      <w:r>
+        <w:t xml:space="preserve"> é a parte de um sistema ou website com a qual o utilizador interage dire</w:t>
+      </w:r>
+      <w:r>
+        <w:t>c</w:t>
+      </w:r>
+      <w:r>
+        <w:t>tamente, incluindo todos os elementos visuais, layouts e experiências apresentadas no navegador.</w:t>
+      </w:r>
+      <w:r>
+        <w:t xml:space="preserve"> </w:t>
+      </w:r>
     </w:p>
   </w:footnote>
   <w:footnote w:id="2">
@@ -21756,22 +21807,28 @@
         <w:ind w:left="0" w:firstLine="0"/>
       </w:pPr>
       <w:r>
-        <w:t>²</w:t>
-      </w:r>
-      <w:r>
-        <w:rPr>
-          <w:b/>
-          <w:bCs w:val="0"/>
-          <w:color w:val="auto"/>
-        </w:rPr>
-        <w:t xml:space="preserve">Usurpação de identidade – </w:t>
-      </w:r>
-      <w:r>
-        <w:rPr>
-          <w:color w:val="auto"/>
-        </w:rPr>
-        <w:t>Refere-se ao uso fraudulento de credencias legítimas de um individuo para obter acesso não autorizado a recursos ou áreas restritas.</w:t>
-      </w:r>
+        <w:rPr>
+          <w:rStyle w:val="Refdenotaderodap"/>
+        </w:rPr>
+        <w:footnoteRef/>
+      </w:r>
+      <w:r>
+        <w:rPr>
+          <w:b/>
+          <w:bCs w:val="0"/>
+          <w:i/>
+          <w:iCs/>
+        </w:rPr>
+        <w:t>Vigilance decrement</w:t>
+      </w:r>
+      <w:r>
+        <w:t>: termo da psicologia que descreve a redução progressiva na capacidade de manter atenção contínua em tarefas de monitoramento prolongadas, resultando em maior probabilidade de falhas na detecção de eventos críticos.</w:t>
+      </w:r>
+    </w:p>
+    <w:p>
+      <w:pPr>
+        <w:pStyle w:val="Textodenotaderodap"/>
+      </w:pPr>
     </w:p>
   </w:footnote>
   <w:footnote w:id="3">
@@ -22268,6 +22325,119 @@
     </w:lvl>
   </w:abstractNum>
   <w:abstractNum w:abstractNumId="3" w15:restartNumberingAfterBreak="0">
+    <w:nsid w:val="04D060B0"/>
+    <w:multiLevelType w:val="hybridMultilevel"/>
+    <w:tmpl w:val="16842F0E"/>
+    <w:lvl w:ilvl="0" w:tplc="04090005">
+      <w:start w:val="1"/>
+      <w:numFmt w:val="bullet"/>
+      <w:lvlText w:val=""/>
+      <w:lvlJc w:val="left"/>
+      <w:pPr>
+        <w:ind w:left="720" w:hanging="360"/>
+      </w:pPr>
+      <w:rPr>
+        <w:rFonts w:ascii="Wingdings" w:hAnsi="Wingdings" w:hint="default"/>
+      </w:rPr>
+    </w:lvl>
+    <w:lvl w:ilvl="1" w:tplc="08160003" w:tentative="1">
+      <w:start w:val="1"/>
+      <w:numFmt w:val="bullet"/>
+      <w:lvlText w:val="o"/>
+      <w:lvlJc w:val="left"/>
+      <w:pPr>
+        <w:ind w:left="1440" w:hanging="360"/>
+      </w:pPr>
+      <w:rPr>
+        <w:rFonts w:ascii="Courier New" w:hAnsi="Courier New" w:cs="Courier New" w:hint="default"/>
+      </w:rPr>
+    </w:lvl>
+    <w:lvl w:ilvl="2" w:tplc="08160005" w:tentative="1">
+      <w:start w:val="1"/>
+      <w:numFmt w:val="bullet"/>
+      <w:lvlText w:val=""/>
+      <w:lvlJc w:val="left"/>
+      <w:pPr>
+        <w:ind w:left="2160" w:hanging="360"/>
+      </w:pPr>
+      <w:rPr>
+        <w:rFonts w:ascii="Wingdings" w:hAnsi="Wingdings" w:hint="default"/>
+      </w:rPr>
+    </w:lvl>
+    <w:lvl w:ilvl="3" w:tplc="08160001" w:tentative="1">
+      <w:start w:val="1"/>
+      <w:numFmt w:val="bullet"/>
+      <w:lvlText w:val=""/>
+      <w:lvlJc w:val="left"/>
+      <w:pPr>
+        <w:ind w:left="2880" w:hanging="360"/>
+      </w:pPr>
+      <w:rPr>
+        <w:rFonts w:ascii="Symbol" w:hAnsi="Symbol" w:hint="default"/>
+      </w:rPr>
+    </w:lvl>
+    <w:lvl w:ilvl="4" w:tplc="08160003" w:tentative="1">
+      <w:start w:val="1"/>
+      <w:numFmt w:val="bullet"/>
+      <w:lvlText w:val="o"/>
+      <w:lvlJc w:val="left"/>
+      <w:pPr>
+        <w:ind w:left="3600" w:hanging="360"/>
+      </w:pPr>
+      <w:rPr>
+        <w:rFonts w:ascii="Courier New" w:hAnsi="Courier New" w:cs="Courier New" w:hint="default"/>
+      </w:rPr>
+    </w:lvl>
+    <w:lvl w:ilvl="5" w:tplc="08160005" w:tentative="1">
+      <w:start w:val="1"/>
+      <w:numFmt w:val="bullet"/>
+      <w:lvlText w:val=""/>
+      <w:lvlJc w:val="left"/>
+      <w:pPr>
+        <w:ind w:left="4320" w:hanging="360"/>
+      </w:pPr>
+      <w:rPr>
+        <w:rFonts w:ascii="Wingdings" w:hAnsi="Wingdings" w:hint="default"/>
+      </w:rPr>
+    </w:lvl>
+    <w:lvl w:ilvl="6" w:tplc="08160001" w:tentative="1">
+      <w:start w:val="1"/>
+      <w:numFmt w:val="bullet"/>
+      <w:lvlText w:val=""/>
+      <w:lvlJc w:val="left"/>
+      <w:pPr>
+        <w:ind w:left="5040" w:hanging="360"/>
+      </w:pPr>
+      <w:rPr>
+        <w:rFonts w:ascii="Symbol" w:hAnsi="Symbol" w:hint="default"/>
+      </w:rPr>
+    </w:lvl>
+    <w:lvl w:ilvl="7" w:tplc="08160003" w:tentative="1">
+      <w:start w:val="1"/>
+      <w:numFmt w:val="bullet"/>
+      <w:lvlText w:val="o"/>
+      <w:lvlJc w:val="left"/>
+      <w:pPr>
+        <w:ind w:left="5760" w:hanging="360"/>
+      </w:pPr>
+      <w:rPr>
+        <w:rFonts w:ascii="Courier New" w:hAnsi="Courier New" w:cs="Courier New" w:hint="default"/>
+      </w:rPr>
+    </w:lvl>
+    <w:lvl w:ilvl="8" w:tplc="08160005" w:tentative="1">
+      <w:start w:val="1"/>
+      <w:numFmt w:val="bullet"/>
+      <w:lvlText w:val=""/>
+      <w:lvlJc w:val="left"/>
+      <w:pPr>
+        <w:ind w:left="6480" w:hanging="360"/>
+      </w:pPr>
+      <w:rPr>
+        <w:rFonts w:ascii="Wingdings" w:hAnsi="Wingdings" w:hint="default"/>
+      </w:rPr>
+    </w:lvl>
+  </w:abstractNum>
+  <w:abstractNum w:abstractNumId="4" w15:restartNumberingAfterBreak="0">
     <w:nsid w:val="05BB7F43"/>
     <w:multiLevelType w:val="hybridMultilevel"/>
     <w:tmpl w:val="3A52A7C0"/>
@@ -22356,7 +22526,7 @@
       </w:pPr>
     </w:lvl>
   </w:abstractNum>
-  <w:abstractNum w:abstractNumId="4" w15:restartNumberingAfterBreak="0">
+  <w:abstractNum w:abstractNumId="5" w15:restartNumberingAfterBreak="0">
     <w:nsid w:val="0AD123D0"/>
     <w:multiLevelType w:val="multilevel"/>
     <w:tmpl w:val="192AD7F8"/>
@@ -22505,7 +22675,7 @@
       </w:rPr>
     </w:lvl>
   </w:abstractNum>
-  <w:abstractNum w:abstractNumId="5" w15:restartNumberingAfterBreak="0">
+  <w:abstractNum w:abstractNumId="6" w15:restartNumberingAfterBreak="0">
     <w:nsid w:val="0AF22140"/>
     <w:multiLevelType w:val="multilevel"/>
     <w:tmpl w:val="8F6E1178"/>
@@ -22654,7 +22824,7 @@
       </w:rPr>
     </w:lvl>
   </w:abstractNum>
-  <w:abstractNum w:abstractNumId="6" w15:restartNumberingAfterBreak="0">
+  <w:abstractNum w:abstractNumId="7" w15:restartNumberingAfterBreak="0">
     <w:nsid w:val="0B113F49"/>
     <w:multiLevelType w:val="multilevel"/>
     <w:tmpl w:val="B5620134"/>
@@ -22803,7 +22973,7 @@
       </w:rPr>
     </w:lvl>
   </w:abstractNum>
-  <w:abstractNum w:abstractNumId="7" w15:restartNumberingAfterBreak="0">
+  <w:abstractNum w:abstractNumId="8" w15:restartNumberingAfterBreak="0">
     <w:nsid w:val="0D4D65F9"/>
     <w:multiLevelType w:val="hybridMultilevel"/>
     <w:tmpl w:val="A2F046EE"/>
@@ -22916,7 +23086,7 @@
       </w:rPr>
     </w:lvl>
   </w:abstractNum>
-  <w:abstractNum w:abstractNumId="8" w15:restartNumberingAfterBreak="0">
+  <w:abstractNum w:abstractNumId="9" w15:restartNumberingAfterBreak="0">
     <w:nsid w:val="0DE94E6F"/>
     <w:multiLevelType w:val="hybridMultilevel"/>
     <w:tmpl w:val="9086F43A"/>
@@ -23005,7 +23175,7 @@
       </w:pPr>
     </w:lvl>
   </w:abstractNum>
-  <w:abstractNum w:abstractNumId="9" w15:restartNumberingAfterBreak="0">
+  <w:abstractNum w:abstractNumId="10" w15:restartNumberingAfterBreak="0">
     <w:nsid w:val="10C508F0"/>
     <w:multiLevelType w:val="multilevel"/>
     <w:tmpl w:val="D3F291B4"/>
@@ -23154,7 +23324,7 @@
       </w:rPr>
     </w:lvl>
   </w:abstractNum>
-  <w:abstractNum w:abstractNumId="10" w15:restartNumberingAfterBreak="0">
+  <w:abstractNum w:abstractNumId="11" w15:restartNumberingAfterBreak="0">
     <w:nsid w:val="11441934"/>
     <w:multiLevelType w:val="hybridMultilevel"/>
     <w:tmpl w:val="CED66964"/>
@@ -23267,7 +23437,7 @@
       </w:rPr>
     </w:lvl>
   </w:abstractNum>
-  <w:abstractNum w:abstractNumId="11" w15:restartNumberingAfterBreak="0">
+  <w:abstractNum w:abstractNumId="12" w15:restartNumberingAfterBreak="0">
     <w:nsid w:val="124A41BE"/>
     <w:multiLevelType w:val="hybridMultilevel"/>
     <w:tmpl w:val="A6E66F96"/>
@@ -23380,7 +23550,7 @@
       </w:rPr>
     </w:lvl>
   </w:abstractNum>
-  <w:abstractNum w:abstractNumId="12" w15:restartNumberingAfterBreak="0">
+  <w:abstractNum w:abstractNumId="13" w15:restartNumberingAfterBreak="0">
     <w:nsid w:val="127952B8"/>
     <w:multiLevelType w:val="hybridMultilevel"/>
     <w:tmpl w:val="6B5C1BD4"/>
@@ -23493,7 +23663,7 @@
       </w:rPr>
     </w:lvl>
   </w:abstractNum>
-  <w:abstractNum w:abstractNumId="13" w15:restartNumberingAfterBreak="0">
+  <w:abstractNum w:abstractNumId="14" w15:restartNumberingAfterBreak="0">
     <w:nsid w:val="135601AD"/>
     <w:multiLevelType w:val="hybridMultilevel"/>
     <w:tmpl w:val="5D8C52EA"/>
@@ -23606,7 +23776,7 @@
       </w:rPr>
     </w:lvl>
   </w:abstractNum>
-  <w:abstractNum w:abstractNumId="14" w15:restartNumberingAfterBreak="0">
+  <w:abstractNum w:abstractNumId="15" w15:restartNumberingAfterBreak="0">
     <w:nsid w:val="1489075D"/>
     <w:multiLevelType w:val="multilevel"/>
     <w:tmpl w:val="66C64796"/>
@@ -23728,7 +23898,7 @@
       </w:rPr>
     </w:lvl>
   </w:abstractNum>
-  <w:abstractNum w:abstractNumId="15" w15:restartNumberingAfterBreak="0">
+  <w:abstractNum w:abstractNumId="16" w15:restartNumberingAfterBreak="0">
     <w:nsid w:val="14ED6D40"/>
     <w:multiLevelType w:val="hybridMultilevel"/>
     <w:tmpl w:val="BB622FA0"/>
@@ -23841,7 +24011,7 @@
       </w:rPr>
     </w:lvl>
   </w:abstractNum>
-  <w:abstractNum w:abstractNumId="16" w15:restartNumberingAfterBreak="0">
+  <w:abstractNum w:abstractNumId="17" w15:restartNumberingAfterBreak="0">
     <w:nsid w:val="16AC0594"/>
     <w:multiLevelType w:val="multilevel"/>
     <w:tmpl w:val="E6E46C7C"/>
@@ -23990,7 +24160,7 @@
       </w:rPr>
     </w:lvl>
   </w:abstractNum>
-  <w:abstractNum w:abstractNumId="17" w15:restartNumberingAfterBreak="0">
+  <w:abstractNum w:abstractNumId="18" w15:restartNumberingAfterBreak="0">
     <w:nsid w:val="185F1BE0"/>
     <w:multiLevelType w:val="hybridMultilevel"/>
     <w:tmpl w:val="0CA43B94"/>
@@ -24103,7 +24273,123 @@
       </w:rPr>
     </w:lvl>
   </w:abstractNum>
-  <w:abstractNum w:abstractNumId="18" w15:restartNumberingAfterBreak="0">
+  <w:abstractNum w:abstractNumId="19" w15:restartNumberingAfterBreak="0">
+    <w:nsid w:val="1A666FB8"/>
+    <w:multiLevelType w:val="multilevel"/>
+    <w:tmpl w:val="E2D6D26E"/>
+    <w:lvl w:ilvl="0">
+      <w:start w:val="3"/>
+      <w:numFmt w:val="decimal"/>
+      <w:lvlText w:val="%1."/>
+      <w:lvlJc w:val="left"/>
+      <w:pPr>
+        <w:ind w:left="540" w:hanging="540"/>
+      </w:pPr>
+      <w:rPr>
+        <w:rFonts w:hint="default"/>
+      </w:rPr>
+    </w:lvl>
+    <w:lvl w:ilvl="1">
+      <w:start w:val="1"/>
+      <w:numFmt w:val="decimal"/>
+      <w:lvlText w:val="%1.%2."/>
+      <w:lvlJc w:val="left"/>
+      <w:pPr>
+        <w:ind w:left="540" w:hanging="540"/>
+      </w:pPr>
+      <w:rPr>
+        <w:rFonts w:hint="default"/>
+      </w:rPr>
+    </w:lvl>
+    <w:lvl w:ilvl="2">
+      <w:start w:val="3"/>
+      <w:numFmt w:val="decimal"/>
+      <w:lvlText w:val="%1.%2.%3."/>
+      <w:lvlJc w:val="left"/>
+      <w:pPr>
+        <w:ind w:left="720" w:hanging="720"/>
+      </w:pPr>
+      <w:rPr>
+        <w:rFonts w:hint="default"/>
+        <w:color w:val="auto"/>
+        <w:sz w:val="24"/>
+        <w:szCs w:val="24"/>
+      </w:rPr>
+    </w:lvl>
+    <w:lvl w:ilvl="3">
+      <w:start w:val="1"/>
+      <w:numFmt w:val="decimal"/>
+      <w:lvlText w:val="%1.%2.%3.%4."/>
+      <w:lvlJc w:val="left"/>
+      <w:pPr>
+        <w:ind w:left="720" w:hanging="720"/>
+      </w:pPr>
+      <w:rPr>
+        <w:rFonts w:hint="default"/>
+      </w:rPr>
+    </w:lvl>
+    <w:lvl w:ilvl="4">
+      <w:start w:val="1"/>
+      <w:numFmt w:val="decimal"/>
+      <w:lvlText w:val="%1.%2.%3.%4.%5."/>
+      <w:lvlJc w:val="left"/>
+      <w:pPr>
+        <w:ind w:left="1080" w:hanging="1080"/>
+      </w:pPr>
+      <w:rPr>
+        <w:rFonts w:hint="default"/>
+      </w:rPr>
+    </w:lvl>
+    <w:lvl w:ilvl="5">
+      <w:start w:val="1"/>
+      <w:numFmt w:val="decimal"/>
+      <w:lvlText w:val="%1.%2.%3.%4.%5.%6."/>
+      <w:lvlJc w:val="left"/>
+      <w:pPr>
+        <w:ind w:left="1080" w:hanging="1080"/>
+      </w:pPr>
+      <w:rPr>
+        <w:rFonts w:hint="default"/>
+      </w:rPr>
+    </w:lvl>
+    <w:lvl w:ilvl="6">
+      <w:start w:val="1"/>
+      <w:numFmt w:val="decimal"/>
+      <w:lvlText w:val="%1.%2.%3.%4.%5.%6.%7."/>
+      <w:lvlJc w:val="left"/>
+      <w:pPr>
+        <w:ind w:left="1440" w:hanging="1440"/>
+      </w:pPr>
+      <w:rPr>
+        <w:rFonts w:hint="default"/>
+      </w:rPr>
+    </w:lvl>
+    <w:lvl w:ilvl="7">
+      <w:start w:val="1"/>
+      <w:numFmt w:val="decimal"/>
+      <w:lvlText w:val="%1.%2.%3.%4.%5.%6.%7.%8."/>
+      <w:lvlJc w:val="left"/>
+      <w:pPr>
+        <w:ind w:left="1440" w:hanging="1440"/>
+      </w:pPr>
+      <w:rPr>
+        <w:rFonts w:hint="default"/>
+      </w:rPr>
+    </w:lvl>
+    <w:lvl w:ilvl="8">
+      <w:start w:val="1"/>
+      <w:numFmt w:val="decimal"/>
+      <w:lvlText w:val="%1.%2.%3.%4.%5.%6.%7.%8.%9."/>
+      <w:lvlJc w:val="left"/>
+      <w:pPr>
+        <w:ind w:left="1800" w:hanging="1800"/>
+      </w:pPr>
+      <w:rPr>
+        <w:rFonts w:hint="default"/>
+      </w:rPr>
+    </w:lvl>
+  </w:abstractNum>
+  <w:abstractNum w:abstractNumId="20" w15:restartNumberingAfterBreak="0">
     <w:nsid w:val="20411500"/>
     <w:multiLevelType w:val="hybridMultilevel"/>
     <w:tmpl w:val="B600B21A"/>
@@ -24216,7 +24502,7 @@
       </w:rPr>
     </w:lvl>
   </w:abstractNum>
-  <w:abstractNum w:abstractNumId="19" w15:restartNumberingAfterBreak="0">
+  <w:abstractNum w:abstractNumId="21" w15:restartNumberingAfterBreak="0">
     <w:nsid w:val="214D3623"/>
     <w:multiLevelType w:val="hybridMultilevel"/>
     <w:tmpl w:val="1E505F04"/>
@@ -24329,7 +24615,7 @@
       </w:rPr>
     </w:lvl>
   </w:abstractNum>
-  <w:abstractNum w:abstractNumId="20" w15:restartNumberingAfterBreak="0">
+  <w:abstractNum w:abstractNumId="22" w15:restartNumberingAfterBreak="0">
     <w:nsid w:val="216D03C3"/>
     <w:multiLevelType w:val="multilevel"/>
     <w:tmpl w:val="A7F05038"/>
@@ -24478,7 +24764,7 @@
       </w:rPr>
     </w:lvl>
   </w:abstractNum>
-  <w:abstractNum w:abstractNumId="21" w15:restartNumberingAfterBreak="0">
+  <w:abstractNum w:abstractNumId="23" w15:restartNumberingAfterBreak="0">
     <w:nsid w:val="21834808"/>
     <w:multiLevelType w:val="multilevel"/>
     <w:tmpl w:val="26F86ED6"/>
@@ -24591,7 +24877,7 @@
       </w:rPr>
     </w:lvl>
   </w:abstractNum>
-  <w:abstractNum w:abstractNumId="22" w15:restartNumberingAfterBreak="0">
+  <w:abstractNum w:abstractNumId="24" w15:restartNumberingAfterBreak="0">
     <w:nsid w:val="225F400A"/>
     <w:multiLevelType w:val="hybridMultilevel"/>
     <w:tmpl w:val="07F488B2"/>
@@ -24803,7 +25089,7 @@
       </w:rPr>
     </w:lvl>
   </w:abstractNum>
-  <w:abstractNum w:abstractNumId="23" w15:restartNumberingAfterBreak="0">
+  <w:abstractNum w:abstractNumId="25" w15:restartNumberingAfterBreak="0">
     <w:nsid w:val="245A4321"/>
     <w:multiLevelType w:val="multilevel"/>
     <w:tmpl w:val="1ACA1FBA"/>
@@ -24952,7 +25238,7 @@
       </w:rPr>
     </w:lvl>
   </w:abstractNum>
-  <w:abstractNum w:abstractNumId="24" w15:restartNumberingAfterBreak="0">
+  <w:abstractNum w:abstractNumId="26" w15:restartNumberingAfterBreak="0">
     <w:nsid w:val="270B79D2"/>
     <w:multiLevelType w:val="multilevel"/>
     <w:tmpl w:val="8FE8581E"/>
@@ -25065,7 +25351,7 @@
       </w:rPr>
     </w:lvl>
   </w:abstractNum>
-  <w:abstractNum w:abstractNumId="25" w15:restartNumberingAfterBreak="0">
+  <w:abstractNum w:abstractNumId="27" w15:restartNumberingAfterBreak="0">
     <w:nsid w:val="2ABC36DE"/>
     <w:multiLevelType w:val="hybridMultilevel"/>
     <w:tmpl w:val="5DD670BC"/>
@@ -25178,7 +25464,7 @@
       </w:rPr>
     </w:lvl>
   </w:abstractNum>
-  <w:abstractNum w:abstractNumId="26" w15:restartNumberingAfterBreak="0">
+  <w:abstractNum w:abstractNumId="28" w15:restartNumberingAfterBreak="0">
     <w:nsid w:val="2B8E19FD"/>
     <w:multiLevelType w:val="multilevel"/>
     <w:tmpl w:val="6E261D0E"/>
@@ -25291,7 +25577,7 @@
       </w:rPr>
     </w:lvl>
   </w:abstractNum>
-  <w:abstractNum w:abstractNumId="27" w15:restartNumberingAfterBreak="0">
+  <w:abstractNum w:abstractNumId="29" w15:restartNumberingAfterBreak="0">
     <w:nsid w:val="2F841565"/>
     <w:multiLevelType w:val="hybridMultilevel"/>
     <w:tmpl w:val="F57C52C2"/>
@@ -25404,7 +25690,7 @@
       </w:rPr>
     </w:lvl>
   </w:abstractNum>
-  <w:abstractNum w:abstractNumId="28" w15:restartNumberingAfterBreak="0">
+  <w:abstractNum w:abstractNumId="30" w15:restartNumberingAfterBreak="0">
     <w:nsid w:val="2F8B10D7"/>
     <w:multiLevelType w:val="multilevel"/>
     <w:tmpl w:val="72409D92"/>
@@ -25553,7 +25839,7 @@
       </w:rPr>
     </w:lvl>
   </w:abstractNum>
-  <w:abstractNum w:abstractNumId="29" w15:restartNumberingAfterBreak="0">
+  <w:abstractNum w:abstractNumId="31" w15:restartNumberingAfterBreak="0">
     <w:nsid w:val="305C7831"/>
     <w:multiLevelType w:val="multilevel"/>
     <w:tmpl w:val="722EAAE0"/>
@@ -25666,7 +25952,7 @@
       </w:rPr>
     </w:lvl>
   </w:abstractNum>
-  <w:abstractNum w:abstractNumId="30" w15:restartNumberingAfterBreak="0">
+  <w:abstractNum w:abstractNumId="32" w15:restartNumberingAfterBreak="0">
     <w:nsid w:val="31513425"/>
     <w:multiLevelType w:val="hybridMultilevel"/>
     <w:tmpl w:val="838E44F0"/>
@@ -25779,7 +26065,7 @@
       </w:rPr>
     </w:lvl>
   </w:abstractNum>
-  <w:abstractNum w:abstractNumId="31" w15:restartNumberingAfterBreak="0">
+  <w:abstractNum w:abstractNumId="33" w15:restartNumberingAfterBreak="0">
     <w:nsid w:val="33051578"/>
     <w:multiLevelType w:val="multilevel"/>
     <w:tmpl w:val="8AEE39A2"/>
@@ -25928,7 +26214,7 @@
       </w:rPr>
     </w:lvl>
   </w:abstractNum>
-  <w:abstractNum w:abstractNumId="32" w15:restartNumberingAfterBreak="0">
+  <w:abstractNum w:abstractNumId="34" w15:restartNumberingAfterBreak="0">
     <w:nsid w:val="37C07515"/>
     <w:multiLevelType w:val="multilevel"/>
     <w:tmpl w:val="CCAA3D8A"/>
@@ -26087,7 +26373,7 @@
       </w:rPr>
     </w:lvl>
   </w:abstractNum>
-  <w:abstractNum w:abstractNumId="33" w15:restartNumberingAfterBreak="0">
+  <w:abstractNum w:abstractNumId="35" w15:restartNumberingAfterBreak="0">
     <w:nsid w:val="37F61A40"/>
     <w:multiLevelType w:val="hybridMultilevel"/>
     <w:tmpl w:val="264C8324"/>
@@ -26200,7 +26486,7 @@
       </w:rPr>
     </w:lvl>
   </w:abstractNum>
-  <w:abstractNum w:abstractNumId="34" w15:restartNumberingAfterBreak="0">
+  <w:abstractNum w:abstractNumId="36" w15:restartNumberingAfterBreak="0">
     <w:nsid w:val="39966374"/>
     <w:multiLevelType w:val="hybridMultilevel"/>
     <w:tmpl w:val="2D2C60F8"/>
@@ -26289,7 +26575,7 @@
       </w:pPr>
     </w:lvl>
   </w:abstractNum>
-  <w:abstractNum w:abstractNumId="35" w15:restartNumberingAfterBreak="0">
+  <w:abstractNum w:abstractNumId="37" w15:restartNumberingAfterBreak="0">
     <w:nsid w:val="39B10791"/>
     <w:multiLevelType w:val="hybridMultilevel"/>
     <w:tmpl w:val="3CEC727A"/>
@@ -26501,7 +26787,7 @@
       </w:rPr>
     </w:lvl>
   </w:abstractNum>
-  <w:abstractNum w:abstractNumId="36" w15:restartNumberingAfterBreak="0">
+  <w:abstractNum w:abstractNumId="38" w15:restartNumberingAfterBreak="0">
     <w:nsid w:val="3B6D1317"/>
     <w:multiLevelType w:val="hybridMultilevel"/>
     <w:tmpl w:val="19F068AE"/>
@@ -26614,7 +26900,7 @@
       </w:rPr>
     </w:lvl>
   </w:abstractNum>
-  <w:abstractNum w:abstractNumId="37" w15:restartNumberingAfterBreak="0">
+  <w:abstractNum w:abstractNumId="39" w15:restartNumberingAfterBreak="0">
     <w:nsid w:val="40EE34B4"/>
     <w:multiLevelType w:val="multilevel"/>
     <w:tmpl w:val="132E522A"/>
@@ -26727,7 +27013,120 @@
       </w:rPr>
     </w:lvl>
   </w:abstractNum>
-  <w:abstractNum w:abstractNumId="38" w15:restartNumberingAfterBreak="0">
+  <w:abstractNum w:abstractNumId="40" w15:restartNumberingAfterBreak="0">
+    <w:nsid w:val="41855678"/>
+    <w:multiLevelType w:val="multilevel"/>
+    <w:tmpl w:val="FD229CBE"/>
+    <w:lvl w:ilvl="0">
+      <w:start w:val="6"/>
+      <w:numFmt w:val="decimal"/>
+      <w:lvlText w:val="%1."/>
+      <w:lvlJc w:val="left"/>
+      <w:pPr>
+        <w:ind w:left="450" w:hanging="450"/>
+      </w:pPr>
+      <w:rPr>
+        <w:rFonts w:hint="default"/>
+      </w:rPr>
+    </w:lvl>
+    <w:lvl w:ilvl="1">
+      <w:start w:val="2"/>
+      <w:numFmt w:val="decimal"/>
+      <w:lvlText w:val="%1.%2."/>
+      <w:lvlJc w:val="left"/>
+      <w:pPr>
+        <w:ind w:left="720" w:hanging="720"/>
+      </w:pPr>
+      <w:rPr>
+        <w:rFonts w:hint="default"/>
+      </w:rPr>
+    </w:lvl>
+    <w:lvl w:ilvl="2">
+      <w:start w:val="1"/>
+      <w:numFmt w:val="decimal"/>
+      <w:lvlText w:val="%1.%2.%3."/>
+      <w:lvlJc w:val="left"/>
+      <w:pPr>
+        <w:ind w:left="720" w:hanging="720"/>
+      </w:pPr>
+      <w:rPr>
+        <w:rFonts w:hint="default"/>
+      </w:rPr>
+    </w:lvl>
+    <w:lvl w:ilvl="3">
+      <w:start w:val="1"/>
+      <w:numFmt w:val="decimal"/>
+      <w:lvlText w:val="%1.%2.%3.%4."/>
+      <w:lvlJc w:val="left"/>
+      <w:pPr>
+        <w:ind w:left="1080" w:hanging="1080"/>
+      </w:pPr>
+      <w:rPr>
+        <w:rFonts w:hint="default"/>
+      </w:rPr>
+    </w:lvl>
+    <w:lvl w:ilvl="4">
+      <w:start w:val="1"/>
+      <w:numFmt w:val="decimal"/>
+      <w:lvlText w:val="%1.%2.%3.%4.%5."/>
+      <w:lvlJc w:val="left"/>
+      <w:pPr>
+        <w:ind w:left="1080" w:hanging="1080"/>
+      </w:pPr>
+      <w:rPr>
+        <w:rFonts w:hint="default"/>
+      </w:rPr>
+    </w:lvl>
+    <w:lvl w:ilvl="5">
+      <w:start w:val="1"/>
+      <w:numFmt w:val="decimal"/>
+      <w:lvlText w:val="%1.%2.%3.%4.%5.%6."/>
+      <w:lvlJc w:val="left"/>
+      <w:pPr>
+        <w:ind w:left="1440" w:hanging="1440"/>
+      </w:pPr>
+      <w:rPr>
+        <w:rFonts w:hint="default"/>
+      </w:rPr>
+    </w:lvl>
+    <w:lvl w:ilvl="6">
+      <w:start w:val="1"/>
+      <w:numFmt w:val="decimal"/>
+      <w:lvlText w:val="%1.%2.%3.%4.%5.%6.%7."/>
+      <w:lvlJc w:val="left"/>
+      <w:pPr>
+        <w:ind w:left="1800" w:hanging="1800"/>
+      </w:pPr>
+      <w:rPr>
+        <w:rFonts w:hint="default"/>
+      </w:rPr>
+    </w:lvl>
+    <w:lvl w:ilvl="7">
+      <w:start w:val="1"/>
+      <w:numFmt w:val="decimal"/>
+      <w:lvlText w:val="%1.%2.%3.%4.%5.%6.%7.%8."/>
+      <w:lvlJc w:val="left"/>
+      <w:pPr>
+        <w:ind w:left="1800" w:hanging="1800"/>
+      </w:pPr>
+      <w:rPr>
+        <w:rFonts w:hint="default"/>
+      </w:rPr>
+    </w:lvl>
+    <w:lvl w:ilvl="8">
+      <w:start w:val="1"/>
+      <w:numFmt w:val="decimal"/>
+      <w:lvlText w:val="%1.%2.%3.%4.%5.%6.%7.%8.%9."/>
+      <w:lvlJc w:val="left"/>
+      <w:pPr>
+        <w:ind w:left="2160" w:hanging="2160"/>
+      </w:pPr>
+      <w:rPr>
+        <w:rFonts w:hint="default"/>
+      </w:rPr>
+    </w:lvl>
+  </w:abstractNum>
+  <w:abstractNum w:abstractNumId="41" w15:restartNumberingAfterBreak="0">
     <w:nsid w:val="4740310C"/>
     <w:multiLevelType w:val="multilevel"/>
     <w:tmpl w:val="9D1CD51E"/>
@@ -26840,7 +27239,7 @@
       </w:rPr>
     </w:lvl>
   </w:abstractNum>
-  <w:abstractNum w:abstractNumId="39" w15:restartNumberingAfterBreak="0">
+  <w:abstractNum w:abstractNumId="42" w15:restartNumberingAfterBreak="0">
     <w:nsid w:val="4837288B"/>
     <w:multiLevelType w:val="hybridMultilevel"/>
     <w:tmpl w:val="0B3C3F56"/>
@@ -26953,7 +27352,7 @@
       </w:rPr>
     </w:lvl>
   </w:abstractNum>
-  <w:abstractNum w:abstractNumId="40" w15:restartNumberingAfterBreak="0">
+  <w:abstractNum w:abstractNumId="43" w15:restartNumberingAfterBreak="0">
     <w:nsid w:val="488D7F76"/>
     <w:multiLevelType w:val="multilevel"/>
     <w:tmpl w:val="613A7204"/>
@@ -27066,7 +27465,7 @@
       </w:rPr>
     </w:lvl>
   </w:abstractNum>
-  <w:abstractNum w:abstractNumId="41" w15:restartNumberingAfterBreak="0">
+  <w:abstractNum w:abstractNumId="44" w15:restartNumberingAfterBreak="0">
     <w:nsid w:val="4A380598"/>
     <w:multiLevelType w:val="hybridMultilevel"/>
     <w:tmpl w:val="815669D2"/>
@@ -27155,7 +27554,7 @@
       </w:pPr>
     </w:lvl>
   </w:abstractNum>
-  <w:abstractNum w:abstractNumId="42" w15:restartNumberingAfterBreak="0">
+  <w:abstractNum w:abstractNumId="45" w15:restartNumberingAfterBreak="0">
     <w:nsid w:val="4B1F335A"/>
     <w:multiLevelType w:val="hybridMultilevel"/>
     <w:tmpl w:val="4A3EB052"/>
@@ -27268,7 +27667,7 @@
       </w:rPr>
     </w:lvl>
   </w:abstractNum>
-  <w:abstractNum w:abstractNumId="43" w15:restartNumberingAfterBreak="0">
+  <w:abstractNum w:abstractNumId="46" w15:restartNumberingAfterBreak="0">
     <w:nsid w:val="4D2727DF"/>
     <w:multiLevelType w:val="hybridMultilevel"/>
     <w:tmpl w:val="8F24C202"/>
@@ -27381,7 +27780,7 @@
       </w:rPr>
     </w:lvl>
   </w:abstractNum>
-  <w:abstractNum w:abstractNumId="44" w15:restartNumberingAfterBreak="0">
+  <w:abstractNum w:abstractNumId="47" w15:restartNumberingAfterBreak="0">
     <w:nsid w:val="51C06CD0"/>
     <w:multiLevelType w:val="multilevel"/>
     <w:tmpl w:val="85488F0A"/>
@@ -27494,7 +27893,7 @@
       </w:rPr>
     </w:lvl>
   </w:abstractNum>
-  <w:abstractNum w:abstractNumId="45" w15:restartNumberingAfterBreak="0">
+  <w:abstractNum w:abstractNumId="48" w15:restartNumberingAfterBreak="0">
     <w:nsid w:val="52641A00"/>
     <w:multiLevelType w:val="multilevel"/>
     <w:tmpl w:val="4BA0C16E"/>
@@ -27643,7 +28042,7 @@
       </w:rPr>
     </w:lvl>
   </w:abstractNum>
-  <w:abstractNum w:abstractNumId="46" w15:restartNumberingAfterBreak="0">
+  <w:abstractNum w:abstractNumId="49" w15:restartNumberingAfterBreak="0">
     <w:nsid w:val="558C31B7"/>
     <w:multiLevelType w:val="hybridMultilevel"/>
     <w:tmpl w:val="FE9C70D2"/>
@@ -27756,7 +28155,7 @@
       </w:rPr>
     </w:lvl>
   </w:abstractNum>
-  <w:abstractNum w:abstractNumId="47" w15:restartNumberingAfterBreak="0">
+  <w:abstractNum w:abstractNumId="50" w15:restartNumberingAfterBreak="0">
     <w:nsid w:val="56C74A69"/>
     <w:multiLevelType w:val="hybridMultilevel"/>
     <w:tmpl w:val="7CE852DE"/>
@@ -27869,7 +28268,7 @@
       </w:rPr>
     </w:lvl>
   </w:abstractNum>
-  <w:abstractNum w:abstractNumId="48" w15:restartNumberingAfterBreak="0">
+  <w:abstractNum w:abstractNumId="51" w15:restartNumberingAfterBreak="0">
     <w:nsid w:val="5AC61F4C"/>
     <w:multiLevelType w:val="hybridMultilevel"/>
     <w:tmpl w:val="C46260D8"/>
@@ -27958,7 +28357,7 @@
       </w:pPr>
     </w:lvl>
   </w:abstractNum>
-  <w:abstractNum w:abstractNumId="49" w15:restartNumberingAfterBreak="0">
+  <w:abstractNum w:abstractNumId="52" w15:restartNumberingAfterBreak="0">
     <w:nsid w:val="5B4E184D"/>
     <w:multiLevelType w:val="hybridMultilevel"/>
     <w:tmpl w:val="7B003CC8"/>
@@ -28071,7 +28470,7 @@
       </w:rPr>
     </w:lvl>
   </w:abstractNum>
-  <w:abstractNum w:abstractNumId="50" w15:restartNumberingAfterBreak="0">
+  <w:abstractNum w:abstractNumId="53" w15:restartNumberingAfterBreak="0">
     <w:nsid w:val="5E1758F4"/>
     <w:multiLevelType w:val="hybridMultilevel"/>
     <w:tmpl w:val="84B0C106"/>
@@ -28184,7 +28583,7 @@
       </w:rPr>
     </w:lvl>
   </w:abstractNum>
-  <w:abstractNum w:abstractNumId="51" w15:restartNumberingAfterBreak="0">
+  <w:abstractNum w:abstractNumId="54" w15:restartNumberingAfterBreak="0">
     <w:nsid w:val="62617E07"/>
     <w:multiLevelType w:val="hybridMultilevel"/>
     <w:tmpl w:val="4A3A0680"/>
@@ -28297,7 +28696,7 @@
       </w:rPr>
     </w:lvl>
   </w:abstractNum>
-  <w:abstractNum w:abstractNumId="52" w15:restartNumberingAfterBreak="0">
+  <w:abstractNum w:abstractNumId="55" w15:restartNumberingAfterBreak="0">
     <w:nsid w:val="6574653C"/>
     <w:multiLevelType w:val="multilevel"/>
     <w:tmpl w:val="EB22354E"/>
@@ -28410,7 +28809,7 @@
       </w:rPr>
     </w:lvl>
   </w:abstractNum>
-  <w:abstractNum w:abstractNumId="53" w15:restartNumberingAfterBreak="0">
+  <w:abstractNum w:abstractNumId="56" w15:restartNumberingAfterBreak="0">
     <w:nsid w:val="657E5BED"/>
     <w:multiLevelType w:val="hybridMultilevel"/>
     <w:tmpl w:val="DA581154"/>
@@ -28523,7 +28922,7 @@
       </w:rPr>
     </w:lvl>
   </w:abstractNum>
-  <w:abstractNum w:abstractNumId="54" w15:restartNumberingAfterBreak="0">
+  <w:abstractNum w:abstractNumId="57" w15:restartNumberingAfterBreak="0">
     <w:nsid w:val="66EA6000"/>
     <w:multiLevelType w:val="hybridMultilevel"/>
     <w:tmpl w:val="43AC6B74"/>
@@ -28647,7 +29046,7 @@
       </w:rPr>
     </w:lvl>
   </w:abstractNum>
-  <w:abstractNum w:abstractNumId="55" w15:restartNumberingAfterBreak="0">
+  <w:abstractNum w:abstractNumId="58" w15:restartNumberingAfterBreak="0">
     <w:nsid w:val="67F01CCF"/>
     <w:multiLevelType w:val="hybridMultilevel"/>
     <w:tmpl w:val="D7185FEE"/>
@@ -28760,7 +29159,7 @@
       </w:rPr>
     </w:lvl>
   </w:abstractNum>
-  <w:abstractNum w:abstractNumId="56" w15:restartNumberingAfterBreak="0">
+  <w:abstractNum w:abstractNumId="59" w15:restartNumberingAfterBreak="0">
     <w:nsid w:val="68DE5907"/>
     <w:multiLevelType w:val="hybridMultilevel"/>
     <w:tmpl w:val="6C82325A"/>
@@ -28873,7 +29272,7 @@
       </w:rPr>
     </w:lvl>
   </w:abstractNum>
-  <w:abstractNum w:abstractNumId="57" w15:restartNumberingAfterBreak="0">
+  <w:abstractNum w:abstractNumId="60" w15:restartNumberingAfterBreak="0">
     <w:nsid w:val="69677010"/>
     <w:multiLevelType w:val="multilevel"/>
     <w:tmpl w:val="FD4838EC"/>
@@ -29002,7 +29401,7 @@
       </w:rPr>
     </w:lvl>
   </w:abstractNum>
-  <w:abstractNum w:abstractNumId="58" w15:restartNumberingAfterBreak="0">
+  <w:abstractNum w:abstractNumId="61" w15:restartNumberingAfterBreak="0">
     <w:nsid w:val="6F2C2E27"/>
     <w:multiLevelType w:val="multilevel"/>
     <w:tmpl w:val="EB246934"/>
@@ -29123,7 +29522,7 @@
       </w:rPr>
     </w:lvl>
   </w:abstractNum>
-  <w:abstractNum w:abstractNumId="59" w15:restartNumberingAfterBreak="0">
+  <w:abstractNum w:abstractNumId="62" w15:restartNumberingAfterBreak="0">
     <w:nsid w:val="6F4868F5"/>
     <w:multiLevelType w:val="hybridMultilevel"/>
     <w:tmpl w:val="80A4A744"/>
@@ -29236,7 +29635,7 @@
       </w:rPr>
     </w:lvl>
   </w:abstractNum>
-  <w:abstractNum w:abstractNumId="60" w15:restartNumberingAfterBreak="0">
+  <w:abstractNum w:abstractNumId="63" w15:restartNumberingAfterBreak="0">
     <w:nsid w:val="6FA54F6D"/>
     <w:multiLevelType w:val="hybridMultilevel"/>
     <w:tmpl w:val="68A4BC2C"/>
@@ -29349,7 +29748,7 @@
       </w:rPr>
     </w:lvl>
   </w:abstractNum>
-  <w:abstractNum w:abstractNumId="61" w15:restartNumberingAfterBreak="0">
+  <w:abstractNum w:abstractNumId="64" w15:restartNumberingAfterBreak="0">
     <w:nsid w:val="6FAE46F0"/>
     <w:multiLevelType w:val="hybridMultilevel"/>
     <w:tmpl w:val="3D6CE79A"/>
@@ -29462,7 +29861,7 @@
       </w:rPr>
     </w:lvl>
   </w:abstractNum>
-  <w:abstractNum w:abstractNumId="62" w15:restartNumberingAfterBreak="0">
+  <w:abstractNum w:abstractNumId="65" w15:restartNumberingAfterBreak="0">
     <w:nsid w:val="71E067AA"/>
     <w:multiLevelType w:val="hybridMultilevel"/>
     <w:tmpl w:val="F7146558"/>
@@ -29552,7 +29951,7 @@
       </w:pPr>
     </w:lvl>
   </w:abstractNum>
-  <w:abstractNum w:abstractNumId="63" w15:restartNumberingAfterBreak="0">
+  <w:abstractNum w:abstractNumId="66" w15:restartNumberingAfterBreak="0">
     <w:nsid w:val="722B3709"/>
     <w:multiLevelType w:val="hybridMultilevel"/>
     <w:tmpl w:val="0736FD34"/>
@@ -29665,7 +30064,7 @@
       </w:rPr>
     </w:lvl>
   </w:abstractNum>
-  <w:abstractNum w:abstractNumId="64" w15:restartNumberingAfterBreak="0">
+  <w:abstractNum w:abstractNumId="67" w15:restartNumberingAfterBreak="0">
     <w:nsid w:val="783550AC"/>
     <w:multiLevelType w:val="hybridMultilevel"/>
     <w:tmpl w:val="3D74EF40"/>
@@ -29778,7 +30177,7 @@
       </w:rPr>
     </w:lvl>
   </w:abstractNum>
-  <w:abstractNum w:abstractNumId="65" w15:restartNumberingAfterBreak="0">
+  <w:abstractNum w:abstractNumId="68" w15:restartNumberingAfterBreak="0">
     <w:nsid w:val="7C4D5C98"/>
     <w:multiLevelType w:val="multilevel"/>
     <w:tmpl w:val="A6E89154"/>
@@ -29923,7 +30322,7 @@
       </w:rPr>
     </w:lvl>
   </w:abstractNum>
-  <w:abstractNum w:abstractNumId="66" w15:restartNumberingAfterBreak="0">
+  <w:abstractNum w:abstractNumId="69" w15:restartNumberingAfterBreak="0">
     <w:nsid w:val="7CE94585"/>
     <w:multiLevelType w:val="hybridMultilevel"/>
     <w:tmpl w:val="75E44AD6"/>
@@ -30037,205 +30436,214 @@
     </w:lvl>
   </w:abstractNum>
   <w:num w:numId="1" w16cid:durableId="709695964">
-    <w:abstractNumId w:val="58"/>
+    <w:abstractNumId w:val="61"/>
   </w:num>
   <w:num w:numId="2" w16cid:durableId="1024401532">
-    <w:abstractNumId w:val="22"/>
+    <w:abstractNumId w:val="24"/>
   </w:num>
   <w:num w:numId="3" w16cid:durableId="1648044932">
-    <w:abstractNumId w:val="47"/>
+    <w:abstractNumId w:val="50"/>
   </w:num>
   <w:num w:numId="4" w16cid:durableId="2082635108">
-    <w:abstractNumId w:val="35"/>
+    <w:abstractNumId w:val="37"/>
   </w:num>
   <w:num w:numId="5" w16cid:durableId="2030063320">
+    <w:abstractNumId w:val="57"/>
+  </w:num>
+  <w:num w:numId="6" w16cid:durableId="2006591863">
+    <w:abstractNumId w:val="39"/>
+  </w:num>
+  <w:num w:numId="7" w16cid:durableId="1146583698">
+    <w:abstractNumId w:val="34"/>
+  </w:num>
+  <w:num w:numId="8" w16cid:durableId="1885826516">
     <w:abstractNumId w:val="54"/>
   </w:num>
-  <w:num w:numId="6" w16cid:durableId="2006591863">
-    <w:abstractNumId w:val="37"/>
-  </w:num>
-  <w:num w:numId="7" w16cid:durableId="1146583698">
-    <w:abstractNumId w:val="32"/>
-  </w:num>
-  <w:num w:numId="8" w16cid:durableId="1885826516">
-    <w:abstractNumId w:val="51"/>
-  </w:num>
   <w:num w:numId="9" w16cid:durableId="706878485">
-    <w:abstractNumId w:val="56"/>
+    <w:abstractNumId w:val="59"/>
   </w:num>
   <w:num w:numId="10" w16cid:durableId="2015834358">
+    <w:abstractNumId w:val="14"/>
+  </w:num>
+  <w:num w:numId="11" w16cid:durableId="466164056">
+    <w:abstractNumId w:val="27"/>
+  </w:num>
+  <w:num w:numId="12" w16cid:durableId="712189760">
     <w:abstractNumId w:val="13"/>
   </w:num>
-  <w:num w:numId="11" w16cid:durableId="466164056">
-    <w:abstractNumId w:val="25"/>
-  </w:num>
-  <w:num w:numId="12" w16cid:durableId="712189760">
-    <w:abstractNumId w:val="12"/>
-  </w:num>
   <w:num w:numId="13" w16cid:durableId="311645686">
-    <w:abstractNumId w:val="28"/>
+    <w:abstractNumId w:val="30"/>
   </w:num>
   <w:num w:numId="14" w16cid:durableId="1976257090">
-    <w:abstractNumId w:val="4"/>
+    <w:abstractNumId w:val="5"/>
   </w:num>
   <w:num w:numId="15" w16cid:durableId="1511410244">
-    <w:abstractNumId w:val="45"/>
+    <w:abstractNumId w:val="48"/>
   </w:num>
   <w:num w:numId="16" w16cid:durableId="1438677621">
-    <w:abstractNumId w:val="31"/>
+    <w:abstractNumId w:val="33"/>
   </w:num>
   <w:num w:numId="17" w16cid:durableId="1893230997">
     <w:abstractNumId w:val="1"/>
   </w:num>
   <w:num w:numId="18" w16cid:durableId="1687898927">
-    <w:abstractNumId w:val="5"/>
+    <w:abstractNumId w:val="6"/>
   </w:num>
   <w:num w:numId="19" w16cid:durableId="1023285035">
+    <w:abstractNumId w:val="22"/>
+  </w:num>
+  <w:num w:numId="20" w16cid:durableId="1580826541">
+    <w:abstractNumId w:val="69"/>
+  </w:num>
+  <w:num w:numId="21" w16cid:durableId="60905562">
+    <w:abstractNumId w:val="68"/>
+  </w:num>
+  <w:num w:numId="22" w16cid:durableId="2084177590">
+    <w:abstractNumId w:val="10"/>
+  </w:num>
+  <w:num w:numId="23" w16cid:durableId="299456916">
+    <w:abstractNumId w:val="17"/>
+  </w:num>
+  <w:num w:numId="24" w16cid:durableId="1361129647">
+    <w:abstractNumId w:val="25"/>
+  </w:num>
+  <w:num w:numId="25" w16cid:durableId="1230112368">
+    <w:abstractNumId w:val="7"/>
+  </w:num>
+  <w:num w:numId="26" w16cid:durableId="1266425718">
+    <w:abstractNumId w:val="65"/>
+  </w:num>
+  <w:num w:numId="27" w16cid:durableId="657001242">
+    <w:abstractNumId w:val="36"/>
+  </w:num>
+  <w:num w:numId="28" w16cid:durableId="148519526">
+    <w:abstractNumId w:val="44"/>
+  </w:num>
+  <w:num w:numId="29" w16cid:durableId="1128015235">
+    <w:abstractNumId w:val="49"/>
+  </w:num>
+  <w:num w:numId="30" w16cid:durableId="718675822">
+    <w:abstractNumId w:val="8"/>
+  </w:num>
+  <w:num w:numId="31" w16cid:durableId="1160342251">
+    <w:abstractNumId w:val="18"/>
+  </w:num>
+  <w:num w:numId="32" w16cid:durableId="1208181273">
+    <w:abstractNumId w:val="66"/>
+  </w:num>
+  <w:num w:numId="33" w16cid:durableId="1304001615">
+    <w:abstractNumId w:val="58"/>
+  </w:num>
+  <w:num w:numId="34" w16cid:durableId="410931843">
+    <w:abstractNumId w:val="62"/>
+  </w:num>
+  <w:num w:numId="35" w16cid:durableId="831487018">
+    <w:abstractNumId w:val="21"/>
+  </w:num>
+  <w:num w:numId="36" w16cid:durableId="1305312115">
+    <w:abstractNumId w:val="51"/>
+  </w:num>
+  <w:num w:numId="37" w16cid:durableId="1225338367">
+    <w:abstractNumId w:val="45"/>
+  </w:num>
+  <w:num w:numId="38" w16cid:durableId="838229050">
+    <w:abstractNumId w:val="63"/>
+  </w:num>
+  <w:num w:numId="39" w16cid:durableId="1070806778">
+    <w:abstractNumId w:val="52"/>
+  </w:num>
+  <w:num w:numId="40" w16cid:durableId="388111168">
+    <w:abstractNumId w:val="11"/>
+  </w:num>
+  <w:num w:numId="41" w16cid:durableId="1429109568">
+    <w:abstractNumId w:val="60"/>
+  </w:num>
+  <w:num w:numId="42" w16cid:durableId="554439214">
     <w:abstractNumId w:val="20"/>
   </w:num>
-  <w:num w:numId="20" w16cid:durableId="1580826541">
-    <w:abstractNumId w:val="66"/>
+  <w:num w:numId="43" w16cid:durableId="1768386848">
+    <w:abstractNumId w:val="32"/>
   </w:num>
-  <w:num w:numId="21" w16cid:durableId="60905562">
-    <w:abstractNumId w:val="65"/>
-  </w:num>
-  <w:num w:numId="22" w16cid:durableId="2084177590">
+  <w:num w:numId="44" w16cid:durableId="2130736014">
     <w:abstractNumId w:val="9"/>
   </w:num>
-  <w:num w:numId="23" w16cid:durableId="299456916">
-    <w:abstractNumId w:val="16"/>
+  <w:num w:numId="45" w16cid:durableId="1223712074">
+    <w:abstractNumId w:val="4"/>
   </w:num>
-  <w:num w:numId="24" w16cid:durableId="1361129647">
-    <w:abstractNumId w:val="23"/>
+  <w:num w:numId="46" w16cid:durableId="1373922399">
+    <w:abstractNumId w:val="53"/>
   </w:num>
-  <w:num w:numId="25" w16cid:durableId="1230112368">
-    <w:abstractNumId w:val="6"/>
+  <w:num w:numId="47" w16cid:durableId="1628513148">
+    <w:abstractNumId w:val="12"/>
   </w:num>
-  <w:num w:numId="26" w16cid:durableId="1266425718">
-    <w:abstractNumId w:val="62"/>
+  <w:num w:numId="48" w16cid:durableId="1188956274">
+    <w:abstractNumId w:val="38"/>
   </w:num>
-  <w:num w:numId="27" w16cid:durableId="657001242">
-    <w:abstractNumId w:val="34"/>
+  <w:num w:numId="49" w16cid:durableId="738406052">
+    <w:abstractNumId w:val="67"/>
   </w:num>
-  <w:num w:numId="28" w16cid:durableId="148519526">
-    <w:abstractNumId w:val="41"/>
-  </w:num>
-  <w:num w:numId="29" w16cid:durableId="1128015235">
-    <w:abstractNumId w:val="46"/>
-  </w:num>
-  <w:num w:numId="30" w16cid:durableId="718675822">
-    <w:abstractNumId w:val="7"/>
-  </w:num>
-  <w:num w:numId="31" w16cid:durableId="1160342251">
-    <w:abstractNumId w:val="17"/>
-  </w:num>
-  <w:num w:numId="32" w16cid:durableId="1208181273">
-    <w:abstractNumId w:val="63"/>
-  </w:num>
-  <w:num w:numId="33" w16cid:durableId="1304001615">
-    <w:abstractNumId w:val="55"/>
-  </w:num>
-  <w:num w:numId="34" w16cid:durableId="410931843">
-    <w:abstractNumId w:val="59"/>
-  </w:num>
-  <w:num w:numId="35" w16cid:durableId="831487018">
-    <w:abstractNumId w:val="19"/>
-  </w:num>
-  <w:num w:numId="36" w16cid:durableId="1305312115">
-    <w:abstractNumId w:val="48"/>
-  </w:num>
-  <w:num w:numId="37" w16cid:durableId="1225338367">
+  <w:num w:numId="50" w16cid:durableId="1706297482">
     <w:abstractNumId w:val="42"/>
   </w:num>
-  <w:num w:numId="38" w16cid:durableId="838229050">
-    <w:abstractNumId w:val="60"/>
-  </w:num>
-  <w:num w:numId="39" w16cid:durableId="1070806778">
-    <w:abstractNumId w:val="49"/>
-  </w:num>
-  <w:num w:numId="40" w16cid:durableId="388111168">
-    <w:abstractNumId w:val="10"/>
-  </w:num>
-  <w:num w:numId="41" w16cid:durableId="1429109568">
-    <w:abstractNumId w:val="57"/>
-  </w:num>
-  <w:num w:numId="42" w16cid:durableId="554439214">
-    <w:abstractNumId w:val="18"/>
-  </w:num>
-  <w:num w:numId="43" w16cid:durableId="1768386848">
-    <w:abstractNumId w:val="30"/>
-  </w:num>
-  <w:num w:numId="44" w16cid:durableId="2130736014">
-    <w:abstractNumId w:val="8"/>
-  </w:num>
-  <w:num w:numId="45" w16cid:durableId="1223712074">
-    <w:abstractNumId w:val="3"/>
-  </w:num>
-  <w:num w:numId="46" w16cid:durableId="1373922399">
-    <w:abstractNumId w:val="50"/>
-  </w:num>
-  <w:num w:numId="47" w16cid:durableId="1628513148">
-    <w:abstractNumId w:val="11"/>
-  </w:num>
-  <w:num w:numId="48" w16cid:durableId="1188956274">
-    <w:abstractNumId w:val="36"/>
-  </w:num>
-  <w:num w:numId="49" w16cid:durableId="738406052">
-    <w:abstractNumId w:val="64"/>
-  </w:num>
-  <w:num w:numId="50" w16cid:durableId="1706297482">
-    <w:abstractNumId w:val="39"/>
-  </w:num>
   <w:num w:numId="51" w16cid:durableId="640578454">
-    <w:abstractNumId w:val="15"/>
+    <w:abstractNumId w:val="16"/>
   </w:num>
   <w:num w:numId="52" w16cid:durableId="1213804656">
     <w:abstractNumId w:val="2"/>
   </w:num>
   <w:num w:numId="53" w16cid:durableId="837039206">
-    <w:abstractNumId w:val="61"/>
+    <w:abstractNumId w:val="64"/>
   </w:num>
   <w:num w:numId="54" w16cid:durableId="818377526">
-    <w:abstractNumId w:val="27"/>
+    <w:abstractNumId w:val="29"/>
   </w:num>
   <w:num w:numId="55" w16cid:durableId="1512137924">
-    <w:abstractNumId w:val="14"/>
+    <w:abstractNumId w:val="15"/>
   </w:num>
   <w:num w:numId="56" w16cid:durableId="1775321047">
-    <w:abstractNumId w:val="24"/>
+    <w:abstractNumId w:val="26"/>
   </w:num>
   <w:num w:numId="57" w16cid:durableId="2056614994">
-    <w:abstractNumId w:val="33"/>
+    <w:abstractNumId w:val="35"/>
   </w:num>
   <w:num w:numId="58" w16cid:durableId="1650211865">
-    <w:abstractNumId w:val="43"/>
+    <w:abstractNumId w:val="46"/>
   </w:num>
   <w:num w:numId="59" w16cid:durableId="1717583688">
     <w:abstractNumId w:val="0"/>
   </w:num>
   <w:num w:numId="60" w16cid:durableId="1843886544">
-    <w:abstractNumId w:val="53"/>
+    <w:abstractNumId w:val="56"/>
   </w:num>
   <w:num w:numId="61" w16cid:durableId="1935897427">
-    <w:abstractNumId w:val="44"/>
+    <w:abstractNumId w:val="47"/>
   </w:num>
   <w:num w:numId="62" w16cid:durableId="1038242879">
-    <w:abstractNumId w:val="40"/>
+    <w:abstractNumId w:val="43"/>
   </w:num>
   <w:num w:numId="63" w16cid:durableId="212474156">
-    <w:abstractNumId w:val="26"/>
+    <w:abstractNumId w:val="28"/>
   </w:num>
   <w:num w:numId="64" w16cid:durableId="631516419">
-    <w:abstractNumId w:val="52"/>
+    <w:abstractNumId w:val="55"/>
   </w:num>
   <w:num w:numId="65" w16cid:durableId="1974094353">
-    <w:abstractNumId w:val="29"/>
+    <w:abstractNumId w:val="31"/>
   </w:num>
   <w:num w:numId="66" w16cid:durableId="1169246823">
-    <w:abstractNumId w:val="38"/>
+    <w:abstractNumId w:val="41"/>
   </w:num>
   <w:num w:numId="67" w16cid:durableId="911425097">
-    <w:abstractNumId w:val="21"/>
+    <w:abstractNumId w:val="23"/>
+  </w:num>
+  <w:num w:numId="68" w16cid:durableId="597829067">
+    <w:abstractNumId w:val="3"/>
+  </w:num>
+  <w:num w:numId="69" w16cid:durableId="712193753">
+    <w:abstractNumId w:val="19"/>
+  </w:num>
+  <w:num w:numId="70" w16cid:durableId="1457798255">
+    <w:abstractNumId w:val="40"/>
   </w:num>
 </w:numbering>
 </file>
@@ -30679,7 +31087,7 @@
     <w:uiPriority w:val="9"/>
     <w:unhideWhenUsed/>
     <w:qFormat/>
-    <w:rsid w:val="006B53D4"/>
+    <w:rsid w:val="005370E6"/>
     <w:pPr>
       <w:spacing w:after="160" w:line="278" w:lineRule="auto"/>
       <w:ind w:left="0" w:right="0" w:firstLine="0"/>
@@ -30909,7 +31317,7 @@
     <w:basedOn w:val="Tipodeletrapredefinidodopargrafo"/>
     <w:link w:val="Ttulo2"/>
     <w:uiPriority w:val="9"/>
-    <w:rsid w:val="006B53D4"/>
+    <w:rsid w:val="005370E6"/>
     <w:rPr>
       <w:b/>
       <w:bCs w:val="0"/>
